--- a/QSentinel-Backend-Spec.docx
+++ b/QSentinel-Backend-Spec.docx
@@ -4,43 +4,41 @@
   <w:body>
     <w:p>
       <w:pPr>
-        <w:spacing w:after="40"/>
+        <w:spacing w:after="0"/>
       </w:pPr>
       <w:r>
         <w:rPr>
-          <w:rFonts w:ascii="Consolas" w:hAnsi="Consolas"/>
           <w:b/>
-          <w:color w:val="018786"/>
-          <w:sz w:val="22"/>
+          <w:color w:val="BA7F5D"/>
+          <w:sz w:val="60"/>
         </w:rPr>
         <w:t>QSENTINEL</w:t>
       </w:r>
     </w:p>
     <w:p>
       <w:pPr>
-        <w:spacing w:after="60"/>
+        <w:spacing w:after="40"/>
       </w:pPr>
       <w:r>
         <w:rPr>
-          <w:b/>
-          <w:color w:val="1A1A1A"/>
-          <w:sz w:val="52"/>
+          <w:b w:val="0"/>
+          <w:color w:val="3E362F"/>
+          <w:sz w:val="32"/>
         </w:rPr>
-        <w:t>Backend Handoff Guide</w:t>
+        <w:t>Backend Implementation Guide</w:t>
       </w:r>
     </w:p>
     <w:p>
       <w:pPr>
-        <w:spacing w:before="0" w:after="280"/>
+        <w:spacing w:after="200"/>
       </w:pPr>
       <w:r>
         <w:rPr>
           <w:b w:val="0"/>
-          <w:i w:val="0"/>
-          <w:color w:val="5A5A5A"/>
-          <w:sz w:val="25"/>
+          <w:color w:val="3E362F"/>
+          <w:sz w:val="21"/>
         </w:rPr>
-        <w:t>Building the quantum engine behind a finished frontend</w:t>
+        <w:t>Building the quantum detection engine behind a finished, shipped frontend — SIH PS 26141.</w:t>
       </w:r>
     </w:p>
     <w:tbl>
@@ -48,28 +46,23 @@
         <w:tblStyle w:val="TableGrid"/>
         <w:tblW w:type="auto" w:w="0"/>
         <w:jc w:val="center"/>
-        <w:tblLayout w:type="fixed"/>
         <w:tblLook w:firstColumn="1" w:firstRow="1" w:lastColumn="0" w:lastRow="0" w:noHBand="0" w:noVBand="1" w:val="04A0"/>
       </w:tblPr>
       <w:tblGrid>
-        <w:gridCol w:w="4320"/>
-        <w:gridCol w:w="4320"/>
+        <w:gridCol w:w="4968"/>
+        <w:gridCol w:w="4968"/>
       </w:tblGrid>
       <w:tr>
         <w:tc>
           <w:tcPr>
-            <w:tcW w:type="dxa" w:w="2160"/>
-            <w:shd w:val="clear" w:fill="2A2A2A"/>
+            <w:tcW w:type="dxa" w:w="2304"/>
+            <w:shd w:val="clear" w:color="auto" w:fill="EFE7DC"/>
           </w:tcPr>
           <w:p>
-            <w:pPr>
-              <w:spacing w:before="40" w:after="40"/>
-            </w:pPr>
             <w:r/>
             <w:r>
               <w:rPr>
                 <w:b/>
-                <w:color w:val="FFFFFF"/>
                 <w:sz w:val="18"/>
               </w:rPr>
               <w:t>Field</w:t>
@@ -78,18 +71,14 @@
         </w:tc>
         <w:tc>
           <w:tcPr>
-            <w:tcW w:type="dxa" w:w="7056"/>
-            <w:shd w:val="clear" w:fill="2A2A2A"/>
+            <w:tcW w:type="dxa" w:w="7488"/>
+            <w:shd w:val="clear" w:color="auto" w:fill="EFE7DC"/>
           </w:tcPr>
           <w:p>
-            <w:pPr>
-              <w:spacing w:before="40" w:after="40"/>
-            </w:pPr>
             <w:r/>
             <w:r>
               <w:rPr>
                 <w:b/>
-                <w:color w:val="FFFFFF"/>
                 <w:sz w:val="18"/>
               </w:rPr>
               <w:t>Detail</w:t>
@@ -100,12 +89,9 @@
       <w:tr>
         <w:tc>
           <w:tcPr>
-            <w:tcW w:type="dxa" w:w="2160"/>
+            <w:tcW w:type="dxa" w:w="2304"/>
           </w:tcPr>
           <w:p>
-            <w:pPr>
-              <w:spacing w:before="30" w:after="30"/>
-            </w:pPr>
             <w:r/>
             <w:r>
               <w:rPr>
@@ -117,12 +103,9 @@
         </w:tc>
         <w:tc>
           <w:tcPr>
-            <w:tcW w:type="dxa" w:w="7056"/>
+            <w:tcW w:type="dxa" w:w="7488"/>
           </w:tcPr>
           <w:p>
-            <w:pPr>
-              <w:spacing w:before="30" w:after="30"/>
-            </w:pPr>
             <w:r/>
             <w:r>
               <w:rPr>
@@ -136,13 +119,9 @@
       <w:tr>
         <w:tc>
           <w:tcPr>
-            <w:tcW w:type="dxa" w:w="2160"/>
-            <w:shd w:val="clear" w:fill="F6F5F9"/>
+            <w:tcW w:type="dxa" w:w="2304"/>
           </w:tcPr>
           <w:p>
-            <w:pPr>
-              <w:spacing w:before="30" w:after="30"/>
-            </w:pPr>
             <w:r/>
             <w:r>
               <w:rPr>
@@ -154,13 +133,9 @@
         </w:tc>
         <w:tc>
           <w:tcPr>
-            <w:tcW w:type="dxa" w:w="7056"/>
-            <w:shd w:val="clear" w:fill="F6F5F9"/>
+            <w:tcW w:type="dxa" w:w="7488"/>
           </w:tcPr>
           <w:p>
-            <w:pPr>
-              <w:spacing w:before="30" w:after="30"/>
-            </w:pPr>
             <w:r/>
             <w:r>
               <w:rPr>
@@ -174,12 +149,9 @@
       <w:tr>
         <w:tc>
           <w:tcPr>
-            <w:tcW w:type="dxa" w:w="2160"/>
+            <w:tcW w:type="dxa" w:w="2304"/>
           </w:tcPr>
           <w:p>
-            <w:pPr>
-              <w:spacing w:before="30" w:after="30"/>
-            </w:pPr>
             <w:r/>
             <w:r>
               <w:rPr>
@@ -191,12 +163,9 @@
         </w:tc>
         <w:tc>
           <w:tcPr>
-            <w:tcW w:type="dxa" w:w="7056"/>
+            <w:tcW w:type="dxa" w:w="7488"/>
           </w:tcPr>
           <w:p>
-            <w:pPr>
-              <w:spacing w:before="30" w:after="30"/>
-            </w:pPr>
             <w:r/>
             <w:r>
               <w:rPr>
@@ -210,13 +179,9 @@
       <w:tr>
         <w:tc>
           <w:tcPr>
-            <w:tcW w:type="dxa" w:w="2160"/>
-            <w:shd w:val="clear" w:fill="F6F5F9"/>
+            <w:tcW w:type="dxa" w:w="2304"/>
           </w:tcPr>
           <w:p>
-            <w:pPr>
-              <w:spacing w:before="30" w:after="30"/>
-            </w:pPr>
             <w:r/>
             <w:r>
               <w:rPr>
@@ -228,19 +193,15 @@
         </w:tc>
         <w:tc>
           <w:tcPr>
-            <w:tcW w:type="dxa" w:w="7056"/>
-            <w:shd w:val="clear" w:fill="F6F5F9"/>
+            <w:tcW w:type="dxa" w:w="7488"/>
           </w:tcPr>
           <w:p>
-            <w:pPr>
-              <w:spacing w:before="30" w:after="30"/>
-            </w:pPr>
             <w:r/>
             <w:r>
               <w:rPr>
                 <w:sz w:val="17"/>
               </w:rPr>
-              <w:t>Backend and quantum team (the two building src/qds/ and the server)</w:t>
+              <w:t>Backend and quantum team (engine, server, validation)</w:t>
             </w:r>
           </w:p>
         </w:tc>
@@ -248,12 +209,9 @@
       <w:tr>
         <w:tc>
           <w:tcPr>
-            <w:tcW w:type="dxa" w:w="2160"/>
+            <w:tcW w:type="dxa" w:w="2304"/>
           </w:tcPr>
           <w:p>
-            <w:pPr>
-              <w:spacing w:before="30" w:after="30"/>
-            </w:pPr>
             <w:r/>
             <w:r>
               <w:rPr>
@@ -265,18 +223,15 @@
         </w:tc>
         <w:tc>
           <w:tcPr>
-            <w:tcW w:type="dxa" w:w="7056"/>
+            <w:tcW w:type="dxa" w:w="7488"/>
           </w:tcPr>
           <w:p>
-            <w:pPr>
-              <w:spacing w:before="30" w:after="30"/>
-            </w:pPr>
             <w:r/>
             <w:r>
               <w:rPr>
                 <w:sz w:val="17"/>
               </w:rPr>
-              <w:t>Frontend</w:t>
+              <w:t>Frontend (all pages shipped and audited; the UI will not change to accommodate the engine)</w:t>
             </w:r>
           </w:p>
         </w:tc>
@@ -284,50 +239,9 @@
       <w:tr>
         <w:tc>
           <w:tcPr>
-            <w:tcW w:type="dxa" w:w="2160"/>
-            <w:shd w:val="clear" w:fill="F6F5F9"/>
+            <w:tcW w:type="dxa" w:w="2304"/>
           </w:tcPr>
           <w:p>
-            <w:pPr>
-              <w:spacing w:before="30" w:after="30"/>
-            </w:pPr>
-            <w:r/>
-            <w:r>
-              <w:rPr>
-                <w:sz w:val="17"/>
-              </w:rPr>
-              <w:t>Frontend status</w:t>
-            </w:r>
-          </w:p>
-        </w:tc>
-        <w:tc>
-          <w:tcPr>
-            <w:tcW w:type="dxa" w:w="7056"/>
-            <w:shd w:val="clear" w:fill="F6F5F9"/>
-          </w:tcPr>
-          <w:p>
-            <w:pPr>
-              <w:spacing w:before="30" w:after="30"/>
-            </w:pPr>
-            <w:r/>
-            <w:r>
-              <w:rPr>
-                <w:sz w:val="17"/>
-              </w:rPr>
-              <w:t>Complete. All five pages built, UI will not change to accommodate you.</w:t>
-            </w:r>
-          </w:p>
-        </w:tc>
-      </w:tr>
-      <w:tr>
-        <w:tc>
-          <w:tcPr>
-            <w:tcW w:type="dxa" w:w="2160"/>
-          </w:tcPr>
-          <w:p>
-            <w:pPr>
-              <w:spacing w:before="30" w:after="30"/>
-            </w:pPr>
             <w:r/>
             <w:r>
               <w:rPr>
@@ -339,12 +253,9 @@
         </w:tc>
         <w:tc>
           <w:tcPr>
-            <w:tcW w:type="dxa" w:w="7056"/>
+            <w:tcW w:type="dxa" w:w="7488"/>
           </w:tcPr>
           <w:p>
-            <w:pPr>
-              <w:spacing w:before="30" w:after="30"/>
-            </w:pPr>
             <w:r/>
             <w:r>
               <w:rPr>
@@ -358,13 +269,9 @@
       <w:tr>
         <w:tc>
           <w:tcPr>
-            <w:tcW w:type="dxa" w:w="2160"/>
-            <w:shd w:val="clear" w:fill="F6F5F9"/>
+            <w:tcW w:type="dxa" w:w="2304"/>
           </w:tcPr>
           <w:p>
-            <w:pPr>
-              <w:spacing w:before="30" w:after="30"/>
-            </w:pPr>
             <w:r/>
             <w:r>
               <w:rPr>
@@ -376,19 +283,15 @@
         </w:tc>
         <w:tc>
           <w:tcPr>
-            <w:tcW w:type="dxa" w:w="7056"/>
-            <w:shd w:val="clear" w:fill="F6F5F9"/>
+            <w:tcW w:type="dxa" w:w="7488"/>
           </w:tcPr>
           <w:p>
-            <w:pPr>
-              <w:spacing w:before="30" w:after="30"/>
-            </w:pPr>
             <w:r/>
             <w:r>
               <w:rPr>
                 <w:sz w:val="17"/>
               </w:rPr>
-              <w:t>src/api/contract.ts — the interface you implement</w:t>
+              <w:t>src/api/contract.ts — the interface you implement; src/api/mockApi.ts is an executable reference implementation</w:t>
             </w:r>
           </w:p>
         </w:tc>
@@ -401,31 +304,15 @@
     </w:p>
     <w:p>
       <w:pPr>
-        <w:spacing w:before="120" w:after="180"/>
-        <w:ind w:left="144"/>
-        <w:shd w:val="clear" w:fill="F7F5FD"/>
-        <w:pBdr>
-          <w:left w:val="single" w:sz="20" w:space="8" w:color="6200EE"/>
-        </w:pBdr>
+        <w:spacing w:after="200"/>
       </w:pPr>
       <w:r>
         <w:rPr>
           <w:b/>
-          <w:color w:val="6200EE"/>
-          <w:sz w:val="20"/>
-        </w:rPr>
-        <w:t xml:space="preserve">SHORT VERSION  </w:t>
-      </w:r>
-      <w:r>
-        <w:rPr>
+          <w:color w:val="A8493A"/>
           <w:sz w:val="21"/>
         </w:rPr>
-        <w:t>Implement the twelve methods in QdsApi. The frontend then works, unchanged, forever. Send us numbers; we draw them. Nothing else is required of you.</w:t>
-      </w:r>
-    </w:p>
-    <w:p>
-      <w:r>
-        <w:br w:type="page"/>
+        <w:t>SHORT VERSION — Implement the seven routes of QdsApi. The frontend then works unchanged. Send us numbers; we draw them. Everything scientific is computed server-side, exactly as the spec in section 7 below; the UI must never derive a single one.</w:t>
       </w:r>
     </w:p>
     <w:p>
@@ -433,279 +320,208 @@
         <w:pStyle w:val="Heading1"/>
       </w:pPr>
       <w:r>
-        <w:t>1. Read this first (60 seconds)</w:t>
+        <w:rPr>
+          <w:color w:val="3E362F"/>
+        </w:rPr>
+        <w:t>1.  Read this first (60 seconds)</w:t>
       </w:r>
     </w:p>
     <w:p>
       <w:pPr>
-        <w:spacing w:before="0" w:after="120"/>
+        <w:spacing w:after="120"/>
       </w:pPr>
       <w:r>
         <w:rPr>
           <w:b w:val="0"/>
-          <w:i w:val="0"/>
-          <w:color w:val="1A1A1A"/>
-          <w:sz w:val="21"/>
+          <w:sz w:val="20"/>
         </w:rPr>
         <w:t>Here is the entire job, honestly stated:</w:t>
       </w:r>
     </w:p>
     <w:p>
       <w:pPr>
-        <w:pStyle w:val="ListNumber"/>
+        <w:pStyle w:val="ListBullet"/>
         <w:spacing w:after="60"/>
-        <w:ind w:left="432"/>
       </w:pPr>
       <w:r>
         <w:rPr>
           <w:b/>
-          <w:sz w:val="21"/>
+          <w:sz w:val="19"/>
         </w:rPr>
         <w:t xml:space="preserve">Sign. </w:t>
       </w:r>
       <w:r>
         <w:rPr>
-          <w:sz w:val="21"/>
+          <w:sz w:val="19"/>
         </w:rPr>
-        <w:t>Sign a message using a simulated teleportation-based QDS protocol.</w:t>
-      </w:r>
-    </w:p>
-    <w:p>
-      <w:pPr>
-        <w:pStyle w:val="ListNumber"/>
-        <w:spacing w:after="60"/>
-        <w:ind w:left="432"/>
-      </w:pPr>
-      <w:r>
-        <w:rPr>
-          <w:b/>
-          <w:sz w:val="21"/>
-        </w:rPr>
-        <w:t xml:space="preserve">Verify. </w:t>
-      </w:r>
-      <w:r>
-        <w:rPr>
-          <w:sz w:val="21"/>
-        </w:rPr>
-        <w:t>Verify it using Pauli eigenstates and projective measurement statistics.</w:t>
-      </w:r>
-    </w:p>
-    <w:p>
-      <w:pPr>
-        <w:pStyle w:val="ListNumber"/>
-        <w:spacing w:after="60"/>
-        <w:ind w:left="432"/>
-      </w:pPr>
-      <w:r>
-        <w:rPr>
-          <w:b/>
-          <w:sz w:val="21"/>
-        </w:rPr>
-        <w:t xml:space="preserve">Attack. </w:t>
-      </w:r>
-      <w:r>
-        <w:rPr>
-          <w:sz w:val="21"/>
-        </w:rPr>
-        <w:t>Let Eve try forgery, impersonation, replay and channel tampering.</w:t>
-      </w:r>
-    </w:p>
-    <w:p>
-      <w:pPr>
-        <w:pStyle w:val="ListNumber"/>
-        <w:spacing w:after="60"/>
-        <w:ind w:left="432"/>
-      </w:pPr>
-      <w:r>
-        <w:rPr>
-          <w:b/>
-          <w:sz w:val="21"/>
-        </w:rPr>
-        <w:t xml:space="preserve">Detect. </w:t>
-      </w:r>
-      <w:r>
-        <w:rPr>
-          <w:sz w:val="21"/>
-        </w:rPr>
-        <w:t>Decide accept/reject with a statistical threshold rule — not AI, not ML.</w:t>
-      </w:r>
-    </w:p>
-    <w:p>
-      <w:pPr>
-        <w:pStyle w:val="ListNumber"/>
-        <w:spacing w:after="60"/>
-        <w:ind w:left="432"/>
-      </w:pPr>
-      <w:r>
-        <w:rPr>
-          <w:b/>
-          <w:sz w:val="21"/>
-        </w:rPr>
-        <w:t xml:space="preserve">Prove. </w:t>
-      </w:r>
-      <w:r>
-        <w:rPr>
-          <w:sz w:val="21"/>
-        </w:rPr>
-        <w:t>Report the forgery probability and the acceptance guarantee.</w:t>
-      </w:r>
-    </w:p>
-    <w:p>
-      <w:pPr>
-        <w:spacing w:before="0" w:after="80"/>
-      </w:pPr>
-    </w:p>
-    <w:p>
-      <w:pPr>
-        <w:spacing w:before="120" w:after="180"/>
-        <w:ind w:left="144"/>
-        <w:shd w:val="clear" w:fill="FDF3F4"/>
-        <w:pBdr>
-          <w:left w:val="single" w:sz="20" w:space="8" w:color="B00020"/>
-        </w:pBdr>
-      </w:pPr>
-      <w:r>
-        <w:rPr>
-          <w:b/>
-          <w:color w:val="B00020"/>
-          <w:sz w:val="20"/>
-        </w:rPr>
-        <w:t xml:space="preserve">THE RULE THAT MATTERS MOST  </w:t>
-      </w:r>
-      <w:r>
-        <w:rPr>
-          <w:sz w:val="21"/>
-        </w:rPr>
-        <w:t>The frontend never computes a threshold, a count, a percentage, a probability or a verdict. Every number that appears on screen arrives inside one of the response shapes defined in src/api/types.ts. If a value is not in the response, it does not exist in the product.</w:t>
-      </w:r>
-    </w:p>
-    <w:p>
-      <w:pPr>
-        <w:pStyle w:val="Quote"/>
-        <w:spacing w:before="80" w:after="180"/>
-        <w:ind w:left="432"/>
-      </w:pPr>
-      <w:r>
-        <w:rPr>
-          <w:i/>
-          <w:color w:val="5A5A5A"/>
-          <w:sz w:val="21"/>
-        </w:rPr>
-        <w:t>Why this is good news for you: we are not asking you to also write a UI, and we are not going to second-guess your maths by recomputing it in the browser. Send the score, we render the gauge.</w:t>
-      </w:r>
-    </w:p>
-    <w:p>
-      <w:pPr>
-        <w:spacing w:before="80" w:after="80"/>
-      </w:pPr>
-      <w:r>
-        <w:rPr>
-          <w:b/>
-          <w:i w:val="0"/>
-          <w:color w:val="1A1A1A"/>
-          <w:sz w:val="21"/>
-        </w:rPr>
-        <w:t>If you only remember five things:</w:t>
+        <w:t>Sign a message with a teleportation-based quantum digital signature protocol.</w:t>
       </w:r>
     </w:p>
     <w:p>
       <w:pPr>
         <w:pStyle w:val="ListBullet"/>
         <w:spacing w:after="60"/>
-        <w:ind w:left="360"/>
       </w:pPr>
       <w:r>
         <w:rPr>
           <w:b/>
-          <w:sz w:val="21"/>
+          <w:sz w:val="19"/>
         </w:rPr>
-        <w:t xml:space="preserve">1.  </w:t>
+        <w:t xml:space="preserve">Verify. </w:t>
       </w:r>
       <w:r>
         <w:rPr>
-          <w:sz w:val="21"/>
+          <w:sz w:val="19"/>
         </w:rPr>
-        <w:t>QdsApi in src/api/contract.ts is the contract. Twelve methods, all documented.</w:t>
+        <w:t>Verify it with projective measurements and the statistics of Pauli eigenstates.</w:t>
       </w:r>
     </w:p>
     <w:p>
       <w:pPr>
         <w:pStyle w:val="ListBullet"/>
         <w:spacing w:after="60"/>
-        <w:ind w:left="360"/>
       </w:pPr>
       <w:r>
         <w:rPr>
           <w:b/>
-          <w:sz w:val="21"/>
+          <w:sz w:val="19"/>
         </w:rPr>
-        <w:t xml:space="preserve">2.  </w:t>
+        <w:t xml:space="preserve">Attack. </w:t>
       </w:r>
       <w:r>
         <w:rPr>
-          <w:sz w:val="21"/>
+          <w:sz w:val="19"/>
         </w:rPr>
-        <w:t>Wire shapes live in src/api/types.ts. Match them exactly.</w:t>
+        <w:t>Let Eve try forgery, impersonation, replay and channel tampers.</w:t>
       </w:r>
     </w:p>
     <w:p>
       <w:pPr>
         <w:pStyle w:val="ListBullet"/>
         <w:spacing w:after="60"/>
-        <w:ind w:left="360"/>
       </w:pPr>
       <w:r>
         <w:rPr>
           <w:b/>
-          <w:sz w:val="21"/>
+          <w:sz w:val="19"/>
         </w:rPr>
-        <w:t xml:space="preserve">3.  </w:t>
+        <w:t xml:space="preserve">Detect. </w:t>
       </w:r>
       <w:r>
         <w:rPr>
-          <w:sz w:val="21"/>
+          <w:sz w:val="19"/>
         </w:rPr>
-        <w:t>Long work streams over SSE. No polling.</w:t>
+        <w:t>Decide accept/reject with a statistical threshold rule — no AI, no ML.</w:t>
       </w:r>
     </w:p>
     <w:p>
       <w:pPr>
         <w:pStyle w:val="ListBullet"/>
         <w:spacing w:after="60"/>
-        <w:ind w:left="360"/>
       </w:pPr>
       <w:r>
         <w:rPr>
           <w:b/>
-          <w:sz w:val="21"/>
+          <w:sz w:val="19"/>
         </w:rPr>
-        <w:t xml:space="preserve">4.  </w:t>
+        <w:t xml:space="preserve">Prove. </w:t>
       </w:r>
       <w:r>
         <w:rPr>
-          <w:sz w:val="21"/>
+          <w:sz w:val="19"/>
         </w:rPr>
-        <w:t>Same seed must produce an identical run. We put the seed in the URL.</w:t>
+        <w:t>Report the honest acceptance guarantee and the forged-attack evidence.</w:t>
       </w:r>
     </w:p>
     <w:p>
       <w:pPr>
-        <w:pStyle w:val="ListBullet"/>
-        <w:spacing w:after="60"/>
-        <w:ind w:left="360"/>
+        <w:spacing w:after="120"/>
       </w:pPr>
       <w:r>
         <w:rPr>
           <w:b/>
-          <w:sz w:val="21"/>
+          <w:sz w:val="20"/>
         </w:rPr>
-        <w:t xml:space="preserve">5.  </w:t>
+        <w:t>THE RULE THAT MATTERS MOST — the frontend never calculates a threshold, a count, a percentage, a probability or a verdict. Every number on screen arrives inside one of the response shapes in src/api/types.ts. If a value is not in a response, it does not exist in the product — the card renders the report's “Not run” state and never fills the value in React.</w:t>
       </w:r>
+    </w:p>
+    <w:p>
+      <w:pPr>
+        <w:spacing w:after="120"/>
+      </w:pPr>
       <w:r>
         <w:rPr>
-          <w:sz w:val="21"/>
+          <w:b w:val="0"/>
+          <w:sz w:val="20"/>
         </w:rPr>
-        <w:t>No AI or ML anywhere. Statistical thresholds only — the PS says so twice.</w:t>
+        <w:t>Why this is good news for you: you are not writing a UI, and nobody will second-guess your maths by recomputing it in the browser. Send the score; we render the gauge.</w:t>
+      </w:r>
+    </w:p>
+    <w:p>
+      <w:pPr>
+        <w:spacing w:after="120"/>
+      </w:pPr>
+      <w:r>
+        <w:rPr>
+          <w:b w:val="0"/>
+          <w:sz w:val="20"/>
+        </w:rPr>
+        <w:t>If you remember five things:</w:t>
+      </w:r>
+    </w:p>
+    <w:p>
+      <w:pPr>
+        <w:pStyle w:val="ListNumber"/>
+      </w:pPr>
+      <w:r>
+        <w:rPr>
+          <w:sz w:val="19"/>
+        </w:rPr>
+        <w:t>QdsApi in src/api/contract.ts is the contract. Seven routes, all documented.</w:t>
+      </w:r>
+    </w:p>
+    <w:p>
+      <w:pPr>
+        <w:pStyle w:val="ListNumber"/>
+      </w:pPr>
+      <w:r>
+        <w:rPr>
+          <w:sz w:val="19"/>
+        </w:rPr>
+        <w:t>Wire shapes live in src/api/types.ts. Match them exactly, including nulls.</w:t>
+      </w:r>
+    </w:p>
+    <w:p>
+      <w:pPr>
+        <w:pStyle w:val="ListNumber"/>
+      </w:pPr>
+      <w:r>
+        <w:rPr>
+          <w:sz w:val="19"/>
+        </w:rPr>
+        <w:t>Long work streams over Server-Sent Events. No polling.</w:t>
+      </w:r>
+    </w:p>
+    <w:p>
+      <w:pPr>
+        <w:pStyle w:val="ListNumber"/>
+      </w:pPr>
+      <w:r>
+        <w:rPr>
+          <w:sz w:val="19"/>
+        </w:rPr>
+        <w:t>The same seed must produce a byte-identical run. The seed is input at /api/runs and surfaced in the UI.</w:t>
+      </w:r>
+    </w:p>
+    <w:p>
+      <w:pPr>
+        <w:pStyle w:val="ListNumber"/>
+      </w:pPr>
+      <w:r>
+        <w:rPr>
+          <w:sz w:val="19"/>
+        </w:rPr>
+        <w:t>No AI or ML anywhere. Statistical thresholds only — the PS states this twice.</w:t>
       </w:r>
     </w:p>
     <w:p>
@@ -713,49 +529,34 @@
         <w:pStyle w:val="Heading1"/>
       </w:pPr>
       <w:r>
-        <w:t>2. What we are building, and which parts are yours</w:t>
+        <w:rPr>
+          <w:color w:val="3E362F"/>
+        </w:rPr>
+        <w:t>2.  What you are building, and which parts are yours</w:t>
       </w:r>
     </w:p>
     <w:p>
       <w:pPr>
-        <w:spacing w:before="0" w:after="140"/>
+        <w:spacing w:after="120"/>
       </w:pPr>
       <w:r>
         <w:rPr>
           <w:b w:val="0"/>
-          <w:i w:val="0"/>
-          <w:color w:val="1A1A1A"/>
-          <w:sz w:val="21"/>
+          <w:sz w:val="20"/>
         </w:rPr>
-        <w:t>Quantum computing breaks RSA and elliptic-curve cryptography through Shor's algorithm. A Quantum Digital Signature is the replacement: one that is unbreakable in principle, because its security comes from physics rather than from a problem being computationally hard. Real quantum hardware cannot do this yet, so the protocol is simulated — which is why the PS says "quantum-inspired".</w:t>
+        <w:t xml:space="preserve">Quantum computers break RSA and elliptic-curve crypto with Shor's algorithm. A Quantum Digital Signature is the replacement: its security comes from physics, not from computational hardness. Real hardware cannot run it yet, so the protocol is simulated — the “quantum-inspired” in the title. </w:t>
       </w:r>
     </w:p>
     <w:p>
       <w:pPr>
-        <w:spacing w:before="0" w:after="140"/>
+        <w:spacing w:after="120"/>
       </w:pPr>
       <w:r>
         <w:rPr>
           <w:b w:val="0"/>
-          <w:i w:val="0"/>
-          <w:color w:val="1A1A1A"/>
-          <w:sz w:val="21"/>
+          <w:sz w:val="20"/>
         </w:rPr>
-        <w:t>The PS lists five official deliverables. The website version of the statement still had a placeholder where the delivery table should have been; the official PDF has the real one. Here is the split:</w:t>
-      </w:r>
-    </w:p>
-    <w:p>
-      <w:pPr>
-        <w:pStyle w:val="Caption"/>
-        <w:spacing w:after="60"/>
-      </w:pPr>
-      <w:r>
-        <w:rPr>
-          <w:b/>
-          <w:color w:val="5A5A5A"/>
-          <w:sz w:val="18"/>
-        </w:rPr>
-        <w:t>Table 1 — Deliverable ownership. Deliverable 5 is split: the panels and charts are ours, the numbers in them are yours.</w:t>
+        <w:t>Deliverable split from the PS:</w:t>
       </w:r>
     </w:p>
     <w:tbl>
@@ -763,29 +564,24 @@
         <w:tblStyle w:val="TableGrid"/>
         <w:tblW w:type="auto" w:w="0"/>
         <w:jc w:val="center"/>
-        <w:tblLayout w:type="fixed"/>
         <w:tblLook w:firstColumn="1" w:firstRow="1" w:lastColumn="0" w:lastRow="0" w:noHBand="0" w:noVBand="1" w:val="04A0"/>
       </w:tblPr>
       <w:tblGrid>
-        <w:gridCol w:w="2880"/>
-        <w:gridCol w:w="2880"/>
-        <w:gridCol w:w="2880"/>
+        <w:gridCol w:w="3312"/>
+        <w:gridCol w:w="3312"/>
+        <w:gridCol w:w="3312"/>
       </w:tblGrid>
       <w:tr>
         <w:tc>
           <w:tcPr>
-            <w:tcW w:type="dxa" w:w="504"/>
-            <w:shd w:val="clear" w:fill="2A2A2A"/>
+            <w:tcW w:type="dxa" w:w="576"/>
+            <w:shd w:val="clear" w:color="auto" w:fill="EFE7DC"/>
           </w:tcPr>
           <w:p>
-            <w:pPr>
-              <w:spacing w:before="40" w:after="40"/>
-            </w:pPr>
             <w:r/>
             <w:r>
               <w:rPr>
                 <w:b/>
-                <w:color w:val="FFFFFF"/>
                 <w:sz w:val="18"/>
               </w:rPr>
               <w:t>#</w:t>
@@ -794,18 +590,14 @@
         </w:tc>
         <w:tc>
           <w:tcPr>
-            <w:tcW w:type="dxa" w:w="6264"/>
-            <w:shd w:val="clear" w:fill="2A2A2A"/>
+            <w:tcW w:type="dxa" w:w="6336"/>
+            <w:shd w:val="clear" w:color="auto" w:fill="EFE7DC"/>
           </w:tcPr>
           <w:p>
-            <w:pPr>
-              <w:spacing w:before="40" w:after="40"/>
-            </w:pPr>
             <w:r/>
             <w:r>
               <w:rPr>
                 <w:b/>
-                <w:color w:val="FFFFFF"/>
                 <w:sz w:val="18"/>
               </w:rPr>
               <w:t>Deliverable</w:t>
@@ -814,18 +606,14 @@
         </w:tc>
         <w:tc>
           <w:tcPr>
-            <w:tcW w:type="dxa" w:w="2448"/>
-            <w:shd w:val="clear" w:fill="2A2A2A"/>
+            <w:tcW w:type="dxa" w:w="2304"/>
+            <w:shd w:val="clear" w:color="auto" w:fill="EFE7DC"/>
           </w:tcPr>
           <w:p>
-            <w:pPr>
-              <w:spacing w:before="40" w:after="40"/>
-            </w:pPr>
             <w:r/>
             <w:r>
               <w:rPr>
                 <w:b/>
-                <w:color w:val="FFFFFF"/>
                 <w:sz w:val="18"/>
               </w:rPr>
               <w:t>Owner</w:t>
@@ -836,12 +624,9 @@
       <w:tr>
         <w:tc>
           <w:tcPr>
-            <w:tcW w:type="dxa" w:w="504"/>
+            <w:tcW w:type="dxa" w:w="576"/>
           </w:tcPr>
           <w:p>
-            <w:pPr>
-              <w:spacing w:before="30" w:after="30"/>
-            </w:pPr>
             <w:r/>
             <w:r>
               <w:rPr>
@@ -853,12 +638,9 @@
         </w:tc>
         <w:tc>
           <w:tcPr>
-            <w:tcW w:type="dxa" w:w="6264"/>
+            <w:tcW w:type="dxa" w:w="6336"/>
           </w:tcPr>
           <w:p>
-            <w:pPr>
-              <w:spacing w:before="30" w:after="30"/>
-            </w:pPr>
             <w:r/>
             <w:r>
               <w:rPr>
@@ -870,12 +652,9 @@
         </w:tc>
         <w:tc>
           <w:tcPr>
-            <w:tcW w:type="dxa" w:w="2448"/>
+            <w:tcW w:type="dxa" w:w="2304"/>
           </w:tcPr>
           <w:p>
-            <w:pPr>
-              <w:spacing w:before="30" w:after="30"/>
-            </w:pPr>
             <w:r/>
             <w:r>
               <w:rPr>
@@ -889,13 +668,9 @@
       <w:tr>
         <w:tc>
           <w:tcPr>
-            <w:tcW w:type="dxa" w:w="504"/>
-            <w:shd w:val="clear" w:fill="F6F5F9"/>
+            <w:tcW w:type="dxa" w:w="576"/>
           </w:tcPr>
           <w:p>
-            <w:pPr>
-              <w:spacing w:before="30" w:after="30"/>
-            </w:pPr>
             <w:r/>
             <w:r>
               <w:rPr>
@@ -907,13 +682,9 @@
         </w:tc>
         <w:tc>
           <w:tcPr>
-            <w:tcW w:type="dxa" w:w="6264"/>
-            <w:shd w:val="clear" w:fill="F6F5F9"/>
+            <w:tcW w:type="dxa" w:w="6336"/>
           </w:tcPr>
           <w:p>
-            <w:pPr>
-              <w:spacing w:before="30" w:after="30"/>
-            </w:pPr>
             <w:r/>
             <w:r>
               <w:rPr>
@@ -925,13 +696,9 @@
         </w:tc>
         <w:tc>
           <w:tcPr>
-            <w:tcW w:type="dxa" w:w="2448"/>
-            <w:shd w:val="clear" w:fill="F6F5F9"/>
+            <w:tcW w:type="dxa" w:w="2304"/>
           </w:tcPr>
           <w:p>
-            <w:pPr>
-              <w:spacing w:before="30" w:after="30"/>
-            </w:pPr>
             <w:r/>
             <w:r>
               <w:rPr>
@@ -945,12 +712,9 @@
       <w:tr>
         <w:tc>
           <w:tcPr>
-            <w:tcW w:type="dxa" w:w="504"/>
+            <w:tcW w:type="dxa" w:w="576"/>
           </w:tcPr>
           <w:p>
-            <w:pPr>
-              <w:spacing w:before="30" w:after="30"/>
-            </w:pPr>
             <w:r/>
             <w:r>
               <w:rPr>
@@ -962,12 +726,9 @@
         </w:tc>
         <w:tc>
           <w:tcPr>
-            <w:tcW w:type="dxa" w:w="6264"/>
+            <w:tcW w:type="dxa" w:w="6336"/>
           </w:tcPr>
           <w:p>
-            <w:pPr>
-              <w:spacing w:before="30" w:after="30"/>
-            </w:pPr>
             <w:r/>
             <w:r>
               <w:rPr>
@@ -979,12 +740,9 @@
         </w:tc>
         <w:tc>
           <w:tcPr>
-            <w:tcW w:type="dxa" w:w="2448"/>
+            <w:tcW w:type="dxa" w:w="2304"/>
           </w:tcPr>
           <w:p>
-            <w:pPr>
-              <w:spacing w:before="30" w:after="30"/>
-            </w:pPr>
             <w:r/>
             <w:r>
               <w:rPr>
@@ -998,13 +756,9 @@
       <w:tr>
         <w:tc>
           <w:tcPr>
-            <w:tcW w:type="dxa" w:w="504"/>
-            <w:shd w:val="clear" w:fill="F6F5F9"/>
+            <w:tcW w:type="dxa" w:w="576"/>
           </w:tcPr>
           <w:p>
-            <w:pPr>
-              <w:spacing w:before="30" w:after="30"/>
-            </w:pPr>
             <w:r/>
             <w:r>
               <w:rPr>
@@ -1016,13 +770,9 @@
         </w:tc>
         <w:tc>
           <w:tcPr>
-            <w:tcW w:type="dxa" w:w="6264"/>
-            <w:shd w:val="clear" w:fill="F6F5F9"/>
+            <w:tcW w:type="dxa" w:w="6336"/>
           </w:tcPr>
           <w:p>
-            <w:pPr>
-              <w:spacing w:before="30" w:after="30"/>
-            </w:pPr>
             <w:r/>
             <w:r>
               <w:rPr>
@@ -1034,13 +784,9 @@
         </w:tc>
         <w:tc>
           <w:tcPr>
-            <w:tcW w:type="dxa" w:w="2448"/>
-            <w:shd w:val="clear" w:fill="F6F5F9"/>
+            <w:tcW w:type="dxa" w:w="2304"/>
           </w:tcPr>
           <w:p>
-            <w:pPr>
-              <w:spacing w:before="30" w:after="30"/>
-            </w:pPr>
             <w:r/>
             <w:r>
               <w:rPr>
@@ -1054,12 +800,9 @@
       <w:tr>
         <w:tc>
           <w:tcPr>
-            <w:tcW w:type="dxa" w:w="504"/>
+            <w:tcW w:type="dxa" w:w="576"/>
           </w:tcPr>
           <w:p>
-            <w:pPr>
-              <w:spacing w:before="30" w:after="30"/>
-            </w:pPr>
             <w:r/>
             <w:r>
               <w:rPr>
@@ -1071,12 +814,9 @@
         </w:tc>
         <w:tc>
           <w:tcPr>
-            <w:tcW w:type="dxa" w:w="6264"/>
+            <w:tcW w:type="dxa" w:w="6336"/>
           </w:tcPr>
           <w:p>
-            <w:pPr>
-              <w:spacing w:before="30" w:after="30"/>
-            </w:pPr>
             <w:r/>
             <w:r>
               <w:rPr>
@@ -1088,12 +828,9 @@
         </w:tc>
         <w:tc>
           <w:tcPr>
-            <w:tcW w:type="dxa" w:w="2448"/>
+            <w:tcW w:type="dxa" w:w="2304"/>
           </w:tcPr>
           <w:p>
-            <w:pPr>
-              <w:spacing w:before="30" w:after="30"/>
-            </w:pPr>
             <w:r/>
             <w:r>
               <w:rPr>
@@ -1112,16 +849,14 @@
     </w:p>
     <w:p>
       <w:pPr>
-        <w:spacing w:before="0" w:after="140"/>
+        <w:spacing w:after="120"/>
       </w:pPr>
       <w:r>
         <w:rPr>
           <w:b w:val="0"/>
-          <w:i w:val="0"/>
-          <w:color w:val="1A1A1A"/>
-          <w:sz w:val="21"/>
+          <w:sz w:val="20"/>
         </w:rPr>
-        <w:t>So: you own deliverables 1 through 4, and the data half of 5. The frontend is finished — five pages, a threat dashboard, an event log and an evidence export all built and styled. It will not change to accommodate your implementation. If our contract is wrong, tell us now and we will change the contract; we will not paper over it in React.</w:t>
+        <w:t>You own deliverables 1–4 and the data half of 5. The frontend is finished — six routes, a live simulation, results with heatmap/fingerprints/detection curves, history, an event log and an evidence export, all built and audited. If our contract is wrong, tell us now and we change the contract; we will not paper over it in React.</w:t>
       </w:r>
     </w:p>
     <w:p>
@@ -1129,148 +864,22 @@
         <w:pStyle w:val="Heading1"/>
       </w:pPr>
       <w:r>
-        <w:t>3. How the seam works</w:t>
+        <w:rPr>
+          <w:color w:val="3E362F"/>
+        </w:rPr>
+        <w:t>3.  How the seam works</w:t>
       </w:r>
     </w:p>
     <w:p>
       <w:pPr>
-        <w:spacing w:before="0" w:after="140"/>
+        <w:spacing w:after="120"/>
       </w:pPr>
       <w:r>
         <w:rPr>
           <w:b w:val="0"/>
-          <w:i w:val="0"/>
-          <w:color w:val="1A1A1A"/>
-          <w:sz w:val="21"/>
+          <w:sz w:val="20"/>
         </w:rPr>
-        <w:t>There is exactly one place where the UI meets a backend, and you never need to think about anything else. Every component and page imports api from src/api/index.ts and nothing else.</w:t>
-      </w:r>
-    </w:p>
-    <w:p>
-      <w:pPr>
-        <w:spacing w:before="100" w:after="180" w:line="240" w:lineRule="auto"/>
-        <w:ind w:left="216"/>
-        <w:shd w:val="clear" w:fill="F4F2FA"/>
-        <w:pBdr>
-          <w:left w:val="single" w:sz="12" w:space="8" w:color="6200EE"/>
-        </w:pBdr>
-      </w:pPr>
-      <w:r>
-        <w:rPr>
-          <w:rFonts w:ascii="Consolas" w:hAnsi="Consolas" w:eastAsia="Consolas"/>
-          <w:sz w:val="17"/>
-        </w:rPr>
-        <w:t xml:space="preserve">  Pages &amp; components  (Page1..Page5, viz/*)</w:t>
-        <w:br/>
-      </w:r>
-      <w:r>
-        <w:rPr>
-          <w:rFonts w:ascii="Consolas" w:hAnsi="Consolas" w:eastAsia="Consolas"/>
-          <w:sz w:val="17"/>
-        </w:rPr>
-        <w:t xml:space="preserve">            |</w:t>
-        <w:br/>
-      </w:r>
-      <w:r>
-        <w:rPr>
-          <w:rFonts w:ascii="Consolas" w:hAnsi="Consolas" w:eastAsia="Consolas"/>
-          <w:sz w:val="17"/>
-        </w:rPr>
-        <w:t xml:space="preserve">            v</w:t>
-        <w:br/>
-      </w:r>
-      <w:r>
-        <w:rPr>
-          <w:rFonts w:ascii="Consolas" w:hAnsi="Consolas" w:eastAsia="Consolas"/>
-          <w:sz w:val="17"/>
-        </w:rPr>
-        <w:t xml:space="preserve">  src/api/index.ts            &lt;-- THE SEAM. reads VITE_API_MODE</w:t>
-        <w:br/>
-      </w:r>
-      <w:r>
-        <w:rPr>
-          <w:rFonts w:ascii="Consolas" w:hAnsi="Consolas" w:eastAsia="Consolas"/>
-          <w:sz w:val="17"/>
-        </w:rPr>
-        <w:t xml:space="preserve">        |               |</w:t>
-        <w:br/>
-      </w:r>
-      <w:r>
-        <w:rPr>
-          <w:rFonts w:ascii="Consolas" w:hAnsi="Consolas" w:eastAsia="Consolas"/>
-          <w:sz w:val="17"/>
-        </w:rPr>
-        <w:t xml:space="preserve">        v               v</w:t>
-        <w:br/>
-      </w:r>
-      <w:r>
-        <w:rPr>
-          <w:rFonts w:ascii="Consolas" w:hAnsi="Consolas" w:eastAsia="Consolas"/>
-          <w:sz w:val="17"/>
-        </w:rPr>
-        <w:t xml:space="preserve">  mockAdapter.ts      client.ts</w:t>
-        <w:br/>
-      </w:r>
-      <w:r>
-        <w:rPr>
-          <w:rFonts w:ascii="Consolas" w:hAnsi="Consolas" w:eastAsia="Consolas"/>
-          <w:sz w:val="17"/>
-        </w:rPr>
-        <w:t xml:space="preserve">  (default, no        (fetch + SSE, calls the</w:t>
-        <w:br/>
-      </w:r>
-      <w:r>
-        <w:rPr>
-          <w:rFonts w:ascii="Consolas" w:hAnsi="Consolas" w:eastAsia="Consolas"/>
-          <w:sz w:val="17"/>
-        </w:rPr>
-        <w:t xml:space="preserve">   server needed)      ROUTES map)</w:t>
-        <w:br/>
-      </w:r>
-      <w:r>
-        <w:rPr>
-          <w:rFonts w:ascii="Consolas" w:hAnsi="Consolas" w:eastAsia="Consolas"/>
-          <w:sz w:val="17"/>
-        </w:rPr>
-        <w:t xml:space="preserve">        |               |</w:t>
-        <w:br/>
-      </w:r>
-      <w:r>
-        <w:rPr>
-          <w:rFonts w:ascii="Consolas" w:hAnsi="Consolas" w:eastAsia="Consolas"/>
-          <w:sz w:val="17"/>
-        </w:rPr>
-        <w:t xml:space="preserve">        v               v</w:t>
-        <w:br/>
-      </w:r>
-      <w:r>
-        <w:rPr>
-          <w:rFonts w:ascii="Consolas" w:hAnsi="Consolas" w:eastAsia="Consolas"/>
-          <w:sz w:val="17"/>
-        </w:rPr>
-        <w:t xml:space="preserve">  mockApi.ts          YOUR SERVER</w:t>
-        <w:br/>
-      </w:r>
-      <w:r>
-        <w:rPr>
-          <w:rFonts w:ascii="Consolas" w:hAnsi="Consolas" w:eastAsia="Consolas"/>
-          <w:sz w:val="17"/>
-        </w:rPr>
-        <w:t xml:space="preserve">  (layout fixtures)   http://127.0.0.1:8000</w:t>
-      </w:r>
-    </w:p>
-    <w:p>
-      <w:pPr>
-        <w:spacing w:before="0" w:after="140"/>
-      </w:pPr>
-      <w:r>
-        <w:rPr>
-          <w:b w:val="0"/>
-          <w:i w:val="0"/>
-          <w:color w:val="1A1A1A"/>
-          <w:sz w:val="21"/>
-        </w:rPr>
-        <w:t>Both implementations satisfy the same TypeScript interface, so the code above the seam cannot tell them apart. Switching backends is one environment variable.</w:t>
+        <w:t>There is exactly one place the UI meets a backend. Every page and component imports `api` from src/api/index.ts and nothing else. src/api/index.ts switches on VITE_API_MODE.</w:t>
       </w:r>
     </w:p>
     <w:tbl>
@@ -1278,29 +887,24 @@
         <w:tblStyle w:val="TableGrid"/>
         <w:tblW w:type="auto" w:w="0"/>
         <w:jc w:val="center"/>
-        <w:tblLayout w:type="fixed"/>
         <w:tblLook w:firstColumn="1" w:firstRow="1" w:lastColumn="0" w:lastRow="0" w:noHBand="0" w:noVBand="1" w:val="04A0"/>
       </w:tblPr>
       <w:tblGrid>
-        <w:gridCol w:w="2880"/>
-        <w:gridCol w:w="2880"/>
-        <w:gridCol w:w="2880"/>
+        <w:gridCol w:w="3312"/>
+        <w:gridCol w:w="3312"/>
+        <w:gridCol w:w="3312"/>
       </w:tblGrid>
       <w:tr>
         <w:tc>
           <w:tcPr>
-            <w:tcW w:type="dxa" w:w="2664"/>
-            <w:shd w:val="clear" w:fill="2A2A2A"/>
+            <w:tcW w:type="dxa" w:w="2592"/>
+            <w:shd w:val="clear" w:color="auto" w:fill="EFE7DC"/>
           </w:tcPr>
           <w:p>
-            <w:pPr>
-              <w:spacing w:before="40" w:after="40"/>
-            </w:pPr>
             <w:r/>
             <w:r>
               <w:rPr>
                 <w:b/>
-                <w:color w:val="FFFFFF"/>
                 <w:sz w:val="18"/>
               </w:rPr>
               <w:t>File</w:t>
@@ -1309,18 +913,14 @@
         </w:tc>
         <w:tc>
           <w:tcPr>
-            <w:tcW w:type="dxa" w:w="4176"/>
-            <w:shd w:val="clear" w:fill="2A2A2A"/>
+            <w:tcW w:type="dxa" w:w="4464"/>
+            <w:shd w:val="clear" w:color="auto" w:fill="EFE7DC"/>
           </w:tcPr>
           <w:p>
-            <w:pPr>
-              <w:spacing w:before="40" w:after="40"/>
-            </w:pPr>
             <w:r/>
             <w:r>
               <w:rPr>
                 <w:b/>
-                <w:color w:val="FFFFFF"/>
                 <w:sz w:val="18"/>
               </w:rPr>
               <w:t>What it is</w:t>
@@ -1329,18 +929,14 @@
         </w:tc>
         <w:tc>
           <w:tcPr>
-            <w:tcW w:type="dxa" w:w="2376"/>
-            <w:shd w:val="clear" w:fill="2A2A2A"/>
+            <w:tcW w:type="dxa" w:w="2160"/>
+            <w:shd w:val="clear" w:color="auto" w:fill="EFE7DC"/>
           </w:tcPr>
           <w:p>
-            <w:pPr>
-              <w:spacing w:before="40" w:after="40"/>
-            </w:pPr>
             <w:r/>
             <w:r>
               <w:rPr>
                 <w:b/>
-                <w:color w:val="FFFFFF"/>
                 <w:sz w:val="18"/>
               </w:rPr>
               <w:t>Do you touch it?</w:t>
@@ -1351,12 +947,9 @@
       <w:tr>
         <w:tc>
           <w:tcPr>
-            <w:tcW w:type="dxa" w:w="2664"/>
+            <w:tcW w:type="dxa" w:w="2592"/>
           </w:tcPr>
           <w:p>
-            <w:pPr>
-              <w:spacing w:before="30" w:after="30"/>
-            </w:pPr>
             <w:r/>
             <w:r>
               <w:rPr>
@@ -1368,29 +961,23 @@
         </w:tc>
         <w:tc>
           <w:tcPr>
-            <w:tcW w:type="dxa" w:w="4176"/>
+            <w:tcW w:type="dxa" w:w="4464"/>
           </w:tcPr>
           <w:p>
-            <w:pPr>
-              <w:spacing w:before="30" w:after="30"/>
-            </w:pPr>
             <w:r/>
             <w:r>
               <w:rPr>
                 <w:sz w:val="17"/>
               </w:rPr>
-              <w:t>QdsApi interface, route map, error codes</w:t>
+              <w:t>QdsApi interface, route map, error codes, system parameters</w:t>
             </w:r>
           </w:p>
         </w:tc>
         <w:tc>
           <w:tcPr>
-            <w:tcW w:type="dxa" w:w="2376"/>
+            <w:tcW w:type="dxa" w:w="2160"/>
           </w:tcPr>
           <w:p>
-            <w:pPr>
-              <w:spacing w:before="30" w:after="30"/>
-            </w:pPr>
             <w:r/>
             <w:r>
               <w:rPr>
@@ -1404,13 +991,9 @@
       <w:tr>
         <w:tc>
           <w:tcPr>
-            <w:tcW w:type="dxa" w:w="2664"/>
-            <w:shd w:val="clear" w:fill="F6F5F9"/>
+            <w:tcW w:type="dxa" w:w="2592"/>
           </w:tcPr>
           <w:p>
-            <w:pPr>
-              <w:spacing w:before="30" w:after="30"/>
-            </w:pPr>
             <w:r/>
             <w:r>
               <w:rPr>
@@ -1422,31 +1005,23 @@
         </w:tc>
         <w:tc>
           <w:tcPr>
-            <w:tcW w:type="dxa" w:w="4176"/>
-            <w:shd w:val="clear" w:fill="F6F5F9"/>
+            <w:tcW w:type="dxa" w:w="4464"/>
           </w:tcPr>
           <w:p>
-            <w:pPr>
-              <w:spacing w:before="30" w:after="30"/>
-            </w:pPr>
             <w:r/>
             <w:r>
               <w:rPr>
                 <w:sz w:val="17"/>
               </w:rPr>
-              <w:t>All wire shapes</w:t>
+              <w:t>Every wire shape</w:t>
             </w:r>
           </w:p>
         </w:tc>
         <w:tc>
           <w:tcPr>
-            <w:tcW w:type="dxa" w:w="2376"/>
-            <w:shd w:val="clear" w:fill="F6F5F9"/>
+            <w:tcW w:type="dxa" w:w="2160"/>
           </w:tcPr>
           <w:p>
-            <w:pPr>
-              <w:spacing w:before="30" w:after="30"/>
-            </w:pPr>
             <w:r/>
             <w:r>
               <w:rPr>
@@ -1460,12 +1035,9 @@
       <w:tr>
         <w:tc>
           <w:tcPr>
-            <w:tcW w:type="dxa" w:w="2664"/>
+            <w:tcW w:type="dxa" w:w="2592"/>
           </w:tcPr>
           <w:p>
-            <w:pPr>
-              <w:spacing w:before="30" w:after="30"/>
-            </w:pPr>
             <w:r/>
             <w:r>
               <w:rPr>
@@ -1477,29 +1049,23 @@
         </w:tc>
         <w:tc>
           <w:tcPr>
-            <w:tcW w:type="dxa" w:w="4176"/>
+            <w:tcW w:type="dxa" w:w="4464"/>
           </w:tcPr>
           <w:p>
-            <w:pPr>
-              <w:spacing w:before="30" w:after="30"/>
-            </w:pPr>
             <w:r/>
             <w:r>
               <w:rPr>
                 <w:sz w:val="17"/>
               </w:rPr>
-              <w:t>HTTP + SSE client</w:t>
+              <w:t>HTTP + SSE client (fetch, EventSource-style parsing, abort)</w:t>
             </w:r>
           </w:p>
         </w:tc>
         <w:tc>
           <w:tcPr>
-            <w:tcW w:type="dxa" w:w="2376"/>
+            <w:tcW w:type="dxa" w:w="2160"/>
           </w:tcPr>
           <w:p>
-            <w:pPr>
-              <w:spacing w:before="30" w:after="30"/>
-            </w:pPr>
             <w:r/>
             <w:r>
               <w:rPr>
@@ -1513,68 +1079,9 @@
       <w:tr>
         <w:tc>
           <w:tcPr>
-            <w:tcW w:type="dxa" w:w="2664"/>
-            <w:shd w:val="clear" w:fill="F6F5F9"/>
+            <w:tcW w:type="dxa" w:w="2592"/>
           </w:tcPr>
           <w:p>
-            <w:pPr>
-              <w:spacing w:before="30" w:after="30"/>
-            </w:pPr>
-            <w:r/>
-            <w:r>
-              <w:rPr>
-                <w:sz w:val="17"/>
-              </w:rPr>
-              <w:t>src/api/mockAdapter.ts</w:t>
-            </w:r>
-          </w:p>
-        </w:tc>
-        <w:tc>
-          <w:tcPr>
-            <w:tcW w:type="dxa" w:w="4176"/>
-            <w:shd w:val="clear" w:fill="F6F5F9"/>
-          </w:tcPr>
-          <w:p>
-            <w:pPr>
-              <w:spacing w:before="30" w:after="30"/>
-            </w:pPr>
-            <w:r/>
-            <w:r>
-              <w:rPr>
-                <w:sz w:val="17"/>
-              </w:rPr>
-              <w:t>Mock behind the same interface</w:t>
-            </w:r>
-          </w:p>
-        </w:tc>
-        <w:tc>
-          <w:tcPr>
-            <w:tcW w:type="dxa" w:w="2376"/>
-            <w:shd w:val="clear" w:fill="F6F5F9"/>
-          </w:tcPr>
-          <w:p>
-            <w:pPr>
-              <w:spacing w:before="30" w:after="30"/>
-            </w:pPr>
-            <w:r/>
-            <w:r>
-              <w:rPr>
-                <w:sz w:val="17"/>
-              </w:rPr>
-              <w:t>No</w:t>
-            </w:r>
-          </w:p>
-        </w:tc>
-      </w:tr>
-      <w:tr>
-        <w:tc>
-          <w:tcPr>
-            <w:tcW w:type="dxa" w:w="2664"/>
-          </w:tcPr>
-          <w:p>
-            <w:pPr>
-              <w:spacing w:before="30" w:after="30"/>
-            </w:pPr>
             <w:r/>
             <w:r>
               <w:rPr>
@@ -1586,35 +1093,29 @@
         </w:tc>
         <w:tc>
           <w:tcPr>
-            <w:tcW w:type="dxa" w:w="4176"/>
+            <w:tcW w:type="dxa" w:w="4464"/>
           </w:tcPr>
           <w:p>
-            <w:pPr>
-              <w:spacing w:before="30" w:after="30"/>
-            </w:pPr>
             <w:r/>
             <w:r>
               <w:rPr>
                 <w:sz w:val="17"/>
               </w:rPr>
-              <w:t>Simulated numbers, layout only</w:t>
+              <w:t>Executable reference engine — the maths in section 7, verbatim</w:t>
             </w:r>
           </w:p>
         </w:tc>
         <w:tc>
           <w:tcPr>
-            <w:tcW w:type="dxa" w:w="2376"/>
+            <w:tcW w:type="dxa" w:w="2160"/>
           </w:tcPr>
           <w:p>
-            <w:pPr>
-              <w:spacing w:before="30" w:after="30"/>
-            </w:pPr>
             <w:r/>
             <w:r>
               <w:rPr>
                 <w:sz w:val="17"/>
               </w:rPr>
-              <w:t>No — delete it at the end</w:t>
+              <w:t>Reference (optionally delete at the end)</w:t>
             </w:r>
           </w:p>
         </w:tc>
@@ -1622,68 +1123,9 @@
       <w:tr>
         <w:tc>
           <w:tcPr>
-            <w:tcW w:type="dxa" w:w="2664"/>
-            <w:shd w:val="clear" w:fill="F6F5F9"/>
+            <w:tcW w:type="dxa" w:w="2592"/>
           </w:tcPr>
           <w:p>
-            <w:pPr>
-              <w:spacing w:before="30" w:after="30"/>
-            </w:pPr>
-            <w:r/>
-            <w:r>
-              <w:rPr>
-                <w:sz w:val="17"/>
-              </w:rPr>
-              <w:t>src/api/catalogue.ts</w:t>
-            </w:r>
-          </w:p>
-        </w:tc>
-        <w:tc>
-          <w:tcPr>
-            <w:tcW w:type="dxa" w:w="4176"/>
-            <w:shd w:val="clear" w:fill="F6F5F9"/>
-          </w:tcPr>
-          <w:p>
-            <w:pPr>
-              <w:spacing w:before="30" w:after="30"/>
-            </w:pPr>
-            <w:r/>
-            <w:r>
-              <w:rPr>
-                <w:sz w:val="17"/>
-              </w:rPr>
-              <w:t>The 8 attack scenarios</w:t>
-            </w:r>
-          </w:p>
-        </w:tc>
-        <w:tc>
-          <w:tcPr>
-            <w:tcW w:type="dxa" w:w="2376"/>
-            <w:shd w:val="clear" w:fill="F6F5F9"/>
-          </w:tcPr>
-          <w:p>
-            <w:pPr>
-              <w:spacing w:before="30" w:after="30"/>
-            </w:pPr>
-            <w:r/>
-            <w:r>
-              <w:rPr>
-                <w:sz w:val="17"/>
-              </w:rPr>
-              <w:t>No — shared config</w:t>
-            </w:r>
-          </w:p>
-        </w:tc>
-      </w:tr>
-      <w:tr>
-        <w:tc>
-          <w:tcPr>
-            <w:tcW w:type="dxa" w:w="2664"/>
-          </w:tcPr>
-          <w:p>
-            <w:pPr>
-              <w:spacing w:before="30" w:after="30"/>
-            </w:pPr>
             <w:r/>
             <w:r>
               <w:rPr>
@@ -1695,29 +1137,23 @@
         </w:tc>
         <w:tc>
           <w:tcPr>
-            <w:tcW w:type="dxa" w:w="4176"/>
+            <w:tcW w:type="dxa" w:w="4464"/>
           </w:tcPr>
           <w:p>
-            <w:pPr>
-              <w:spacing w:before="30" w:after="30"/>
-            </w:pPr>
             <w:r/>
             <w:r>
               <w:rPr>
                 <w:sz w:val="17"/>
               </w:rPr>
-              <w:t>Short version of this document</w:t>
+              <w:t>Short contract summary</w:t>
             </w:r>
           </w:p>
         </w:tc>
         <w:tc>
           <w:tcPr>
-            <w:tcW w:type="dxa" w:w="2376"/>
+            <w:tcW w:type="dxa" w:w="2160"/>
           </w:tcPr>
           <w:p>
-            <w:pPr>
-              <w:spacing w:before="30" w:after="30"/>
-            </w:pPr>
             <w:r/>
             <w:r>
               <w:rPr>
@@ -1731,55 +1167,43 @@
       <w:tr>
         <w:tc>
           <w:tcPr>
-            <w:tcW w:type="dxa" w:w="2664"/>
-            <w:shd w:val="clear" w:fill="F6F5F9"/>
+            <w:tcW w:type="dxa" w:w="2592"/>
           </w:tcPr>
           <w:p>
-            <w:pPr>
-              <w:spacing w:before="30" w:after="30"/>
-            </w:pPr>
             <w:r/>
             <w:r>
               <w:rPr>
                 <w:sz w:val="17"/>
               </w:rPr>
-              <w:t>src/state/flowStore.ts</w:t>
+              <w:t>src/lib/runStore.ts</w:t>
             </w:r>
           </w:p>
         </w:tc>
         <w:tc>
           <w:tcPr>
-            <w:tcW w:type="dxa" w:w="4176"/>
-            <w:shd w:val="clear" w:fill="F6F5F9"/>
+            <w:tcW w:type="dxa" w:w="4464"/>
           </w:tcPr>
           <w:p>
-            <w:pPr>
-              <w:spacing w:before="30" w:after="30"/>
-            </w:pPr>
             <w:r/>
             <w:r>
               <w:rPr>
                 <w:sz w:val="17"/>
               </w:rPr>
-              <w:t>The state machine</w:t>
+              <w:t>Frontend-local persistence of run ids</w:t>
             </w:r>
           </w:p>
         </w:tc>
         <w:tc>
           <w:tcPr>
-            <w:tcW w:type="dxa" w:w="2376"/>
-            <w:shd w:val="clear" w:fill="F6F5F9"/>
+            <w:tcW w:type="dxa" w:w="2160"/>
           </w:tcPr>
           <w:p>
-            <w:pPr>
-              <w:spacing w:before="30" w:after="30"/>
-            </w:pPr>
             <w:r/>
             <w:r>
               <w:rPr>
                 <w:sz w:val="17"/>
               </w:rPr>
-              <w:t>No — it only calls the seam</w:t>
+              <w:t>No</w:t>
             </w:r>
           </w:p>
         </w:tc>
@@ -1792,90 +1216,45 @@
     </w:p>
     <w:p>
       <w:pPr>
-        <w:spacing w:before="80" w:after="80"/>
+        <w:spacing w:after="120"/>
       </w:pPr>
       <w:r>
         <w:rPr>
-          <w:b/>
-          <w:i w:val="0"/>
-          <w:color w:val="1A1A1A"/>
-          <w:sz w:val="21"/>
+          <w:b w:val="0"/>
+          <w:sz w:val="20"/>
         </w:rPr>
-        <w:t>Running against your server:</w:t>
+        <w:t>Both implementations satisfy the same TypeScript interface, so the code above the seam cannot tell them apart. Switching backends is one env var:</w:t>
       </w:r>
     </w:p>
     <w:p>
       <w:pPr>
-        <w:spacing w:before="100" w:after="180" w:line="240" w:lineRule="auto"/>
-        <w:ind w:left="216"/>
-        <w:shd w:val="clear" w:fill="F4F2FA"/>
-        <w:pBdr>
-          <w:left w:val="single" w:sz="12" w:space="8" w:color="6200EE"/>
-        </w:pBdr>
+        <w:shd w:val="clear" w:color="auto" w:fill="F6EFE7"/>
+        <w:spacing w:before="80" w:after="160"/>
       </w:pPr>
       <w:r>
         <w:rPr>
-          <w:rFonts w:ascii="Consolas" w:hAnsi="Consolas" w:eastAsia="Consolas"/>
-          <w:sz w:val="17"/>
+          <w:rFonts w:ascii="Menlo" w:hAnsi="Menlo"/>
+          <w:sz w:val="16"/>
         </w:rPr>
-        <w:t>cp .env.example .env.local</w:t>
+        <w:t># src/api/env.ts reads these at runtime</w:t>
         <w:br/>
-      </w:r>
-      <w:r>
-        <w:rPr>
-          <w:rFonts w:ascii="Consolas" w:hAnsi="Consolas" w:eastAsia="Consolas"/>
-          <w:sz w:val="17"/>
-        </w:rPr>
+        <w:t>VITE_API_MODE=http          # default is 'mock' — the app boots with no server</w:t>
         <w:br/>
-      </w:r>
-      <w:r>
-        <w:rPr>
-          <w:rFonts w:ascii="Consolas" w:hAnsi="Consolas" w:eastAsia="Consolas"/>
-          <w:i/>
-          <w:color w:val="5A5A5A"/>
-          <w:sz w:val="17"/>
-        </w:rPr>
-        <w:t># VITE_API_MODE=http</w:t>
+        <w:t>VITE_API_URL=http://127.0.0.1:8000</w:t>
         <w:br/>
-      </w:r>
-      <w:r>
-        <w:rPr>
-          <w:rFonts w:ascii="Consolas" w:hAnsi="Consolas" w:eastAsia="Consolas"/>
-          <w:i/>
-          <w:color w:val="5A5A5A"/>
-          <w:sz w:val="17"/>
-        </w:rPr>
-        <w:t># VITE_API_URL=http://127.0.0.1:8000</w:t>
-        <w:br/>
-      </w:r>
-      <w:r>
-        <w:rPr>
-          <w:rFonts w:ascii="Consolas" w:hAnsi="Consolas" w:eastAsia="Consolas"/>
-          <w:sz w:val="17"/>
-        </w:rPr>
-        <w:br/>
-      </w:r>
-      <w:r>
-        <w:rPr>
-          <w:rFonts w:ascii="Consolas" w:hAnsi="Consolas" w:eastAsia="Consolas"/>
-          <w:sz w:val="17"/>
-        </w:rPr>
-        <w:t>npm run dev</w:t>
+        <w:t>VITE_API_TIMEOUT=15000      # default request/stream timeout (ms)</w:t>
       </w:r>
     </w:p>
     <w:p>
       <w:pPr>
-        <w:pStyle w:val="Quote"/>
-        <w:spacing w:before="80" w:after="180"/>
-        <w:ind w:left="432"/>
+        <w:spacing w:after="120"/>
       </w:pPr>
       <w:r>
         <w:rPr>
-          <w:i/>
-          <w:color w:val="5A5A5A"/>
-          <w:sz w:val="21"/>
+          <w:b w:val="0"/>
+          <w:sz w:val="20"/>
         </w:rPr>
-        <w:t>The default is VITE_API_MODE=mock on purpose. The app boots and demos with no backend at all, so a crashed server can never take the presentation down. Flip to http when you are ready to integrate.</w:t>
+        <w:t>The default is mock mode on purpose: the app demos and smoke-tests with no backend, so a crashed server can never take a presentation down. Flip to http to integrate.</w:t>
       </w:r>
     </w:p>
     <w:p>
@@ -1883,35 +1262,22 @@
         <w:pStyle w:val="Heading1"/>
       </w:pPr>
       <w:r>
-        <w:t>4. The twelve methods</w:t>
+        <w:rPr>
+          <w:color w:val="3E362F"/>
+        </w:rPr>
+        <w:t>4.  Routes</w:t>
       </w:r>
     </w:p>
     <w:p>
       <w:pPr>
-        <w:spacing w:before="0" w:after="140"/>
+        <w:spacing w:after="120"/>
       </w:pPr>
       <w:r>
         <w:rPr>
           <w:b w:val="0"/>
-          <w:i w:val="0"/>
-          <w:color w:val="1A1A1A"/>
-          <w:sz w:val="21"/>
+          <w:sz w:val="20"/>
         </w:rPr>
-        <w:t>All twelve are declared in src/api/contract.ts as the QdsApi interface, with every parameter and return type documented inline. Summary:</w:t>
-      </w:r>
-    </w:p>
-    <w:p>
-      <w:pPr>
-        <w:pStyle w:val="Caption"/>
-        <w:spacing w:after="60"/>
-      </w:pPr>
-      <w:r>
-        <w:rPr>
-          <w:b/>
-          <w:color w:val="5A5A5A"/>
-          <w:sz w:val="18"/>
-        </w:rPr>
-        <w:t>Table 2 — The QdsApi surface. Thirteen rows because streamKeygen and streamDistribution are progress channels, not data channels.</w:t>
+        <w:t>client.ts calls exactly these paths. They are declared once in ROUTES inside contract.ts:</w:t>
       </w:r>
     </w:p>
     <w:tbl>
@@ -1919,49 +1285,57 @@
         <w:tblStyle w:val="TableGrid"/>
         <w:tblW w:type="auto" w:w="0"/>
         <w:jc w:val="center"/>
-        <w:tblLayout w:type="fixed"/>
         <w:tblLook w:firstColumn="1" w:firstRow="1" w:lastColumn="0" w:lastRow="0" w:noHBand="0" w:noVBand="1" w:val="04A0"/>
       </w:tblPr>
       <w:tblGrid>
-        <w:gridCol w:w="2880"/>
-        <w:gridCol w:w="2880"/>
-        <w:gridCol w:w="2880"/>
+        <w:gridCol w:w="2484"/>
+        <w:gridCol w:w="2484"/>
+        <w:gridCol w:w="2484"/>
+        <w:gridCol w:w="2484"/>
       </w:tblGrid>
       <w:tr>
         <w:tc>
           <w:tcPr>
-            <w:tcW w:type="dxa" w:w="3672"/>
-            <w:shd w:val="clear" w:fill="2A2A2A"/>
+            <w:tcW w:type="dxa" w:w="720"/>
+            <w:shd w:val="clear" w:color="auto" w:fill="EFE7DC"/>
           </w:tcPr>
           <w:p>
-            <w:pPr>
-              <w:spacing w:before="40" w:after="40"/>
-            </w:pPr>
             <w:r/>
             <w:r>
               <w:rPr>
                 <w:b/>
-                <w:color w:val="FFFFFF"/>
                 <w:sz w:val="18"/>
               </w:rPr>
-              <w:t>Method</w:t>
+              <w:t>Verb</w:t>
             </w:r>
           </w:p>
         </w:tc>
         <w:tc>
           <w:tcPr>
-            <w:tcW w:type="dxa" w:w="1944"/>
-            <w:shd w:val="clear" w:fill="2A2A2A"/>
+            <w:tcW w:type="dxa" w:w="3312"/>
+            <w:shd w:val="clear" w:color="auto" w:fill="EFE7DC"/>
           </w:tcPr>
           <w:p>
-            <w:pPr>
-              <w:spacing w:before="40" w:after="40"/>
-            </w:pPr>
             <w:r/>
             <w:r>
               <w:rPr>
                 <w:b/>
-                <w:color w:val="FFFFFF"/>
+                <w:sz w:val="18"/>
+              </w:rPr>
+              <w:t>Path</w:t>
+            </w:r>
+          </w:p>
+        </w:tc>
+        <w:tc>
+          <w:tcPr>
+            <w:tcW w:type="dxa" w:w="2880"/>
+            <w:shd w:val="clear" w:color="auto" w:fill="EFE7DC"/>
+          </w:tcPr>
+          <w:p>
+            <w:r/>
+            <w:r>
+              <w:rPr>
+                <w:b/>
                 <w:sz w:val="18"/>
               </w:rPr>
               <w:t>Returns</w:t>
@@ -1970,21 +1344,17 @@
         </w:tc>
         <w:tc>
           <w:tcPr>
-            <w:tcW w:type="dxa" w:w="3600"/>
-            <w:shd w:val="clear" w:fill="2A2A2A"/>
+            <w:tcW w:type="dxa" w:w="2304"/>
+            <w:shd w:val="clear" w:color="auto" w:fill="EFE7DC"/>
           </w:tcPr>
           <w:p>
-            <w:pPr>
-              <w:spacing w:before="40" w:after="40"/>
-            </w:pPr>
             <w:r/>
             <w:r>
               <w:rPr>
                 <w:b/>
-                <w:color w:val="FFFFFF"/>
                 <w:sz w:val="18"/>
               </w:rPr>
-              <w:t>Notes</w:t>
+              <w:t>Used by</w:t>
             </w:r>
           </w:p>
         </w:tc>
@@ -1992,53 +1362,57 @@
       <w:tr>
         <w:tc>
           <w:tcPr>
-            <w:tcW w:type="dxa" w:w="3672"/>
+            <w:tcW w:type="dxa" w:w="720"/>
           </w:tcPr>
           <w:p>
-            <w:pPr>
-              <w:spacing w:before="30" w:after="30"/>
-            </w:pPr>
             <w:r/>
             <w:r>
               <w:rPr>
-                <w:rFonts w:ascii="Consolas" w:hAnsi="Consolas"/>
                 <w:sz w:val="17"/>
               </w:rPr>
-              <w:t>init(seed?, ctx?)</w:t>
+              <w:t>POST</w:t>
             </w:r>
           </w:p>
         </w:tc>
         <w:tc>
           <w:tcPr>
-            <w:tcW w:type="dxa" w:w="1944"/>
+            <w:tcW w:type="dxa" w:w="3312"/>
           </w:tcPr>
           <w:p>
-            <w:pPr>
-              <w:spacing w:before="30" w:after="30"/>
-            </w:pPr>
             <w:r/>
             <w:r>
               <w:rPr>
                 <w:sz w:val="17"/>
               </w:rPr>
-              <w:t>InitResponse</w:t>
+              <w:t>/api/runs</w:t>
             </w:r>
           </w:p>
         </w:tc>
         <w:tc>
           <w:tcPr>
-            <w:tcW w:type="dxa" w:w="3600"/>
+            <w:tcW w:type="dxa" w:w="2880"/>
           </w:tcPr>
           <w:p>
-            <w:pPr>
-              <w:spacing w:before="30" w:after="30"/>
-            </w:pPr>
             <w:r/>
             <w:r>
               <w:rPr>
                 <w:sz w:val="17"/>
               </w:rPr>
-              <w:t>seed optional; omit for a fresh random run</w:t>
+              <w:t>CreateRunResponse</w:t>
+            </w:r>
+          </w:p>
+        </w:tc>
+        <w:tc>
+          <w:tcPr>
+            <w:tcW w:type="dxa" w:w="2304"/>
+          </w:tcPr>
+          <w:p>
+            <w:r/>
+            <w:r>
+              <w:rPr>
+                <w:sz w:val="17"/>
+              </w:rPr>
+              <w:t>New Simulation</w:t>
             </w:r>
           </w:p>
         </w:tc>
@@ -2046,56 +1420,57 @@
       <w:tr>
         <w:tc>
           <w:tcPr>
-            <w:tcW w:type="dxa" w:w="3672"/>
-            <w:shd w:val="clear" w:fill="F6F5F9"/>
+            <w:tcW w:type="dxa" w:w="720"/>
           </w:tcPr>
           <w:p>
-            <w:pPr>
-              <w:spacing w:before="30" w:after="30"/>
-            </w:pPr>
             <w:r/>
             <w:r>
               <w:rPr>
-                <w:rFonts w:ascii="Consolas" w:hAnsi="Consolas"/>
                 <w:sz w:val="17"/>
               </w:rPr>
-              <w:t>keygen(runId, ctx?)</w:t>
+              <w:t>GET</w:t>
             </w:r>
           </w:p>
         </w:tc>
         <w:tc>
           <w:tcPr>
-            <w:tcW w:type="dxa" w:w="1944"/>
-            <w:shd w:val="clear" w:fill="F6F5F9"/>
+            <w:tcW w:type="dxa" w:w="3312"/>
           </w:tcPr>
           <w:p>
-            <w:pPr>
-              <w:spacing w:before="30" w:after="30"/>
-            </w:pPr>
             <w:r/>
             <w:r>
               <w:rPr>
                 <w:sz w:val="17"/>
               </w:rPr>
-              <w:t>KeygenResponse</w:t>
+              <w:t>/api/runs/{id}/events</w:t>
             </w:r>
           </w:p>
         </w:tc>
         <w:tc>
           <w:tcPr>
-            <w:tcW w:type="dxa" w:w="3600"/>
-            <w:shd w:val="clear" w:fill="F6F5F9"/>
+            <w:tcW w:type="dxa" w:w="2880"/>
           </w:tcPr>
           <w:p>
-            <w:pPr>
-              <w:spacing w:before="30" w:after="30"/>
-            </w:pPr>
             <w:r/>
             <w:r>
               <w:rPr>
                 <w:sz w:val="17"/>
               </w:rPr>
-              <w:t>pool shape, not progress</w:t>
+              <w:t>SSE stream of RunEvent, resolves on DONE</w:t>
+            </w:r>
+          </w:p>
+        </w:tc>
+        <w:tc>
+          <w:tcPr>
+            <w:tcW w:type="dxa" w:w="2304"/>
+          </w:tcPr>
+          <w:p>
+            <w:r/>
+            <w:r>
+              <w:rPr>
+                <w:sz w:val="17"/>
+              </w:rPr>
+              <w:t>Live Simulation</w:t>
             </w:r>
           </w:p>
         </w:tc>
@@ -2103,53 +1478,57 @@
       <w:tr>
         <w:tc>
           <w:tcPr>
-            <w:tcW w:type="dxa" w:w="3672"/>
+            <w:tcW w:type="dxa" w:w="720"/>
           </w:tcPr>
           <w:p>
-            <w:pPr>
-              <w:spacing w:before="30" w:after="30"/>
-            </w:pPr>
             <w:r/>
             <w:r>
               <w:rPr>
-                <w:rFonts w:ascii="Consolas" w:hAnsi="Consolas"/>
                 <w:sz w:val="17"/>
               </w:rPr>
-              <w:t>streamKeygen(runId, onProgress, ctx?)</w:t>
+              <w:t>GET</w:t>
             </w:r>
           </w:p>
         </w:tc>
         <w:tc>
           <w:tcPr>
-            <w:tcW w:type="dxa" w:w="1944"/>
+            <w:tcW w:type="dxa" w:w="3312"/>
           </w:tcPr>
           <w:p>
-            <w:pPr>
-              <w:spacing w:before="30" w:after="30"/>
-            </w:pPr>
             <w:r/>
             <w:r>
               <w:rPr>
                 <w:sz w:val="17"/>
               </w:rPr>
-              <w:t>void</w:t>
+              <w:t>/api/runs/{id}/result</w:t>
             </w:r>
           </w:p>
         </w:tc>
         <w:tc>
           <w:tcPr>
-            <w:tcW w:type="dxa" w:w="3600"/>
+            <w:tcW w:type="dxa" w:w="2880"/>
           </w:tcPr>
           <w:p>
-            <w:pPr>
-              <w:spacing w:before="30" w:after="30"/>
-            </w:pPr>
             <w:r/>
             <w:r>
               <w:rPr>
                 <w:sz w:val="17"/>
               </w:rPr>
-              <w:t>SSE; calls onProgress(created, total, done)</w:t>
+              <w:t>ResultResponse</w:t>
+            </w:r>
+          </w:p>
+        </w:tc>
+        <w:tc>
+          <w:tcPr>
+            <w:tcW w:type="dxa" w:w="2304"/>
+          </w:tcPr>
+          <w:p>
+            <w:r/>
+            <w:r>
+              <w:rPr>
+                <w:sz w:val="17"/>
+              </w:rPr>
+              <w:t>Results banner + panels</w:t>
             </w:r>
           </w:p>
         </w:tc>
@@ -2157,56 +1536,57 @@
       <w:tr>
         <w:tc>
           <w:tcPr>
-            <w:tcW w:type="dxa" w:w="3672"/>
-            <w:shd w:val="clear" w:fill="F6F5F9"/>
+            <w:tcW w:type="dxa" w:w="720"/>
           </w:tcPr>
           <w:p>
-            <w:pPr>
-              <w:spacing w:before="30" w:after="30"/>
-            </w:pPr>
             <w:r/>
             <w:r>
               <w:rPr>
-                <w:rFonts w:ascii="Consolas" w:hAnsi="Consolas"/>
                 <w:sz w:val="17"/>
               </w:rPr>
-              <w:t>distribute(runId, verifierCount, ctx?)</w:t>
+              <w:t>GET</w:t>
             </w:r>
           </w:p>
         </w:tc>
         <w:tc>
           <w:tcPr>
-            <w:tcW w:type="dxa" w:w="1944"/>
-            <w:shd w:val="clear" w:fill="F6F5F9"/>
+            <w:tcW w:type="dxa" w:w="3312"/>
           </w:tcPr>
           <w:p>
-            <w:pPr>
-              <w:spacing w:before="30" w:after="30"/>
-            </w:pPr>
             <w:r/>
             <w:r>
               <w:rPr>
                 <w:sz w:val="17"/>
               </w:rPr>
-              <w:t>DistributeResponse</w:t>
+              <w:t>/api/runs/{id}/logs?stage=&amp;actor=&amp;level=&amp;q=</w:t>
             </w:r>
           </w:p>
         </w:tc>
         <w:tc>
           <w:tcPr>
-            <w:tcW w:type="dxa" w:w="3600"/>
-            <w:shd w:val="clear" w:fill="F6F5F9"/>
+            <w:tcW w:type="dxa" w:w="2880"/>
           </w:tcPr>
           <w:p>
-            <w:pPr>
-              <w:spacing w:before="30" w:after="30"/>
-            </w:pPr>
             <w:r/>
             <w:r>
               <w:rPr>
                 <w:sz w:val="17"/>
               </w:rPr>
-              <w:t>verifiers start at 0 received</w:t>
+              <w:t>LogRow[]</w:t>
+            </w:r>
+          </w:p>
+        </w:tc>
+        <w:tc>
+          <w:tcPr>
+            <w:tcW w:type="dxa" w:w="2304"/>
+          </w:tcPr>
+          <w:p>
+            <w:r/>
+            <w:r>
+              <w:rPr>
+                <w:sz w:val="17"/>
+              </w:rPr>
+              <w:t>System Logs</w:t>
             </w:r>
           </w:p>
         </w:tc>
@@ -2214,53 +1594,57 @@
       <w:tr>
         <w:tc>
           <w:tcPr>
-            <w:tcW w:type="dxa" w:w="3672"/>
+            <w:tcW w:type="dxa" w:w="720"/>
           </w:tcPr>
           <w:p>
-            <w:pPr>
-              <w:spacing w:before="30" w:after="30"/>
-            </w:pPr>
             <w:r/>
             <w:r>
               <w:rPr>
-                <w:rFonts w:ascii="Consolas" w:hAnsi="Consolas"/>
                 <w:sz w:val="17"/>
               </w:rPr>
-              <w:t>streamDistribution(runId, verifiers, onProgress, ctx?)</w:t>
+              <w:t>POST</w:t>
             </w:r>
           </w:p>
         </w:tc>
         <w:tc>
           <w:tcPr>
-            <w:tcW w:type="dxa" w:w="1944"/>
+            <w:tcW w:type="dxa" w:w="3312"/>
           </w:tcPr>
           <w:p>
-            <w:pPr>
-              <w:spacing w:before="30" w:after="30"/>
-            </w:pPr>
             <w:r/>
             <w:r>
               <w:rPr>
                 <w:sz w:val="17"/>
               </w:rPr>
-              <w:t>void</w:t>
+              <w:t>/api/runs/{id}/rerun</w:t>
             </w:r>
           </w:p>
         </w:tc>
         <w:tc>
           <w:tcPr>
-            <w:tcW w:type="dxa" w:w="3600"/>
+            <w:tcW w:type="dxa" w:w="2880"/>
           </w:tcPr>
           <w:p>
-            <w:pPr>
-              <w:spacing w:before="30" w:after="30"/>
-            </w:pPr>
             <w:r/>
             <w:r>
               <w:rPr>
                 <w:sz w:val="17"/>
               </w:rPr>
-              <w:t>SSE; onProgress(received[])</w:t>
+              <w:t>RerunResponse</w:t>
+            </w:r>
+          </w:p>
+        </w:tc>
+        <w:tc>
+          <w:tcPr>
+            <w:tcW w:type="dxa" w:w="2304"/>
+          </w:tcPr>
+          <w:p>
+            <w:r/>
+            <w:r>
+              <w:rPr>
+                <w:sz w:val="17"/>
+              </w:rPr>
+              <w:t>Results (Run again)</w:t>
             </w:r>
           </w:p>
         </w:tc>
@@ -2268,56 +1652,57 @@
       <w:tr>
         <w:tc>
           <w:tcPr>
-            <w:tcW w:type="dxa" w:w="3672"/>
-            <w:shd w:val="clear" w:fill="F6F5F9"/>
+            <w:tcW w:type="dxa" w:w="720"/>
           </w:tcPr>
           <w:p>
-            <w:pPr>
-              <w:spacing w:before="30" w:after="30"/>
-            </w:pPr>
             <w:r/>
             <w:r>
               <w:rPr>
-                <w:rFonts w:ascii="Consolas" w:hAnsi="Consolas"/>
                 <w:sz w:val="17"/>
               </w:rPr>
-              <w:t>channelHealth(runId, ctx?)</w:t>
+              <w:t>GET</w:t>
             </w:r>
           </w:p>
         </w:tc>
         <w:tc>
           <w:tcPr>
-            <w:tcW w:type="dxa" w:w="1944"/>
-            <w:shd w:val="clear" w:fill="F6F5F9"/>
+            <w:tcW w:type="dxa" w:w="3312"/>
           </w:tcPr>
           <w:p>
-            <w:pPr>
-              <w:spacing w:before="30" w:after="30"/>
-            </w:pPr>
             <w:r/>
             <w:r>
               <w:rPr>
                 <w:sz w:val="17"/>
               </w:rPr>
-              <w:t>ChannelHealthResponse</w:t>
+              <w:t>/api/analysis/binomial?n=&amp;p_honest=&amp;p_cheat=</w:t>
             </w:r>
           </w:p>
         </w:tc>
         <w:tc>
           <w:tcPr>
-            <w:tcW w:type="dxa" w:w="3600"/>
-            <w:shd w:val="clear" w:fill="F6F5F9"/>
+            <w:tcW w:type="dxa" w:w="2880"/>
           </w:tcPr>
           <w:p>
-            <w:pPr>
-              <w:spacing w:before="30" w:after="30"/>
-            </w:pPr>
             <w:r/>
             <w:r>
               <w:rPr>
                 <w:sz w:val="17"/>
               </w:rPr>
-              <w:t>score in [0,1]; bands come from you</w:t>
+              <w:t>BinomialResponse</w:t>
+            </w:r>
+          </w:p>
+        </w:tc>
+        <w:tc>
+          <w:tcPr>
+            <w:tcW w:type="dxa" w:w="2304"/>
+          </w:tcPr>
+          <w:p>
+            <w:r/>
+            <w:r>
+              <w:rPr>
+                <w:sz w:val="17"/>
+              </w:rPr>
+              <w:t>Bag-distribution chart + what-if explorer</w:t>
             </w:r>
           </w:p>
         </w:tc>
@@ -2325,443 +1710,57 @@
       <w:tr>
         <w:tc>
           <w:tcPr>
-            <w:tcW w:type="dxa" w:w="3672"/>
+            <w:tcW w:type="dxa" w:w="720"/>
           </w:tcPr>
           <w:p>
-            <w:pPr>
-              <w:spacing w:before="30" w:after="30"/>
-            </w:pPr>
             <w:r/>
             <w:r>
               <w:rPr>
-                <w:rFonts w:ascii="Consolas" w:hAnsi="Consolas"/>
                 <w:sz w:val="17"/>
               </w:rPr>
-              <w:t>sign(runId, message, verifierNames, ctx?)</w:t>
+              <w:t>GET</w:t>
             </w:r>
           </w:p>
         </w:tc>
         <w:tc>
           <w:tcPr>
-            <w:tcW w:type="dxa" w:w="1944"/>
+            <w:tcW w:type="dxa" w:w="3312"/>
           </w:tcPr>
           <w:p>
-            <w:pPr>
-              <w:spacing w:before="30" w:after="30"/>
-            </w:pPr>
             <w:r/>
             <w:r>
               <w:rPr>
                 <w:sz w:val="17"/>
               </w:rPr>
-              <w:t>SignResponse</w:t>
+              <w:t>/api/history</w:t>
             </w:r>
           </w:p>
         </w:tc>
         <w:tc>
           <w:tcPr>
-            <w:tcW w:type="dxa" w:w="3600"/>
+            <w:tcW w:type="dxa" w:w="2880"/>
           </w:tcPr>
           <w:p>
-            <w:pPr>
-              <w:spacing w:before="30" w:after="30"/>
-            </w:pPr>
             <w:r/>
             <w:r>
               <w:rPr>
                 <w:sz w:val="17"/>
               </w:rPr>
-              <w:t>encoded is one char per block</w:t>
-            </w:r>
-          </w:p>
-        </w:tc>
-      </w:tr>
-      <w:tr>
-        <w:tc>
-          <w:tcPr>
-            <w:tcW w:type="dxa" w:w="3672"/>
-            <w:shd w:val="clear" w:fill="F6F5F9"/>
-          </w:tcPr>
-          <w:p>
-            <w:pPr>
-              <w:spacing w:before="30" w:after="30"/>
-            </w:pPr>
-            <w:r/>
-            <w:r>
-              <w:rPr>
-                <w:rFonts w:ascii="Consolas" w:hAnsi="Consolas"/>
-                <w:sz w:val="17"/>
-              </w:rPr>
-              <w:t>launchAttack(runId, attackId, intensity, ctx?)</w:t>
+              <w:t>HistoryResponse</w:t>
             </w:r>
           </w:p>
         </w:tc>
         <w:tc>
           <w:tcPr>
-            <w:tcW w:type="dxa" w:w="1944"/>
-            <w:shd w:val="clear" w:fill="F6F5F9"/>
+            <w:tcW w:type="dxa" w:w="2304"/>
           </w:tcPr>
           <w:p>
-            <w:pPr>
-              <w:spacing w:before="30" w:after="30"/>
-            </w:pPr>
             <w:r/>
             <w:r>
               <w:rPr>
                 <w:sz w:val="17"/>
               </w:rPr>
-              <w:t>AttackResponse</w:t>
-            </w:r>
-          </w:p>
-        </w:tc>
-        <w:tc>
-          <w:tcPr>
-            <w:tcW w:type="dxa" w:w="3600"/>
-            <w:shd w:val="clear" w:fill="F6F5F9"/>
-          </w:tcPr>
-          <w:p>
-            <w:pPr>
-              <w:spacing w:before="30" w:after="30"/>
-            </w:pPr>
-            <w:r/>
-            <w:r>
-              <w:rPr>
-                <w:sz w:val="17"/>
-              </w:rPr>
-              <w:t>includes Eve's knowledge panel</w:t>
-            </w:r>
-          </w:p>
-        </w:tc>
-      </w:tr>
-      <w:tr>
-        <w:tc>
-          <w:tcPr>
-            <w:tcW w:type="dxa" w:w="3672"/>
-          </w:tcPr>
-          <w:p>
-            <w:pPr>
-              <w:spacing w:before="30" w:after="30"/>
-            </w:pPr>
-            <w:r/>
-            <w:r>
-              <w:rPr>
-                <w:rFonts w:ascii="Consolas" w:hAnsi="Consolas"/>
-                <w:sz w:val="17"/>
-              </w:rPr>
-              <w:t>planVerification(runId, names, attackId, intensity, seed, ctx?)</w:t>
-            </w:r>
-          </w:p>
-        </w:tc>
-        <w:tc>
-          <w:tcPr>
-            <w:tcW w:type="dxa" w:w="1944"/>
-          </w:tcPr>
-          <w:p>
-            <w:pPr>
-              <w:spacing w:before="30" w:after="30"/>
-            </w:pPr>
-            <w:r/>
-            <w:r>
-              <w:rPr>
-                <w:sz w:val="17"/>
-              </w:rPr>
-              <w:t>VerificationPlan</w:t>
-            </w:r>
-          </w:p>
-        </w:tc>
-        <w:tc>
-          <w:tcPr>
-            <w:tcW w:type="dxa" w:w="3600"/>
-          </w:tcPr>
-          <w:p>
-            <w:pPr>
-              <w:spacing w:before="30" w:after="30"/>
-            </w:pPr>
-            <w:r/>
-            <w:r>
-              <w:rPr>
-                <w:sz w:val="17"/>
-              </w:rPr>
-              <w:t>deterministic, whole run up front</w:t>
-            </w:r>
-          </w:p>
-        </w:tc>
-      </w:tr>
-      <w:tr>
-        <w:tc>
-          <w:tcPr>
-            <w:tcW w:type="dxa" w:w="3672"/>
-            <w:shd w:val="clear" w:fill="F6F5F9"/>
-          </w:tcPr>
-          <w:p>
-            <w:pPr>
-              <w:spacing w:before="30" w:after="30"/>
-            </w:pPr>
-            <w:r/>
-            <w:r>
-              <w:rPr>
-                <w:rFonts w:ascii="Consolas" w:hAnsi="Consolas"/>
-                <w:sz w:val="17"/>
-              </w:rPr>
-              <w:t>streamVerification(runId, plan, results, onEvent, ctx?)</w:t>
-            </w:r>
-          </w:p>
-        </w:tc>
-        <w:tc>
-          <w:tcPr>
-            <w:tcW w:type="dxa" w:w="1944"/>
-            <w:shd w:val="clear" w:fill="F6F5F9"/>
-          </w:tcPr>
-          <w:p>
-            <w:pPr>
-              <w:spacing w:before="30" w:after="30"/>
-            </w:pPr>
-            <w:r/>
-            <w:r>
-              <w:rPr>
-                <w:sz w:val="17"/>
-              </w:rPr>
-              <w:t>void</w:t>
-            </w:r>
-          </w:p>
-        </w:tc>
-        <w:tc>
-          <w:tcPr>
-            <w:tcW w:type="dxa" w:w="3600"/>
-            <w:shd w:val="clear" w:fill="F6F5F9"/>
-          </w:tcPr>
-          <w:p>
-            <w:pPr>
-              <w:spacing w:before="30" w:after="30"/>
-            </w:pPr>
-            <w:r/>
-            <w:r>
-              <w:rPr>
-                <w:sz w:val="17"/>
-              </w:rPr>
-              <w:t>SSE; one VerifyEvent per block</w:t>
-            </w:r>
-          </w:p>
-        </w:tc>
-      </w:tr>
-      <w:tr>
-        <w:tc>
-          <w:tcPr>
-            <w:tcW w:type="dxa" w:w="3672"/>
-          </w:tcPr>
-          <w:p>
-            <w:pPr>
-              <w:spacing w:before="30" w:after="30"/>
-            </w:pPr>
-            <w:r/>
-            <w:r>
-              <w:rPr>
-                <w:rFonts w:ascii="Consolas" w:hAnsi="Consolas"/>
-                <w:sz w:val="17"/>
-              </w:rPr>
-              <w:t>agreementFor(runId, results)</w:t>
-            </w:r>
-          </w:p>
-        </w:tc>
-        <w:tc>
-          <w:tcPr>
-            <w:tcW w:type="dxa" w:w="1944"/>
-          </w:tcPr>
-          <w:p>
-            <w:pPr>
-              <w:spacing w:before="30" w:after="30"/>
-            </w:pPr>
-            <w:r/>
-            <w:r>
-              <w:rPr>
-                <w:sz w:val="17"/>
-              </w:rPr>
-              <w:t>Agreement</w:t>
-            </w:r>
-          </w:p>
-        </w:tc>
-        <w:tc>
-          <w:tcPr>
-            <w:tcW w:type="dxa" w:w="3600"/>
-          </w:tcPr>
-          <w:p>
-            <w:pPr>
-              <w:spacing w:before="30" w:after="30"/>
-            </w:pPr>
-            <w:r/>
-            <w:r>
-              <w:rPr>
-                <w:sz w:val="17"/>
-              </w:rPr>
-              <w:t>unanimous, verdict, dissenters</w:t>
-            </w:r>
-          </w:p>
-        </w:tc>
-      </w:tr>
-      <w:tr>
-        <w:tc>
-          <w:tcPr>
-            <w:tcW w:type="dxa" w:w="3672"/>
-            <w:shd w:val="clear" w:fill="F6F5F9"/>
-          </w:tcPr>
-          <w:p>
-            <w:pPr>
-              <w:spacing w:before="30" w:after="30"/>
-            </w:pPr>
-            <w:r/>
-            <w:r>
-              <w:rPr>
-                <w:rFonts w:ascii="Consolas" w:hAnsi="Consolas"/>
-                <w:sz w:val="17"/>
-              </w:rPr>
-              <w:t>buildReport(runId, names, results, attack, channelScore, seed, ctx?)</w:t>
-            </w:r>
-          </w:p>
-        </w:tc>
-        <w:tc>
-          <w:tcPr>
-            <w:tcW w:type="dxa" w:w="1944"/>
-            <w:shd w:val="clear" w:fill="F6F5F9"/>
-          </w:tcPr>
-          <w:p>
-            <w:pPr>
-              <w:spacing w:before="30" w:after="30"/>
-            </w:pPr>
-            <w:r/>
-            <w:r>
-              <w:rPr>
-                <w:sz w:val="17"/>
-              </w:rPr>
-              <w:t>DashboardReport</w:t>
-            </w:r>
-          </w:p>
-        </w:tc>
-        <w:tc>
-          <w:tcPr>
-            <w:tcW w:type="dxa" w:w="3600"/>
-            <w:shd w:val="clear" w:fill="F6F5F9"/>
-          </w:tcPr>
-          <w:p>
-            <w:pPr>
-              <w:spacing w:before="30" w:after="30"/>
-            </w:pPr>
-            <w:r/>
-            <w:r>
-              <w:rPr>
-                <w:sz w:val="17"/>
-              </w:rPr>
-              <w:t>everything the dashboard shows</w:t>
-            </w:r>
-          </w:p>
-        </w:tc>
-      </w:tr>
-      <w:tr>
-        <w:tc>
-          <w:tcPr>
-            <w:tcW w:type="dxa" w:w="3672"/>
-          </w:tcPr>
-          <w:p>
-            <w:pPr>
-              <w:spacing w:before="30" w:after="30"/>
-            </w:pPr>
-            <w:r/>
-            <w:r>
-              <w:rPr>
-                <w:rFonts w:ascii="Consolas" w:hAnsi="Consolas"/>
-                <w:sz w:val="17"/>
-              </w:rPr>
-              <w:t>buildLogs(runId, attack, results, channelScore, startedAt)</w:t>
-            </w:r>
-          </w:p>
-        </w:tc>
-        <w:tc>
-          <w:tcPr>
-            <w:tcW w:type="dxa" w:w="1944"/>
-          </w:tcPr>
-          <w:p>
-            <w:pPr>
-              <w:spacing w:before="30" w:after="30"/>
-            </w:pPr>
-            <w:r/>
-            <w:r>
-              <w:rPr>
-                <w:sz w:val="17"/>
-              </w:rPr>
-              <w:t>LogEntry[]</w:t>
-            </w:r>
-          </w:p>
-        </w:tc>
-        <w:tc>
-          <w:tcPr>
-            <w:tcW w:type="dxa" w:w="3600"/>
-          </w:tcPr>
-          <w:p>
-            <w:pPr>
-              <w:spacing w:before="30" w:after="30"/>
-            </w:pPr>
-            <w:r/>
-            <w:r>
-              <w:rPr>
-                <w:sz w:val="17"/>
-              </w:rPr>
-              <w:t>the tamper-evident event log</w:t>
-            </w:r>
-          </w:p>
-        </w:tc>
-      </w:tr>
-      <w:tr>
-        <w:tc>
-          <w:tcPr>
-            <w:tcW w:type="dxa" w:w="3672"/>
-            <w:shd w:val="clear" w:fill="F6F5F9"/>
-          </w:tcPr>
-          <w:p>
-            <w:pPr>
-              <w:spacing w:before="30" w:after="30"/>
-            </w:pPr>
-            <w:r/>
-            <w:r>
-              <w:rPr>
-                <w:rFonts w:ascii="Consolas" w:hAnsi="Consolas"/>
-                <w:sz w:val="17"/>
-              </w:rPr>
-              <w:t>fetchEvidence(runId, report)</w:t>
-            </w:r>
-          </w:p>
-        </w:tc>
-        <w:tc>
-          <w:tcPr>
-            <w:tcW w:type="dxa" w:w="1944"/>
-            <w:shd w:val="clear" w:fill="F6F5F9"/>
-          </w:tcPr>
-          <w:p>
-            <w:pPr>
-              <w:spacing w:before="30" w:after="30"/>
-            </w:pPr>
-            <w:r/>
-            <w:r>
-              <w:rPr>
-                <w:sz w:val="17"/>
-              </w:rPr>
-              <w:t>Blob</w:t>
-            </w:r>
-          </w:p>
-        </w:tc>
-        <w:tc>
-          <w:tcPr>
-            <w:tcW w:type="dxa" w:w="3600"/>
-            <w:shd w:val="clear" w:fill="F6F5F9"/>
-          </w:tcPr>
-          <w:p>
-            <w:pPr>
-              <w:spacing w:before="30" w:after="30"/>
-            </w:pPr>
-            <w:r/>
-            <w:r>
-              <w:rPr>
-                <w:sz w:val="17"/>
-              </w:rPr>
-              <w:t>the downloadable evidence report</w:t>
+              <w:t>Run History</w:t>
             </w:r>
           </w:p>
         </w:tc>
@@ -2774,279 +1773,14 @@
     </w:p>
     <w:p>
       <w:pPr>
-        <w:pStyle w:val="Heading2"/>
-      </w:pPr>
-      <w:r>
-        <w:t>4.1  The three that need real thought</w:t>
-      </w:r>
-    </w:p>
-    <w:p>
-      <w:pPr>
-        <w:spacing w:before="0" w:after="140"/>
-      </w:pPr>
-      <w:r>
-        <w:rPr>
-          <w:rFonts w:ascii="Consolas" w:hAnsi="Consolas"/>
-          <w:b/>
-          <w:i w:val="0"/>
-          <w:color w:val="1A1A1A"/>
-          <w:sz w:val="20"/>
-        </w:rPr>
-        <w:t>channelHealth</w:t>
-      </w:r>
-      <w:r>
-        <w:rPr>
-          <w:b w:val="0"/>
-          <w:i w:val="0"/>
-          <w:color w:val="1A1A1A"/>
-          <w:sz w:val="21"/>
-        </w:rPr>
-        <w:t xml:space="preserve">  —  we do not hard-code the gauge bands. failBelow and warnBelow arrive in the response, because the threshold is your decision, not ours. If you change the tolerance, the gauge follows.</w:t>
-      </w:r>
-    </w:p>
-    <w:p>
-      <w:pPr>
-        <w:spacing w:before="0" w:after="140"/>
-      </w:pPr>
-      <w:r>
-        <w:rPr>
-          <w:rFonts w:ascii="Consolas" w:hAnsi="Consolas"/>
-          <w:b/>
-          <w:i w:val="0"/>
-          <w:color w:val="1A1A1A"/>
-          <w:sz w:val="20"/>
-        </w:rPr>
-        <w:t>planVerification</w:t>
-      </w:r>
-      <w:r>
-        <w:rPr>
-          <w:b w:val="0"/>
-          <w:i w:val="0"/>
-          <w:color w:val="1A1A1A"/>
-          <w:sz w:val="21"/>
-        </w:rPr>
-        <w:t xml:space="preserve">  —  plan the entire run up front, deterministically, from the seed. Do not make the plan depend on wall-clock time. We need the whole plan before the first block so that the Skip button can jump instantly to the end of a run.</w:t>
-      </w:r>
-    </w:p>
-    <w:p>
-      <w:pPr>
-        <w:spacing w:before="0" w:after="140"/>
-      </w:pPr>
-      <w:r>
-        <w:rPr>
-          <w:rFonts w:ascii="Consolas" w:hAnsi="Consolas"/>
-          <w:b/>
-          <w:i w:val="0"/>
-          <w:color w:val="1A1A1A"/>
-          <w:sz w:val="20"/>
-        </w:rPr>
-        <w:t>buildReport</w:t>
-      </w:r>
-      <w:r>
-        <w:rPr>
-          <w:b w:val="0"/>
-          <w:i w:val="0"/>
-          <w:color w:val="1A1A1A"/>
-          <w:sz w:val="21"/>
-        </w:rPr>
-        <w:t xml:space="preserve">  —  the single largest response. It feeds the classification panel, the fingerprint chart, the heatmap, the ROC curve, the bar comparison and the summary strip. Every field in DashboardReport is rendered somewhere; if you omit a field, that panel shows a skeleton forever.</w:t>
-      </w:r>
-    </w:p>
-    <w:p>
-      <w:pPr>
-        <w:pStyle w:val="Heading2"/>
-      </w:pPr>
-      <w:r>
-        <w:t>4.2  A worked example</w:t>
-      </w:r>
-    </w:p>
-    <w:p>
-      <w:pPr>
-        <w:spacing w:before="0" w:after="80"/>
+        <w:spacing w:after="120"/>
       </w:pPr>
       <w:r>
         <w:rPr>
           <w:b w:val="0"/>
-          <w:i w:val="0"/>
-          <w:color w:val="1A1A1A"/>
-          <w:sz w:val="21"/>
+          <w:sz w:val="20"/>
         </w:rPr>
-        <w:t>One verifier's block result, as we expect to receive it:</w:t>
-      </w:r>
-    </w:p>
-    <w:p>
-      <w:pPr>
-        <w:spacing w:before="100" w:after="180" w:line="240" w:lineRule="auto"/>
-        <w:ind w:left="216"/>
-        <w:shd w:val="clear" w:fill="F4F2FA"/>
-        <w:pBdr>
-          <w:left w:val="single" w:sz="12" w:space="8" w:color="6200EE"/>
-        </w:pBdr>
-      </w:pPr>
-      <w:r>
-        <w:rPr>
-          <w:rFonts w:ascii="Consolas" w:hAnsi="Consolas" w:eastAsia="Consolas"/>
-          <w:sz w:val="17"/>
-        </w:rPr>
-        <w:t>// VerifyEvent  — one per block, in order</w:t>
-        <w:br/>
-      </w:r>
-      <w:r>
-        <w:rPr>
-          <w:rFonts w:ascii="Consolas" w:hAnsi="Consolas" w:eastAsia="Consolas"/>
-          <w:sz w:val="17"/>
-        </w:rPr>
-        <w:t>{</w:t>
-        <w:br/>
-      </w:r>
-      <w:r>
-        <w:rPr>
-          <w:rFonts w:ascii="Consolas" w:hAnsi="Consolas" w:eastAsia="Consolas"/>
-          <w:sz w:val="17"/>
-        </w:rPr>
-        <w:t xml:space="preserve">  "verifier": "VERIFIER-1",</w:t>
-        <w:br/>
-      </w:r>
-      <w:r>
-        <w:rPr>
-          <w:rFonts w:ascii="Consolas" w:hAnsi="Consolas" w:eastAsia="Consolas"/>
-          <w:sz w:val="17"/>
-        </w:rPr>
-        <w:t xml:space="preserve">  "block": {</w:t>
-        <w:br/>
-      </w:r>
-      <w:r>
-        <w:rPr>
-          <w:rFonts w:ascii="Consolas" w:hAnsi="Consolas" w:eastAsia="Consolas"/>
-          <w:sz w:val="17"/>
-        </w:rPr>
-        <w:t xml:space="preserve">    "index": 12,</w:t>
-        <w:br/>
-      </w:r>
-      <w:r>
-        <w:rPr>
-          <w:rFonts w:ascii="Consolas" w:hAnsi="Consolas" w:eastAsia="Consolas"/>
-          <w:sz w:val="17"/>
-        </w:rPr>
-        <w:t xml:space="preserve">    "mismatches": 9,</w:t>
-        <w:br/>
-      </w:r>
-      <w:r>
-        <w:rPr>
-          <w:rFonts w:ascii="Consolas" w:hAnsi="Consolas" w:eastAsia="Consolas"/>
-          <w:sz w:val="17"/>
-        </w:rPr>
-        <w:t xml:space="preserve">    "threshold": 4,</w:t>
-        <w:br/>
-      </w:r>
-      <w:r>
-        <w:rPr>
-          <w:rFonts w:ascii="Consolas" w:hAnsi="Consolas" w:eastAsia="Consolas"/>
-          <w:sz w:val="17"/>
-        </w:rPr>
-        <w:t xml:space="preserve">    "slotCount": 128,</w:t>
-        <w:br/>
-      </w:r>
-      <w:r>
-        <w:rPr>
-          <w:rFonts w:ascii="Consolas" w:hAnsi="Consolas" w:eastAsia="Consolas"/>
-          <w:sz w:val="17"/>
-        </w:rPr>
-        <w:t xml:space="preserve">    "status": "fail"</w:t>
-        <w:br/>
-      </w:r>
-      <w:r>
-        <w:rPr>
-          <w:rFonts w:ascii="Consolas" w:hAnsi="Consolas" w:eastAsia="Consolas"/>
-          <w:sz w:val="17"/>
-        </w:rPr>
-        <w:t xml:space="preserve">  },</w:t>
-        <w:br/>
-      </w:r>
-      <w:r>
-        <w:rPr>
-          <w:rFonts w:ascii="Consolas" w:hAnsi="Consolas" w:eastAsia="Consolas"/>
-          <w:sz w:val="17"/>
-        </w:rPr>
-        <w:t xml:space="preserve">  "checked": 13,</w:t>
-        <w:br/>
-      </w:r>
-      <w:r>
-        <w:rPr>
-          <w:rFonts w:ascii="Consolas" w:hAnsi="Consolas" w:eastAsia="Consolas"/>
-          <w:sz w:val="17"/>
-        </w:rPr>
-        <w:t xml:space="preserve">  "result": {</w:t>
-        <w:br/>
-      </w:r>
-      <w:r>
-        <w:rPr>
-          <w:rFonts w:ascii="Consolas" w:hAnsi="Consolas" w:eastAsia="Consolas"/>
-          <w:sz w:val="17"/>
-        </w:rPr>
-        <w:t xml:space="preserve">    "name": "VERIFIER-1",</w:t>
-        <w:br/>
-      </w:r>
-      <w:r>
-        <w:rPr>
-          <w:rFonts w:ascii="Consolas" w:hAnsi="Consolas" w:eastAsia="Consolas"/>
-          <w:sz w:val="17"/>
-        </w:rPr>
-        <w:t xml:space="preserve">    "checked": 13,</w:t>
-        <w:br/>
-      </w:r>
-      <w:r>
-        <w:rPr>
-          <w:rFonts w:ascii="Consolas" w:hAnsi="Consolas" w:eastAsia="Consolas"/>
-          <w:sz w:val="17"/>
-        </w:rPr>
-        <w:t xml:space="preserve">    "total": 63,</w:t>
-        <w:br/>
-      </w:r>
-      <w:r>
-        <w:rPr>
-          <w:rFonts w:ascii="Consolas" w:hAnsi="Consolas" w:eastAsia="Consolas"/>
-          <w:sz w:val="17"/>
-        </w:rPr>
-        <w:t xml:space="preserve">    "failed": 1,</w:t>
-        <w:br/>
-      </w:r>
-      <w:r>
-        <w:rPr>
-          <w:rFonts w:ascii="Consolas" w:hAnsi="Consolas" w:eastAsia="Consolas"/>
-          <w:sz w:val="17"/>
-        </w:rPr>
-        <w:t xml:space="preserve">    "verdict": "pending"</w:t>
-        <w:br/>
-      </w:r>
-      <w:r>
-        <w:rPr>
-          <w:rFonts w:ascii="Consolas" w:hAnsi="Consolas" w:eastAsia="Consolas"/>
-          <w:sz w:val="17"/>
-        </w:rPr>
-        <w:t xml:space="preserve">  }</w:t>
-        <w:br/>
-      </w:r>
-      <w:r>
-        <w:rPr>
-          <w:rFonts w:ascii="Consolas" w:hAnsi="Consolas" w:eastAsia="Consolas"/>
-          <w:sz w:val="17"/>
-        </w:rPr>
-        <w:t>}</w:t>
-      </w:r>
-    </w:p>
-    <w:p>
-      <w:pPr>
-        <w:spacing w:before="0" w:after="140"/>
-      </w:pPr>
-      <w:r>
-        <w:rPr>
-          <w:b w:val="0"/>
-          <w:i w:val="0"/>
-          <w:color w:val="1A1A1A"/>
-          <w:sz w:val="21"/>
-        </w:rPr>
-        <w:t>The tool tip on that block reads "Block 13: 9/128 mismatches · threshold 4 → FAIL" — all of it built from these four fields. Note that result is an immutable snapshot of the whole verifier row, so we never have to reconstruct it.</w:t>
+        <w:t>Only the config the user controls is posted (report §5.3), in snake_case: attack, subtype, message, tampered_message, target_link, fixed_basis, intensity_pct, replay_type. client.ts converts the frontend's camelCase RunConfig to wire form. Respond to /api/runs with { session_id, seed, config } where config is the resolved config echoed back for reproducibility.</w:t>
       </w:r>
     </w:p>
     <w:p>
@@ -3054,21 +1788,22 @@
         <w:pStyle w:val="Heading1"/>
       </w:pPr>
       <w:r>
-        <w:t>5. Route map</w:t>
+        <w:rPr>
+          <w:color w:val="3E362F"/>
+        </w:rPr>
+        <w:t>5.  Fixed system parameters</w:t>
       </w:r>
     </w:p>
     <w:p>
       <w:pPr>
-        <w:spacing w:before="0" w:after="140"/>
+        <w:spacing w:after="120"/>
       </w:pPr>
       <w:r>
         <w:rPr>
           <w:b w:val="0"/>
-          <w:i w:val="0"/>
-          <w:color w:val="1A1A1A"/>
-          <w:sz w:val="21"/>
+          <w:sz w:val="20"/>
         </w:rPr>
-        <w:t>client.ts calls exactly these paths. They are declared once in ROUTES inside contract.ts, so a change is a one-line edit that moves with the type checker.</w:t>
+        <w:t>Backend-controlled, shown read-only with a lock icon. The frontend hard-copies them only as a fallback display; every number that matters arrives in responses:</w:t>
       </w:r>
     </w:p>
     <w:tbl>
@@ -3076,72 +1811,59 @@
         <w:tblStyle w:val="TableGrid"/>
         <w:tblW w:type="auto" w:w="0"/>
         <w:jc w:val="center"/>
-        <w:tblLayout w:type="fixed"/>
         <w:tblLook w:firstColumn="1" w:firstRow="1" w:lastColumn="0" w:lastRow="0" w:noHBand="0" w:noVBand="1" w:val="04A0"/>
       </w:tblPr>
       <w:tblGrid>
-        <w:gridCol w:w="2880"/>
-        <w:gridCol w:w="2880"/>
-        <w:gridCol w:w="2880"/>
+        <w:gridCol w:w="3312"/>
+        <w:gridCol w:w="3312"/>
+        <w:gridCol w:w="3312"/>
       </w:tblGrid>
       <w:tr>
         <w:tc>
           <w:tcPr>
-            <w:tcW w:type="dxa" w:w="1008"/>
-            <w:shd w:val="clear" w:fill="2A2A2A"/>
+            <w:tcW w:type="dxa" w:w="2160"/>
+            <w:shd w:val="clear" w:color="auto" w:fill="EFE7DC"/>
           </w:tcPr>
           <w:p>
-            <w:pPr>
-              <w:spacing w:before="40" w:after="40"/>
-            </w:pPr>
             <w:r/>
             <w:r>
               <w:rPr>
                 <w:b/>
-                <w:color w:val="FFFFFF"/>
                 <w:sz w:val="18"/>
               </w:rPr>
-              <w:t>Verb</w:t>
+              <w:t>Parameter</w:t>
             </w:r>
           </w:p>
         </w:tc>
         <w:tc>
           <w:tcPr>
-            <w:tcW w:type="dxa" w:w="4320"/>
-            <w:shd w:val="clear" w:fill="2A2A2A"/>
+            <w:tcW w:type="dxa" w:w="1296"/>
+            <w:shd w:val="clear" w:color="auto" w:fill="EFE7DC"/>
           </w:tcPr>
           <w:p>
-            <w:pPr>
-              <w:spacing w:before="40" w:after="40"/>
-            </w:pPr>
             <w:r/>
             <w:r>
               <w:rPr>
                 <w:b/>
-                <w:color w:val="FFFFFF"/>
                 <w:sz w:val="18"/>
               </w:rPr>
-              <w:t>Path</w:t>
+              <w:t>Value</w:t>
             </w:r>
           </w:p>
         </w:tc>
         <w:tc>
           <w:tcPr>
-            <w:tcW w:type="dxa" w:w="3888"/>
-            <w:shd w:val="clear" w:fill="2A2A2A"/>
+            <w:tcW w:type="dxa" w:w="5760"/>
+            <w:shd w:val="clear" w:color="auto" w:fill="EFE7DC"/>
           </w:tcPr>
           <w:p>
-            <w:pPr>
-              <w:spacing w:before="40" w:after="40"/>
-            </w:pPr>
             <w:r/>
             <w:r>
               <w:rPr>
                 <w:b/>
-                <w:color w:val="FFFFFF"/>
                 <w:sz w:val="18"/>
               </w:rPr>
-              <w:t>Returns</w:t>
+              <w:t>Meaning</w:t>
             </w:r>
           </w:p>
         </w:tc>
@@ -3149,53 +1871,43 @@
       <w:tr>
         <w:tc>
           <w:tcPr>
-            <w:tcW w:type="dxa" w:w="1008"/>
+            <w:tcW w:type="dxa" w:w="2160"/>
           </w:tcPr>
           <w:p>
-            <w:pPr>
-              <w:spacing w:before="30" w:after="30"/>
-            </w:pPr>
             <w:r/>
             <w:r>
               <w:rPr>
                 <w:sz w:val="17"/>
               </w:rPr>
-              <w:t>POST</w:t>
+              <w:t>slotsPerBag</w:t>
             </w:r>
           </w:p>
         </w:tc>
         <w:tc>
           <w:tcPr>
-            <w:tcW w:type="dxa" w:w="4320"/>
+            <w:tcW w:type="dxa" w:w="1296"/>
           </w:tcPr>
           <w:p>
-            <w:pPr>
-              <w:spacing w:before="30" w:after="30"/>
-            </w:pPr>
             <w:r/>
             <w:r>
               <w:rPr>
-                <w:rFonts w:ascii="Consolas" w:hAnsi="Consolas"/>
                 <w:sz w:val="17"/>
               </w:rPr>
-              <w:t>/runs</w:t>
+              <w:t>128</w:t>
             </w:r>
           </w:p>
         </w:tc>
         <w:tc>
           <w:tcPr>
-            <w:tcW w:type="dxa" w:w="3888"/>
+            <w:tcW w:type="dxa" w:w="5760"/>
           </w:tcPr>
           <w:p>
-            <w:pPr>
-              <w:spacing w:before="30" w:after="30"/>
-            </w:pPr>
             <w:r/>
             <w:r>
               <w:rPr>
                 <w:sz w:val="17"/>
               </w:rPr>
-              <w:t>InitResponse</w:t>
+              <w:t>slots measured per opened bag</w:t>
             </w:r>
           </w:p>
         </w:tc>
@@ -3203,56 +1915,43 @@
       <w:tr>
         <w:tc>
           <w:tcPr>
-            <w:tcW w:type="dxa" w:w="1008"/>
-            <w:shd w:val="clear" w:fill="F6F5F9"/>
+            <w:tcW w:type="dxa" w:w="2160"/>
           </w:tcPr>
           <w:p>
-            <w:pPr>
-              <w:spacing w:before="30" w:after="30"/>
-            </w:pPr>
             <w:r/>
             <w:r>
               <w:rPr>
                 <w:sz w:val="17"/>
               </w:rPr>
-              <w:t>GET</w:t>
+              <w:t>bags</w:t>
             </w:r>
           </w:p>
         </w:tc>
         <w:tc>
           <w:tcPr>
-            <w:tcW w:type="dxa" w:w="4320"/>
-            <w:shd w:val="clear" w:fill="F6F5F9"/>
+            <w:tcW w:type="dxa" w:w="1296"/>
           </w:tcPr>
           <w:p>
-            <w:pPr>
-              <w:spacing w:before="30" w:after="30"/>
-            </w:pPr>
             <w:r/>
             <w:r>
               <w:rPr>
-                <w:rFonts w:ascii="Consolas" w:hAnsi="Consolas"/>
                 <w:sz w:val="17"/>
               </w:rPr>
-              <w:t>/runs/:runId/keygen</w:t>
+              <w:t>63</w:t>
             </w:r>
           </w:p>
         </w:tc>
         <w:tc>
           <w:tcPr>
-            <w:tcW w:type="dxa" w:w="3888"/>
-            <w:shd w:val="clear" w:fill="F6F5F9"/>
+            <w:tcW w:type="dxa" w:w="5760"/>
           </w:tcPr>
           <w:p>
-            <w:pPr>
-              <w:spacing w:before="30" w:after="30"/>
-            </w:pPr>
             <w:r/>
             <w:r>
               <w:rPr>
                 <w:sz w:val="17"/>
               </w:rPr>
-              <w:t>KeygenResponse</w:t>
+              <w:t>BCH gives 63 encoded positions; one bag of 128 slots per position</w:t>
             </w:r>
           </w:p>
         </w:tc>
@@ -3260,53 +1959,43 @@
       <w:tr>
         <w:tc>
           <w:tcPr>
-            <w:tcW w:type="dxa" w:w="1008"/>
+            <w:tcW w:type="dxa" w:w="2160"/>
           </w:tcPr>
           <w:p>
-            <w:pPr>
-              <w:spacing w:before="30" w:after="30"/>
-            </w:pPr>
             <w:r/>
             <w:r>
               <w:rPr>
                 <w:sz w:val="17"/>
               </w:rPr>
-              <w:t>GET</w:t>
+              <w:t>passLine</w:t>
             </w:r>
           </w:p>
         </w:tc>
         <w:tc>
           <w:tcPr>
-            <w:tcW w:type="dxa" w:w="4320"/>
+            <w:tcW w:type="dxa" w:w="1296"/>
           </w:tcPr>
           <w:p>
-            <w:pPr>
-              <w:spacing w:before="30" w:after="30"/>
-            </w:pPr>
             <w:r/>
             <w:r>
               <w:rPr>
-                <w:rFonts w:ascii="Consolas" w:hAnsi="Consolas"/>
                 <w:sz w:val="17"/>
               </w:rPr>
-              <w:t>/runs/:runId/keygen/stream</w:t>
+              <w:t>12</w:t>
             </w:r>
           </w:p>
         </w:tc>
         <w:tc>
           <w:tcPr>
-            <w:tcW w:type="dxa" w:w="3888"/>
+            <w:tcW w:type="dxa" w:w="5760"/>
           </w:tcPr>
           <w:p>
-            <w:pPr>
-              <w:spacing w:before="30" w:after="30"/>
-            </w:pPr>
             <w:r/>
             <w:r>
               <w:rPr>
                 <w:sz w:val="17"/>
               </w:rPr>
-              <w:t>SSE — keygen progress</w:t>
+              <w:t>a bag fails at &gt;= 12 wrong slots of 128</w:t>
             </w:r>
           </w:p>
         </w:tc>
@@ -3314,56 +2003,43 @@
       <w:tr>
         <w:tc>
           <w:tcPr>
-            <w:tcW w:type="dxa" w:w="1008"/>
-            <w:shd w:val="clear" w:fill="F6F5F9"/>
+            <w:tcW w:type="dxa" w:w="2160"/>
           </w:tcPr>
           <w:p>
-            <w:pPr>
-              <w:spacing w:before="30" w:after="30"/>
-            </w:pPr>
             <w:r/>
             <w:r>
               <w:rPr>
                 <w:sz w:val="17"/>
               </w:rPr>
-              <w:t>POST</w:t>
+              <w:t>fidelityGate</w:t>
             </w:r>
           </w:p>
         </w:tc>
         <w:tc>
           <w:tcPr>
-            <w:tcW w:type="dxa" w:w="4320"/>
-            <w:shd w:val="clear" w:fill="F6F5F9"/>
+            <w:tcW w:type="dxa" w:w="1296"/>
           </w:tcPr>
           <w:p>
-            <w:pPr>
-              <w:spacing w:before="30" w:after="30"/>
-            </w:pPr>
             <w:r/>
             <w:r>
               <w:rPr>
-                <w:rFonts w:ascii="Consolas" w:hAnsi="Consolas"/>
                 <w:sz w:val="17"/>
               </w:rPr>
-              <w:t>/runs/:runId/verifiers</w:t>
+              <w:t>0.5</w:t>
             </w:r>
           </w:p>
         </w:tc>
         <w:tc>
           <w:tcPr>
-            <w:tcW w:type="dxa" w:w="3888"/>
-            <w:shd w:val="clear" w:fill="F6F5F9"/>
+            <w:tcW w:type="dxa" w:w="5760"/>
           </w:tcPr>
           <w:p>
-            <w:pPr>
-              <w:spacing w:before="30" w:after="30"/>
-            </w:pPr>
             <w:r/>
             <w:r>
               <w:rPr>
                 <w:sz w:val="17"/>
               </w:rPr>
-              <w:t>DistributeResponse</w:t>
+              <w:t>F &gt; 0.5 is the most a non-entangled link can reach</w:t>
             </w:r>
           </w:p>
         </w:tc>
@@ -3371,53 +2047,43 @@
       <w:tr>
         <w:tc>
           <w:tcPr>
-            <w:tcW w:type="dxa" w:w="1008"/>
+            <w:tcW w:type="dxa" w:w="2160"/>
           </w:tcPr>
           <w:p>
-            <w:pPr>
-              <w:spacing w:before="30" w:after="30"/>
-            </w:pPr>
             <w:r/>
             <w:r>
               <w:rPr>
                 <w:sz w:val="17"/>
               </w:rPr>
-              <w:t>GET</w:t>
+              <w:t>verifierNames</w:t>
             </w:r>
           </w:p>
         </w:tc>
         <w:tc>
           <w:tcPr>
-            <w:tcW w:type="dxa" w:w="4320"/>
+            <w:tcW w:type="dxa" w:w="1296"/>
           </w:tcPr>
           <w:p>
-            <w:pPr>
-              <w:spacing w:before="30" w:after="30"/>
-            </w:pPr>
             <w:r/>
             <w:r>
               <w:rPr>
-                <w:rFonts w:ascii="Consolas" w:hAnsi="Consolas"/>
                 <w:sz w:val="17"/>
               </w:rPr>
-              <w:t>/runs/:runId/verifiers/stream</w:t>
+              <w:t>Bob, Charlie</w:t>
             </w:r>
           </w:p>
         </w:tc>
         <w:tc>
           <w:tcPr>
-            <w:tcW w:type="dxa" w:w="3888"/>
+            <w:tcW w:type="dxa" w:w="5760"/>
           </w:tcPr>
           <w:p>
-            <w:pPr>
-              <w:spacing w:before="30" w:after="30"/>
-            </w:pPr>
             <w:r/>
             <w:r>
               <w:rPr>
                 <w:sz w:val="17"/>
               </w:rPr>
-              <w:t>SSE — distribution progress</w:t>
+              <w:t>two independent verifiers, separate key sets</w:t>
             </w:r>
           </w:p>
         </w:tc>
@@ -3425,500 +2091,43 @@
       <w:tr>
         <w:tc>
           <w:tcPr>
-            <w:tcW w:type="dxa" w:w="1008"/>
-            <w:shd w:val="clear" w:fill="F6F5F9"/>
+            <w:tcW w:type="dxa" w:w="2160"/>
           </w:tcPr>
           <w:p>
-            <w:pPr>
-              <w:spacing w:before="30" w:after="30"/>
-            </w:pPr>
             <w:r/>
             <w:r>
               <w:rPr>
                 <w:sz w:val="17"/>
               </w:rPr>
-              <w:t>GET</w:t>
+              <w:t>honestErrorRate</w:t>
             </w:r>
           </w:p>
         </w:tc>
         <w:tc>
           <w:tcPr>
-            <w:tcW w:type="dxa" w:w="4320"/>
-            <w:shd w:val="clear" w:fill="F6F5F9"/>
+            <w:tcW w:type="dxa" w:w="1296"/>
           </w:tcPr>
           <w:p>
-            <w:pPr>
-              <w:spacing w:before="30" w:after="30"/>
-            </w:pPr>
             <w:r/>
             <w:r>
               <w:rPr>
-                <w:rFonts w:ascii="Consolas" w:hAnsi="Consolas"/>
                 <w:sz w:val="17"/>
               </w:rPr>
-              <w:t>/runs/:runId/channel-health</w:t>
+              <w:t>0.02</w:t>
             </w:r>
           </w:p>
         </w:tc>
         <w:tc>
           <w:tcPr>
-            <w:tcW w:type="dxa" w:w="3888"/>
-            <w:shd w:val="clear" w:fill="F6F5F9"/>
+            <w:tcW w:type="dxa" w:w="5760"/>
           </w:tcPr>
           <w:p>
-            <w:pPr>
-              <w:spacing w:before="30" w:after="30"/>
-            </w:pPr>
             <w:r/>
             <w:r>
               <w:rPr>
                 <w:sz w:val="17"/>
               </w:rPr>
-              <w:t>ChannelHealthResponse</w:t>
-            </w:r>
-          </w:p>
-        </w:tc>
-      </w:tr>
-      <w:tr>
-        <w:tc>
-          <w:tcPr>
-            <w:tcW w:type="dxa" w:w="1008"/>
-          </w:tcPr>
-          <w:p>
-            <w:pPr>
-              <w:spacing w:before="30" w:after="30"/>
-            </w:pPr>
-            <w:r/>
-            <w:r>
-              <w:rPr>
-                <w:sz w:val="17"/>
-              </w:rPr>
-              <w:t>POST</w:t>
-            </w:r>
-          </w:p>
-        </w:tc>
-        <w:tc>
-          <w:tcPr>
-            <w:tcW w:type="dxa" w:w="4320"/>
-          </w:tcPr>
-          <w:p>
-            <w:pPr>
-              <w:spacing w:before="30" w:after="30"/>
-            </w:pPr>
-            <w:r/>
-            <w:r>
-              <w:rPr>
-                <w:rFonts w:ascii="Consolas" w:hAnsi="Consolas"/>
-                <w:sz w:val="17"/>
-              </w:rPr>
-              <w:t>/runs/:runId/sign</w:t>
-            </w:r>
-          </w:p>
-        </w:tc>
-        <w:tc>
-          <w:tcPr>
-            <w:tcW w:type="dxa" w:w="3888"/>
-          </w:tcPr>
-          <w:p>
-            <w:pPr>
-              <w:spacing w:before="30" w:after="30"/>
-            </w:pPr>
-            <w:r/>
-            <w:r>
-              <w:rPr>
-                <w:sz w:val="17"/>
-              </w:rPr>
-              <w:t>SignResponse</w:t>
-            </w:r>
-          </w:p>
-        </w:tc>
-      </w:tr>
-      <w:tr>
-        <w:tc>
-          <w:tcPr>
-            <w:tcW w:type="dxa" w:w="1008"/>
-            <w:shd w:val="clear" w:fill="F6F5F9"/>
-          </w:tcPr>
-          <w:p>
-            <w:pPr>
-              <w:spacing w:before="30" w:after="30"/>
-            </w:pPr>
-            <w:r/>
-            <w:r>
-              <w:rPr>
-                <w:sz w:val="17"/>
-              </w:rPr>
-              <w:t>POST</w:t>
-            </w:r>
-          </w:p>
-        </w:tc>
-        <w:tc>
-          <w:tcPr>
-            <w:tcW w:type="dxa" w:w="4320"/>
-            <w:shd w:val="clear" w:fill="F6F5F9"/>
-          </w:tcPr>
-          <w:p>
-            <w:pPr>
-              <w:spacing w:before="30" w:after="30"/>
-            </w:pPr>
-            <w:r/>
-            <w:r>
-              <w:rPr>
-                <w:rFonts w:ascii="Consolas" w:hAnsi="Consolas"/>
-                <w:sz w:val="17"/>
-              </w:rPr>
-              <w:t>/runs/:runId/attack</w:t>
-            </w:r>
-          </w:p>
-        </w:tc>
-        <w:tc>
-          <w:tcPr>
-            <w:tcW w:type="dxa" w:w="3888"/>
-            <w:shd w:val="clear" w:fill="F6F5F9"/>
-          </w:tcPr>
-          <w:p>
-            <w:pPr>
-              <w:spacing w:before="30" w:after="30"/>
-            </w:pPr>
-            <w:r/>
-            <w:r>
-              <w:rPr>
-                <w:sz w:val="17"/>
-              </w:rPr>
-              <w:t>AttackResponse</w:t>
-            </w:r>
-          </w:p>
-        </w:tc>
-      </w:tr>
-      <w:tr>
-        <w:tc>
-          <w:tcPr>
-            <w:tcW w:type="dxa" w:w="1008"/>
-          </w:tcPr>
-          <w:p>
-            <w:pPr>
-              <w:spacing w:before="30" w:after="30"/>
-            </w:pPr>
-            <w:r/>
-            <w:r>
-              <w:rPr>
-                <w:sz w:val="17"/>
-              </w:rPr>
-              <w:t>POST</w:t>
-            </w:r>
-          </w:p>
-        </w:tc>
-        <w:tc>
-          <w:tcPr>
-            <w:tcW w:type="dxa" w:w="4320"/>
-          </w:tcPr>
-          <w:p>
-            <w:pPr>
-              <w:spacing w:before="30" w:after="30"/>
-            </w:pPr>
-            <w:r/>
-            <w:r>
-              <w:rPr>
-                <w:rFonts w:ascii="Consolas" w:hAnsi="Consolas"/>
-                <w:sz w:val="17"/>
-              </w:rPr>
-              <w:t>/runs/:runId/verify/plan</w:t>
-            </w:r>
-          </w:p>
-        </w:tc>
-        <w:tc>
-          <w:tcPr>
-            <w:tcW w:type="dxa" w:w="3888"/>
-          </w:tcPr>
-          <w:p>
-            <w:pPr>
-              <w:spacing w:before="30" w:after="30"/>
-            </w:pPr>
-            <w:r/>
-            <w:r>
-              <w:rPr>
-                <w:sz w:val="17"/>
-              </w:rPr>
-              <w:t>VerificationPlan</w:t>
-            </w:r>
-          </w:p>
-        </w:tc>
-      </w:tr>
-      <w:tr>
-        <w:tc>
-          <w:tcPr>
-            <w:tcW w:type="dxa" w:w="1008"/>
-            <w:shd w:val="clear" w:fill="F6F5F9"/>
-          </w:tcPr>
-          <w:p>
-            <w:pPr>
-              <w:spacing w:before="30" w:after="30"/>
-            </w:pPr>
-            <w:r/>
-            <w:r>
-              <w:rPr>
-                <w:sz w:val="17"/>
-              </w:rPr>
-              <w:t>GET</w:t>
-            </w:r>
-          </w:p>
-        </w:tc>
-        <w:tc>
-          <w:tcPr>
-            <w:tcW w:type="dxa" w:w="4320"/>
-            <w:shd w:val="clear" w:fill="F6F5F9"/>
-          </w:tcPr>
-          <w:p>
-            <w:pPr>
-              <w:spacing w:before="30" w:after="30"/>
-            </w:pPr>
-            <w:r/>
-            <w:r>
-              <w:rPr>
-                <w:rFonts w:ascii="Consolas" w:hAnsi="Consolas"/>
-                <w:sz w:val="17"/>
-              </w:rPr>
-              <w:t>/runs/:runId/verify/stream</w:t>
-            </w:r>
-          </w:p>
-        </w:tc>
-        <w:tc>
-          <w:tcPr>
-            <w:tcW w:type="dxa" w:w="3888"/>
-            <w:shd w:val="clear" w:fill="F6F5F9"/>
-          </w:tcPr>
-          <w:p>
-            <w:pPr>
-              <w:spacing w:before="30" w:after="30"/>
-            </w:pPr>
-            <w:r/>
-            <w:r>
-              <w:rPr>
-                <w:sz w:val="17"/>
-              </w:rPr>
-              <w:t>SSE — VerifyEvent</w:t>
-            </w:r>
-          </w:p>
-        </w:tc>
-      </w:tr>
-      <w:tr>
-        <w:tc>
-          <w:tcPr>
-            <w:tcW w:type="dxa" w:w="1008"/>
-          </w:tcPr>
-          <w:p>
-            <w:pPr>
-              <w:spacing w:before="30" w:after="30"/>
-            </w:pPr>
-            <w:r/>
-            <w:r>
-              <w:rPr>
-                <w:sz w:val="17"/>
-              </w:rPr>
-              <w:t>POST</w:t>
-            </w:r>
-          </w:p>
-        </w:tc>
-        <w:tc>
-          <w:tcPr>
-            <w:tcW w:type="dxa" w:w="4320"/>
-          </w:tcPr>
-          <w:p>
-            <w:pPr>
-              <w:spacing w:before="30" w:after="30"/>
-            </w:pPr>
-            <w:r/>
-            <w:r>
-              <w:rPr>
-                <w:rFonts w:ascii="Consolas" w:hAnsi="Consolas"/>
-                <w:sz w:val="17"/>
-              </w:rPr>
-              <w:t>/runs/:runId/agreement</w:t>
-            </w:r>
-          </w:p>
-        </w:tc>
-        <w:tc>
-          <w:tcPr>
-            <w:tcW w:type="dxa" w:w="3888"/>
-          </w:tcPr>
-          <w:p>
-            <w:pPr>
-              <w:spacing w:before="30" w:after="30"/>
-            </w:pPr>
-            <w:r/>
-            <w:r>
-              <w:rPr>
-                <w:sz w:val="17"/>
-              </w:rPr>
-              <w:t>Agreement</w:t>
-            </w:r>
-          </w:p>
-        </w:tc>
-      </w:tr>
-      <w:tr>
-        <w:tc>
-          <w:tcPr>
-            <w:tcW w:type="dxa" w:w="1008"/>
-            <w:shd w:val="clear" w:fill="F6F5F9"/>
-          </w:tcPr>
-          <w:p>
-            <w:pPr>
-              <w:spacing w:before="30" w:after="30"/>
-            </w:pPr>
-            <w:r/>
-            <w:r>
-              <w:rPr>
-                <w:sz w:val="17"/>
-              </w:rPr>
-              <w:t>POST</w:t>
-            </w:r>
-          </w:p>
-        </w:tc>
-        <w:tc>
-          <w:tcPr>
-            <w:tcW w:type="dxa" w:w="4320"/>
-            <w:shd w:val="clear" w:fill="F6F5F9"/>
-          </w:tcPr>
-          <w:p>
-            <w:pPr>
-              <w:spacing w:before="30" w:after="30"/>
-            </w:pPr>
-            <w:r/>
-            <w:r>
-              <w:rPr>
-                <w:rFonts w:ascii="Consolas" w:hAnsi="Consolas"/>
-                <w:sz w:val="17"/>
-              </w:rPr>
-              <w:t>/runs/:runId/report</w:t>
-            </w:r>
-          </w:p>
-        </w:tc>
-        <w:tc>
-          <w:tcPr>
-            <w:tcW w:type="dxa" w:w="3888"/>
-            <w:shd w:val="clear" w:fill="F6F5F9"/>
-          </w:tcPr>
-          <w:p>
-            <w:pPr>
-              <w:spacing w:before="30" w:after="30"/>
-            </w:pPr>
-            <w:r/>
-            <w:r>
-              <w:rPr>
-                <w:sz w:val="17"/>
-              </w:rPr>
-              <w:t>DashboardReport</w:t>
-            </w:r>
-          </w:p>
-        </w:tc>
-      </w:tr>
-      <w:tr>
-        <w:tc>
-          <w:tcPr>
-            <w:tcW w:type="dxa" w:w="1008"/>
-          </w:tcPr>
-          <w:p>
-            <w:pPr>
-              <w:spacing w:before="30" w:after="30"/>
-            </w:pPr>
-            <w:r/>
-            <w:r>
-              <w:rPr>
-                <w:sz w:val="17"/>
-              </w:rPr>
-              <w:t>POST</w:t>
-            </w:r>
-          </w:p>
-        </w:tc>
-        <w:tc>
-          <w:tcPr>
-            <w:tcW w:type="dxa" w:w="4320"/>
-          </w:tcPr>
-          <w:p>
-            <w:pPr>
-              <w:spacing w:before="30" w:after="30"/>
-            </w:pPr>
-            <w:r/>
-            <w:r>
-              <w:rPr>
-                <w:rFonts w:ascii="Consolas" w:hAnsi="Consolas"/>
-                <w:sz w:val="17"/>
-              </w:rPr>
-              <w:t>/runs/:runId/logs</w:t>
-            </w:r>
-          </w:p>
-        </w:tc>
-        <w:tc>
-          <w:tcPr>
-            <w:tcW w:type="dxa" w:w="3888"/>
-          </w:tcPr>
-          <w:p>
-            <w:pPr>
-              <w:spacing w:before="30" w:after="30"/>
-            </w:pPr>
-            <w:r/>
-            <w:r>
-              <w:rPr>
-                <w:sz w:val="17"/>
-              </w:rPr>
-              <w:t>LogEntry[]</w:t>
-            </w:r>
-          </w:p>
-        </w:tc>
-      </w:tr>
-      <w:tr>
-        <w:tc>
-          <w:tcPr>
-            <w:tcW w:type="dxa" w:w="1008"/>
-            <w:shd w:val="clear" w:fill="F6F5F9"/>
-          </w:tcPr>
-          <w:p>
-            <w:pPr>
-              <w:spacing w:before="30" w:after="30"/>
-            </w:pPr>
-            <w:r/>
-            <w:r>
-              <w:rPr>
-                <w:sz w:val="17"/>
-              </w:rPr>
-              <w:t>POST</w:t>
-            </w:r>
-          </w:p>
-        </w:tc>
-        <w:tc>
-          <w:tcPr>
-            <w:tcW w:type="dxa" w:w="4320"/>
-            <w:shd w:val="clear" w:fill="F6F5F9"/>
-          </w:tcPr>
-          <w:p>
-            <w:pPr>
-              <w:spacing w:before="30" w:after="30"/>
-            </w:pPr>
-            <w:r/>
-            <w:r>
-              <w:rPr>
-                <w:rFonts w:ascii="Consolas" w:hAnsi="Consolas"/>
-                <w:sz w:val="17"/>
-              </w:rPr>
-              <w:t>/runs/:runId/evidence</w:t>
-            </w:r>
-          </w:p>
-        </w:tc>
-        <w:tc>
-          <w:tcPr>
-            <w:tcW w:type="dxa" w:w="3888"/>
-            <w:shd w:val="clear" w:fill="F6F5F9"/>
-          </w:tcPr>
-          <w:p>
-            <w:pPr>
-              <w:spacing w:before="30" w:after="30"/>
-            </w:pPr>
-            <w:r/>
-            <w:r>
-              <w:rPr>
-                <w:sz w:val="17"/>
-              </w:rPr>
-              <w:t>application/json</w:t>
+              <w:t>expected 2 wrong-of-128 per bag when nothing is wrong</w:t>
             </w:r>
           </w:p>
         </w:tc>
@@ -3931,16 +2140,14 @@
     </w:p>
     <w:p>
       <w:pPr>
-        <w:spacing w:before="0" w:after="140"/>
+        <w:spacing w:after="120"/>
       </w:pPr>
       <w:r>
         <w:rPr>
           <w:b w:val="0"/>
-          <w:i w:val="0"/>
-          <w:color w:val="1A1A1A"/>
-          <w:sz w:val="21"/>
+          <w:sz w:val="20"/>
         </w:rPr>
-        <w:t>Two headers matter: send X-QS-Seed on /runs when a seed is supplied, and honour X-QS-Force-Fail: 1 on channel-health — that is how the demo control forces the failure branch so a judge can see the system correctly refuse to operate on an untrusted channel.</w:t>
+        <w:t>Do not replicate thresholds in React. passLineFor() in the mock is a probabilistic helper only — the pass line for a given n arrives in BinomialResponse and bagDistribution.</w:t>
       </w:r>
     </w:p>
     <w:p>
@@ -3948,318 +2155,22 @@
         <w:pStyle w:val="Heading1"/>
       </w:pPr>
       <w:r>
-        <w:t>6. Streaming</w:t>
+        <w:rPr>
+          <w:color w:val="3E362F"/>
+        </w:rPr>
+        <w:t>6.  Run lifecycle and the live event stream</w:t>
       </w:r>
     </w:p>
     <w:p>
       <w:pPr>
-        <w:spacing w:before="0" w:after="140"/>
+        <w:spacing w:after="120"/>
       </w:pPr>
       <w:r>
         <w:rPr>
           <w:b w:val="0"/>
-          <w:i w:val="0"/>
-          <w:color w:val="1A1A1A"/>
-          <w:sz w:val="21"/>
-        </w:rPr>
-        <w:t>Three of the thirteen channels are long-running: key generation, key distribution and block-by-block verification. All three are Server-Sent Events. There is no polling anywhere in the client, and there will not be.</w:t>
-      </w:r>
-    </w:p>
-    <w:p>
-      <w:pPr>
-        <w:spacing w:before="0" w:after="80"/>
-      </w:pPr>
-      <w:r>
-        <w:rPr>
-          <w:b w:val="0"/>
-          <w:i w:val="0"/>
-          <w:color w:val="1A1A1A"/>
-          <w:sz w:val="21"/>
-        </w:rPr>
-        <w:t>Frame format — plain SSE, no event: field needed:</w:t>
-      </w:r>
-    </w:p>
-    <w:p>
-      <w:pPr>
-        <w:spacing w:before="100" w:after="180" w:line="240" w:lineRule="auto"/>
-        <w:ind w:left="216"/>
-        <w:shd w:val="clear" w:fill="F4F2FA"/>
-        <w:pBdr>
-          <w:left w:val="single" w:sz="12" w:space="8" w:color="6200EE"/>
-        </w:pBdr>
-      </w:pPr>
-      <w:r>
-        <w:rPr>
-          <w:rFonts w:ascii="Consolas" w:hAnsi="Consolas" w:eastAsia="Consolas"/>
-          <w:sz w:val="17"/>
-        </w:rPr>
-        <w:t>data: {"created": 5250, "total": 12600, "done": false}</w:t>
-        <w:br/>
-      </w:r>
-      <w:r>
-        <w:rPr>
-          <w:rFonts w:ascii="Consolas" w:hAnsi="Consolas" w:eastAsia="Consolas"/>
-          <w:sz w:val="17"/>
-        </w:rPr>
-        <w:br/>
-      </w:r>
-      <w:r>
-        <w:rPr>
-          <w:rFonts w:ascii="Consolas" w:hAnsi="Consolas" w:eastAsia="Consolas"/>
-          <w:sz w:val="17"/>
-        </w:rPr>
-        <w:t>data: {"created": 7875, "total": 12600, "done": false}</w:t>
-        <w:br/>
-      </w:r>
-      <w:r>
-        <w:rPr>
-          <w:rFonts w:ascii="Consolas" w:hAnsi="Consolas" w:eastAsia="Consolas"/>
-          <w:sz w:val="17"/>
-        </w:rPr>
-        <w:br/>
-      </w:r>
-      <w:r>
-        <w:rPr>
-          <w:rFonts w:ascii="Consolas" w:hAnsi="Consolas" w:eastAsia="Consolas"/>
-          <w:sz w:val="17"/>
-        </w:rPr>
-        <w:t>data: {"created": 12600, "total": 12600, "done": true}</w:t>
-        <w:br/>
-      </w:r>
-      <w:r>
-        <w:rPr>
-          <w:rFonts w:ascii="Consolas" w:hAnsi="Consolas" w:eastAsia="Consolas"/>
-          <w:sz w:val="17"/>
-        </w:rPr>
-      </w:r>
-    </w:p>
-    <w:p>
-      <w:pPr>
-        <w:spacing w:before="0" w:after="140"/>
-      </w:pPr>
-      <w:r>
-        <w:rPr>
-          <w:b w:val="0"/>
-          <w:i w:val="0"/>
-          <w:color w:val="1A1A1A"/>
-          <w:sz w:val="21"/>
-        </w:rPr>
-        <w:t>The client treats a frame with done: true as terminal and closes the stream. Control frames without a verifier field are ignored, so you may end a stream with a bare {"done": true} if that is easier than emitting a final data frame.</w:t>
-      </w:r>
-    </w:p>
-    <w:p>
-      <w:pPr>
-        <w:spacing w:before="120" w:after="80"/>
-      </w:pPr>
-      <w:r>
-        <w:rPr>
-          <w:b/>
-          <w:i w:val="0"/>
-          <w:color w:val="1A1A1A"/>
-          <w:sz w:val="21"/>
-        </w:rPr>
-        <w:t>Minimal FastAPI implementation:</w:t>
-      </w:r>
-    </w:p>
-    <w:p>
-      <w:pPr>
-        <w:spacing w:before="100" w:after="180" w:line="240" w:lineRule="auto"/>
-        <w:ind w:left="216"/>
-        <w:shd w:val="clear" w:fill="F4F2FA"/>
-        <w:pBdr>
-          <w:left w:val="single" w:sz="12" w:space="8" w:color="6200EE"/>
-        </w:pBdr>
-      </w:pPr>
-      <w:r>
-        <w:rPr>
-          <w:rFonts w:ascii="Consolas" w:hAnsi="Consolas" w:eastAsia="Consolas"/>
-          <w:sz w:val="17"/>
-        </w:rPr>
-        <w:t>from fastapi import FastAPI</w:t>
-        <w:br/>
-      </w:r>
-      <w:r>
-        <w:rPr>
-          <w:rFonts w:ascii="Consolas" w:hAnsi="Consolas" w:eastAsia="Consolas"/>
-          <w:sz w:val="17"/>
-        </w:rPr>
-        <w:t>from fastapi.responses import StreamingResponse</w:t>
-        <w:br/>
-      </w:r>
-      <w:r>
-        <w:rPr>
-          <w:rFonts w:ascii="Consolas" w:hAnsi="Consolas" w:eastAsia="Consolas"/>
-          <w:sz w:val="17"/>
-        </w:rPr>
-        <w:t>import asyncio, json</w:t>
-        <w:br/>
-      </w:r>
-      <w:r>
-        <w:rPr>
-          <w:rFonts w:ascii="Consolas" w:hAnsi="Consolas" w:eastAsia="Consolas"/>
-          <w:sz w:val="17"/>
-        </w:rPr>
-        <w:br/>
-      </w:r>
-      <w:r>
-        <w:rPr>
-          <w:rFonts w:ascii="Consolas" w:hAnsi="Consolas" w:eastAsia="Consolas"/>
-          <w:sz w:val="17"/>
-        </w:rPr>
-        <w:t>app = FastAPI()</w:t>
-        <w:br/>
-      </w:r>
-      <w:r>
-        <w:rPr>
-          <w:rFonts w:ascii="Consolas" w:hAnsi="Consolas" w:eastAsia="Consolas"/>
-          <w:sz w:val="17"/>
-        </w:rPr>
-        <w:br/>
-      </w:r>
-      <w:r>
-        <w:rPr>
-          <w:rFonts w:ascii="Consolas" w:hAnsi="Consolas" w:eastAsia="Consolas"/>
-          <w:sz w:val="17"/>
-        </w:rPr>
-        <w:t>@app.get("/runs/{run_id}/verify/stream")</w:t>
-        <w:br/>
-      </w:r>
-      <w:r>
-        <w:rPr>
-          <w:rFonts w:ascii="Consolas" w:hAnsi="Consolas" w:eastAsia="Consolas"/>
-          <w:sz w:val="17"/>
-        </w:rPr>
-        <w:t>async def verify_stream(run_id: str):</w:t>
-        <w:br/>
-      </w:r>
-      <w:r>
-        <w:rPr>
-          <w:rFonts w:ascii="Consolas" w:hAnsi="Consolas" w:eastAsia="Consolas"/>
-          <w:sz w:val="17"/>
-        </w:rPr>
-        <w:t xml:space="preserve">    async def frames():</w:t>
-        <w:br/>
-      </w:r>
-      <w:r>
-        <w:rPr>
-          <w:rFonts w:ascii="Consolas" w:hAnsi="Consolas" w:eastAsia="Consolas"/>
-          <w:sz w:val="17"/>
-        </w:rPr>
-        <w:t xml:space="preserve">        for entry in plan_for(run_id):        # your computation</w:t>
-        <w:br/>
-      </w:r>
-      <w:r>
-        <w:rPr>
-          <w:rFonts w:ascii="Consolas" w:hAnsi="Consolas" w:eastAsia="Consolas"/>
-          <w:sz w:val="17"/>
-        </w:rPr>
-        <w:t xml:space="preserve">            yield f"data: {json.dumps(to_event(entry))}\n\n"</w:t>
-        <w:br/>
-      </w:r>
-      <w:r>
-        <w:rPr>
-          <w:rFonts w:ascii="Consolas" w:hAnsi="Consolas" w:eastAsia="Consolas"/>
-          <w:sz w:val="17"/>
-        </w:rPr>
-        <w:t xml:space="preserve">            await asyncio.sleep(0.026)       # demo pacing, optional</w:t>
-        <w:br/>
-      </w:r>
-      <w:r>
-        <w:rPr>
-          <w:rFonts w:ascii="Consolas" w:hAnsi="Consolas" w:eastAsia="Consolas"/>
-          <w:sz w:val="17"/>
-        </w:rPr>
-        <w:t xml:space="preserve">        yield 'data: {"done": true}\n\n'</w:t>
-        <w:br/>
-      </w:r>
-      <w:r>
-        <w:rPr>
-          <w:rFonts w:ascii="Consolas" w:hAnsi="Consolas" w:eastAsia="Consolas"/>
-          <w:sz w:val="17"/>
-        </w:rPr>
-        <w:br/>
-      </w:r>
-      <w:r>
-        <w:rPr>
-          <w:rFonts w:ascii="Consolas" w:hAnsi="Consolas" w:eastAsia="Consolas"/>
-          <w:sz w:val="17"/>
-        </w:rPr>
-        <w:t xml:space="preserve">    return StreamingResponse(frames(), media_type="text/event-stream")</w:t>
-      </w:r>
-    </w:p>
-    <w:p>
-      <w:pPr>
-        <w:spacing w:before="120" w:after="180"/>
-        <w:ind w:left="144"/>
-        <w:shd w:val="clear" w:fill="FDF3F4"/>
-        <w:pBdr>
-          <w:left w:val="single" w:sz="20" w:space="8" w:color="B00020"/>
-        </w:pBdr>
-      </w:pPr>
-      <w:r>
-        <w:rPr>
-          <w:b/>
-          <w:color w:val="B00020"/>
           <w:sz w:val="20"/>
         </w:rPr>
-        <w:t xml:space="preserve">TWO BEHAVIOURS WE DEPEND ON  </w:t>
-      </w:r>
-      <w:r>
-        <w:rPr>
-          <w:sz w:val="21"/>
-        </w:rPr>
-        <w:t>First: the stream must stop promptly when the user hits Skip or Restart — we send an AbortSignal. Second: the last frame must be emitted before the stream closes, or the final block never renders.</w:t>
-      </w:r>
-    </w:p>
-    <w:p>
-      <w:pPr>
-        <w:pStyle w:val="Quote"/>
-        <w:spacing w:before="80" w:after="180"/>
-        <w:ind w:left="432"/>
-      </w:pPr>
-      <w:r>
-        <w:rPr>
-          <w:i/>
-          <w:color w:val="5A5A5A"/>
-          <w:sz w:val="21"/>
-        </w:rPr>
-        <w:t>We batch incoming events on a 32 ms timer before touching React state. A run is roughly 400 events, and rendering each one on its own visibly janks the block grid. You do not need to throttle on your side.</w:t>
-      </w:r>
-    </w:p>
-    <w:p>
-      <w:pPr>
-        <w:pStyle w:val="Heading1"/>
-      </w:pPr>
-      <w:r>
-        <w:t>7. The three numbers judges will ask for</w:t>
-      </w:r>
-    </w:p>
-    <w:p>
-      <w:pPr>
-        <w:spacing w:before="0" w:after="140"/>
-      </w:pPr>
-      <w:r>
-        <w:rPr>
-          <w:b w:val="0"/>
-          <w:i w:val="0"/>
-          <w:color w:val="1A1A1A"/>
-          <w:sz w:val="21"/>
-        </w:rPr>
-        <w:t>The PS says to evaluate the framework through forgery probability analysis, attack simulation and performance metrics. These three claims are what a technical panel will ask for, and they belong in DashboardReport.security (SecuritySummary in types.ts):</w:t>
-      </w:r>
-    </w:p>
-    <w:p>
-      <w:pPr>
-        <w:pStyle w:val="Caption"/>
-        <w:spacing w:after="60"/>
-      </w:pPr>
-      <w:r>
-        <w:rPr>
-          <w:b/>
-          <w:color w:val="5A5A5A"/>
-          <w:sz w:val="18"/>
-        </w:rPr>
-        <w:t>Table 3 — SecuritySummary. Optional field: a backend that does not report it still renders, the panel just says not reported.</w:t>
+        <w:t>A run advances through six stages; an attack stops at the earliest gate that catches it:</w:t>
       </w:r>
     </w:p>
     <w:tbl>
@@ -4267,72 +2178,76 @@
         <w:tblStyle w:val="TableGrid"/>
         <w:tblW w:type="auto" w:w="0"/>
         <w:jc w:val="center"/>
-        <w:tblLayout w:type="fixed"/>
         <w:tblLook w:firstColumn="1" w:firstRow="1" w:lastColumn="0" w:lastRow="0" w:noHBand="0" w:noVBand="1" w:val="04A0"/>
       </w:tblPr>
       <w:tblGrid>
-        <w:gridCol w:w="2880"/>
-        <w:gridCol w:w="2880"/>
-        <w:gridCol w:w="2880"/>
+        <w:gridCol w:w="2484"/>
+        <w:gridCol w:w="2484"/>
+        <w:gridCol w:w="2484"/>
+        <w:gridCol w:w="2484"/>
       </w:tblGrid>
       <w:tr>
         <w:tc>
           <w:tcPr>
-            <w:tcW w:type="dxa" w:w="2736"/>
-            <w:shd w:val="clear" w:fill="2A2A2A"/>
+            <w:tcW w:type="dxa" w:w="576"/>
+            <w:shd w:val="clear" w:color="auto" w:fill="EFE7DC"/>
           </w:tcPr>
           <w:p>
-            <w:pPr>
-              <w:spacing w:before="40" w:after="40"/>
-            </w:pPr>
             <w:r/>
             <w:r>
               <w:rPr>
                 <w:b/>
-                <w:color w:val="FFFFFF"/>
                 <w:sz w:val="18"/>
               </w:rPr>
-              <w:t>Field</w:t>
+              <w:t>#</w:t>
             </w:r>
           </w:p>
         </w:tc>
         <w:tc>
           <w:tcPr>
-            <w:tcW w:type="dxa" w:w="3168"/>
-            <w:shd w:val="clear" w:fill="2A2A2A"/>
+            <w:tcW w:type="dxa" w:w="1296"/>
+            <w:shd w:val="clear" w:color="auto" w:fill="EFE7DC"/>
           </w:tcPr>
           <w:p>
-            <w:pPr>
-              <w:spacing w:before="40" w:after="40"/>
-            </w:pPr>
             <w:r/>
             <w:r>
               <w:rPr>
                 <w:b/>
-                <w:color w:val="FFFFFF"/>
                 <w:sz w:val="18"/>
               </w:rPr>
-              <w:t>Claim</w:t>
+              <w:t>Stage id</w:t>
             </w:r>
           </w:p>
         </w:tc>
         <w:tc>
           <w:tcPr>
-            <w:tcW w:type="dxa" w:w="3312"/>
-            <w:shd w:val="clear" w:fill="2A2A2A"/>
+            <w:tcW w:type="dxa" w:w="5328"/>
+            <w:shd w:val="clear" w:color="auto" w:fill="EFE7DC"/>
           </w:tcPr>
           <w:p>
-            <w:pPr>
-              <w:spacing w:before="40" w:after="40"/>
-            </w:pPr>
             <w:r/>
             <w:r>
               <w:rPr>
                 <w:b/>
-                <w:color w:val="FFFFFF"/>
                 <w:sz w:val="18"/>
               </w:rPr>
-              <w:t>What a good value looks like</w:t>
+              <w:t>What happens</w:t>
+            </w:r>
+          </w:p>
+        </w:tc>
+        <w:tc>
+          <w:tcPr>
+            <w:tcW w:type="dxa" w:w="2592"/>
+            <w:shd w:val="clear" w:color="auto" w:fill="EFE7DC"/>
+          </w:tcPr>
+          <w:p>
+            <w:r/>
+            <w:r>
+              <w:rPr>
+                <w:b/>
+                <w:sz w:val="18"/>
+              </w:rPr>
+              <w:t>Attacks stopped here</w:t>
             </w:r>
           </w:p>
         </w:tc>
@@ -4340,53 +2255,57 @@
       <w:tr>
         <w:tc>
           <w:tcPr>
-            <w:tcW w:type="dxa" w:w="2736"/>
+            <w:tcW w:type="dxa" w:w="576"/>
           </w:tcPr>
           <w:p>
-            <w:pPr>
-              <w:spacing w:before="30" w:after="30"/>
-            </w:pPr>
             <w:r/>
             <w:r>
               <w:rPr>
-                <w:rFonts w:ascii="Consolas" w:hAnsi="Consolas"/>
                 <w:sz w:val="17"/>
               </w:rPr>
-              <w:t>honestAcceptanceProbability</w:t>
+              <w:t>1</w:t>
             </w:r>
           </w:p>
         </w:tc>
         <w:tc>
           <w:tcPr>
-            <w:tcW w:type="dxa" w:w="3168"/>
+            <w:tcW w:type="dxa" w:w="1296"/>
           </w:tcPr>
           <w:p>
-            <w:pPr>
-              <w:spacing w:before="30" w:after="30"/>
-            </w:pPr>
             <w:r/>
             <w:r>
               <w:rPr>
                 <w:sz w:val="17"/>
               </w:rPr>
-              <w:t>Legitimate signatures are accepted</w:t>
+              <w:t>fidelity</w:t>
             </w:r>
           </w:p>
         </w:tc>
         <w:tc>
           <w:tcPr>
-            <w:tcW w:type="dxa" w:w="3312"/>
+            <w:tcW w:type="dxa" w:w="5328"/>
           </w:tcPr>
           <w:p>
-            <w:pPr>
-              <w:spacing w:before="30" w:after="30"/>
-            </w:pPr>
             <w:r/>
             <w:r>
               <w:rPr>
                 <w:sz w:val="17"/>
               </w:rPr>
-              <w:t>Exactly 1. Deterministic, not "usually".</w:t>
+              <w:t>Session admission + Fidelity Test (F, gate)</w:t>
+            </w:r>
+          </w:p>
+        </w:tc>
+        <w:tc>
+          <w:tcPr>
+            <w:tcW w:type="dxa" w:w="2592"/>
+          </w:tcPr>
+          <w:p>
+            <w:r/>
+            <w:r>
+              <w:rPr>
+                <w:sz w:val="17"/>
+              </w:rPr>
+              <w:t>impersonation (F &lt;= 0.5)</w:t>
             </w:r>
           </w:p>
         </w:tc>
@@ -4394,56 +2313,57 @@
       <w:tr>
         <w:tc>
           <w:tcPr>
-            <w:tcW w:type="dxa" w:w="2736"/>
-            <w:shd w:val="clear" w:fill="F6F5F9"/>
+            <w:tcW w:type="dxa" w:w="576"/>
           </w:tcPr>
           <w:p>
-            <w:pPr>
-              <w:spacing w:before="30" w:after="30"/>
-            </w:pPr>
             <w:r/>
             <w:r>
               <w:rPr>
-                <w:rFonts w:ascii="Consolas" w:hAnsi="Consolas"/>
                 <w:sz w:val="17"/>
               </w:rPr>
-              <w:t>observedForgeryProbability</w:t>
+              <w:t>2</w:t>
             </w:r>
           </w:p>
         </w:tc>
         <w:tc>
           <w:tcPr>
-            <w:tcW w:type="dxa" w:w="3168"/>
-            <w:shd w:val="clear" w:fill="F6F5F9"/>
+            <w:tcW w:type="dxa" w:w="1296"/>
           </w:tcPr>
           <w:p>
-            <w:pPr>
-              <w:spacing w:before="30" w:after="30"/>
-            </w:pPr>
             <w:r/>
             <w:r>
               <w:rPr>
                 <w:sz w:val="17"/>
               </w:rPr>
-              <w:t>Empirical forgery success rate</w:t>
+              <w:t>keys</w:t>
             </w:r>
           </w:p>
         </w:tc>
         <w:tc>
           <w:tcPr>
-            <w:tcW w:type="dxa" w:w="3312"/>
-            <w:shd w:val="clear" w:fill="F6F5F9"/>
+            <w:tcW w:type="dxa" w:w="5328"/>
           </w:tcPr>
           <w:p>
-            <w:pPr>
-              <w:spacing w:before="30" w:after="30"/>
-            </w:pPr>
             <w:r/>
             <w:r>
               <w:rPr>
                 <w:sz w:val="17"/>
               </w:rPr>
-              <w:t>Decays as block count grows</w:t>
+              <w:t>Alice prepares 63 bags x 128 slots of six-state material</w:t>
+            </w:r>
+          </w:p>
+        </w:tc>
+        <w:tc>
+          <w:tcPr>
+            <w:tcW w:type="dxa" w:w="2592"/>
+          </w:tcPr>
+          <w:p>
+            <w:r/>
+            <w:r>
+              <w:rPr>
+                <w:sz w:val="17"/>
+              </w:rPr>
+              <w:t>—</w:t>
             </w:r>
           </w:p>
         </w:tc>
@@ -4451,53 +2371,57 @@
       <w:tr>
         <w:tc>
           <w:tcPr>
-            <w:tcW w:type="dxa" w:w="2736"/>
+            <w:tcW w:type="dxa" w:w="576"/>
           </w:tcPr>
           <w:p>
-            <w:pPr>
-              <w:spacing w:before="30" w:after="30"/>
-            </w:pPr>
             <w:r/>
             <w:r>
               <w:rPr>
-                <w:rFonts w:ascii="Consolas" w:hAnsi="Consolas"/>
                 <w:sz w:val="17"/>
               </w:rPr>
-              <w:t>claimedForgeryBound</w:t>
+              <w:t>3</w:t>
             </w:r>
           </w:p>
         </w:tc>
         <w:tc>
           <w:tcPr>
-            <w:tcW w:type="dxa" w:w="3168"/>
+            <w:tcW w:type="dxa" w:w="1296"/>
           </w:tcPr>
           <w:p>
-            <w:pPr>
-              <w:spacing w:before="30" w:after="30"/>
-            </w:pPr>
             <w:r/>
             <w:r>
               <w:rPr>
                 <w:sz w:val="17"/>
               </w:rPr>
-              <w:t>The bound the protocol claims</w:t>
+              <w:t>distribute</w:t>
             </w:r>
           </w:p>
         </w:tc>
         <w:tc>
           <w:tcPr>
-            <w:tcW w:type="dxa" w:w="3312"/>
+            <w:tcW w:type="dxa" w:w="5328"/>
           </w:tcPr>
           <w:p>
-            <w:pPr>
-              <w:spacing w:before="30" w:after="30"/>
-            </w:pPr>
             <w:r/>
             <w:r>
               <w:rPr>
                 <w:sz w:val="17"/>
               </w:rPr>
-              <w:t>e.g. "&lt;= 1e-9 per block"</w:t>
+              <w:t>Independent Bell-pair teleportation to Bob and to Charlie (sets A/B), with correction bits</w:t>
+            </w:r>
+          </w:p>
+        </w:tc>
+        <w:tc>
+          <w:tcPr>
+            <w:tcW w:type="dxa" w:w="2592"/>
+          </w:tcPr>
+          <w:p>
+            <w:r/>
+            <w:r>
+              <w:rPr>
+                <w:sz w:val="17"/>
+              </w:rPr>
+              <w:t>—</w:t>
             </w:r>
           </w:p>
         </w:tc>
@@ -4505,56 +2429,57 @@
       <w:tr>
         <w:tc>
           <w:tcPr>
-            <w:tcW w:type="dxa" w:w="2736"/>
-            <w:shd w:val="clear" w:fill="F6F5F9"/>
+            <w:tcW w:type="dxa" w:w="576"/>
           </w:tcPr>
           <w:p>
-            <w:pPr>
-              <w:spacing w:before="30" w:after="30"/>
-            </w:pPr>
             <w:r/>
             <w:r>
               <w:rPr>
-                <w:rFonts w:ascii="Consolas" w:hAnsi="Consolas"/>
                 <w:sz w:val="17"/>
               </w:rPr>
-              <w:t>trials</w:t>
+              <w:t>4</w:t>
             </w:r>
           </w:p>
         </w:tc>
         <w:tc>
           <w:tcPr>
-            <w:tcW w:type="dxa" w:w="3168"/>
-            <w:shd w:val="clear" w:fill="F6F5F9"/>
+            <w:tcW w:type="dxa" w:w="1296"/>
           </w:tcPr>
           <w:p>
-            <w:pPr>
-              <w:spacing w:before="30" w:after="30"/>
-            </w:pPr>
             <w:r/>
             <w:r>
               <w:rPr>
                 <w:sz w:val="17"/>
               </w:rPr>
-              <w:t>Shots sampled per point</w:t>
+              <w:t>sign</w:t>
             </w:r>
           </w:p>
         </w:tc>
         <w:tc>
           <w:tcPr>
-            <w:tcW w:type="dxa" w:w="3312"/>
-            <w:shd w:val="clear" w:fill="F6F5F9"/>
+            <w:tcW w:type="dxa" w:w="5328"/>
           </w:tcPr>
           <w:p>
-            <w:pPr>
-              <w:spacing w:before="30" w:after="30"/>
-            </w:pPr>
             <w:r/>
             <w:r>
               <w:rPr>
                 <w:sz w:val="17"/>
               </w:rPr>
-              <w:t>Large enough that the number means something</w:t>
+              <w:t>BCH encode 39 -&gt; 63, digest, open the matching bag per encoded bit</w:t>
+            </w:r>
+          </w:p>
+        </w:tc>
+        <w:tc>
+          <w:tcPr>
+            <w:tcW w:type="dxa" w:w="2592"/>
+          </w:tcPr>
+          <w:p>
+            <w:r/>
+            <w:r>
+              <w:rPr>
+                <w:sz w:val="17"/>
+              </w:rPr>
+              <w:t>—</w:t>
             </w:r>
           </w:p>
         </w:tc>
@@ -4562,53 +2487,115 @@
       <w:tr>
         <w:tc>
           <w:tcPr>
-            <w:tcW w:type="dxa" w:w="2736"/>
+            <w:tcW w:type="dxa" w:w="576"/>
           </w:tcPr>
           <w:p>
-            <w:pPr>
-              <w:spacing w:before="30" w:after="30"/>
-            </w:pPr>
             <w:r/>
             <w:r>
               <w:rPr>
-                <w:rFonts w:ascii="Consolas" w:hAnsi="Consolas"/>
                 <w:sz w:val="17"/>
               </w:rPr>
-              <w:t>falsePositives</w:t>
+              <w:t>5</w:t>
             </w:r>
           </w:p>
         </w:tc>
         <w:tc>
           <w:tcPr>
-            <w:tcW w:type="dxa" w:w="3168"/>
+            <w:tcW w:type="dxa" w:w="1296"/>
           </w:tcPr>
           <w:p>
-            <w:pPr>
-              <w:spacing w:before="30" w:after="30"/>
-            </w:pPr>
             <w:r/>
             <w:r>
               <w:rPr>
                 <w:sz w:val="17"/>
               </w:rPr>
-              <w:t>Honest runs wrongly rejected</w:t>
+              <w:t>verify</w:t>
             </w:r>
           </w:p>
         </w:tc>
         <w:tc>
           <w:tcPr>
-            <w:tcW w:type="dxa" w:w="3312"/>
+            <w:tcW w:type="dxa" w:w="5328"/>
           </w:tcPr>
           <w:p>
-            <w:pPr>
-              <w:spacing w:before="30" w:after="30"/>
-            </w:pPr>
             <w:r/>
             <w:r>
               <w:rPr>
                 <w:sz w:val="17"/>
               </w:rPr>
-              <w:t>0</w:t>
+              <w:t>Session ledger lookup, then Bob and Charlie measure bag-by-bag</w:t>
+            </w:r>
+          </w:p>
+        </w:tc>
+        <w:tc>
+          <w:tcPr>
+            <w:tcW w:type="dxa" w:w="2592"/>
+          </w:tcPr>
+          <w:p>
+            <w:r/>
+            <w:r>
+              <w:rPr>
+                <w:sz w:val="17"/>
+              </w:rPr>
+              <w:t>replay (ledger, before measurement)</w:t>
+            </w:r>
+          </w:p>
+        </w:tc>
+      </w:tr>
+      <w:tr>
+        <w:tc>
+          <w:tcPr>
+            <w:tcW w:type="dxa" w:w="576"/>
+          </w:tcPr>
+          <w:p>
+            <w:r/>
+            <w:r>
+              <w:rPr>
+                <w:sz w:val="17"/>
+              </w:rPr>
+              <w:t>6</w:t>
+            </w:r>
+          </w:p>
+        </w:tc>
+        <w:tc>
+          <w:tcPr>
+            <w:tcW w:type="dxa" w:w="1296"/>
+          </w:tcPr>
+          <w:p>
+            <w:r/>
+            <w:r>
+              <w:rPr>
+                <w:sz w:val="17"/>
+              </w:rPr>
+              <w:t>analysis</w:t>
+            </w:r>
+          </w:p>
+        </w:tc>
+        <w:tc>
+          <w:tcPr>
+            <w:tcW w:type="dxa" w:w="5328"/>
+          </w:tcPr>
+          <w:p>
+            <w:r/>
+            <w:r>
+              <w:rPr>
+                <w:sz w:val="17"/>
+              </w:rPr>
+              <w:t>Rates -&gt; fingerprint -&gt; classification -&gt; root cause -&gt; severity</w:t>
+            </w:r>
+          </w:p>
+        </w:tc>
+        <w:tc>
+          <w:tcPr>
+            <w:tcW w:type="dxa" w:w="2592"/>
+          </w:tcPr>
+          <w:p>
+            <w:r/>
+            <w:r>
+              <w:rPr>
+                <w:sz w:val="17"/>
+              </w:rPr>
+              <w:t>—</w:t>
             </w:r>
           </w:p>
         </w:tc>
@@ -4621,38 +2608,31 @@
     </w:p>
     <w:p>
       <w:pPr>
-        <w:spacing w:before="0" w:after="140"/>
+        <w:spacing w:after="120"/>
       </w:pPr>
       <w:r>
         <w:rPr>
           <w:b w:val="0"/>
-          <w:i w:val="0"/>
-          <w:color w:val="1A1A1A"/>
-          <w:sz w:val="21"/>
+          <w:sz w:val="20"/>
         </w:rPr>
-        <w:t>The forgery probability curve is the single most persuasive chart in the project, and it is pure plot work on our side. If you send ForgeryCurve (points of block count and probability), we draw the decay and it makes the argument for you.</w:t>
+        <w:t>GET /api/runs/{id}/events is an SSE stream delivering one frame per emitted event, in order. tMs is ms since run start. Canonical kind order:</w:t>
       </w:r>
     </w:p>
     <w:p>
       <w:pPr>
-        <w:pStyle w:val="Heading1"/>
-      </w:pPr>
-      <w:r>
-        <w:t>8. The Protocol page — four extra endpoints</w:t>
-      </w:r>
-    </w:p>
-    <w:p>
-      <w:pPr>
-        <w:spacing w:before="0" w:after="140"/>
+        <w:shd w:val="clear" w:color="auto" w:fill="F6EFE7"/>
+        <w:spacing w:before="80" w:after="160"/>
       </w:pPr>
       <w:r>
         <w:rPr>
-          <w:b w:val="0"/>
-          <w:i w:val="0"/>
-          <w:color w:val="1A1A1A"/>
-          <w:sz w:val="21"/>
+          <w:rFonts w:ascii="Menlo" w:hAnsi="Menlo"/>
+          <w:sz w:val="16"/>
         </w:rPr>
-        <w:t>The PS names four primitives under "Key Components / Metrics": Bell-state entanglement, the teleportation process, Pauli correction operations and projective measurement rules. All four are currently invisible to a judge. We intend to add a sixth page that animates them — but we will only be able to draw what you send.</w:t>
+        <w:t>session -&gt; fidelity -&gt; keys -&gt; distribute -&gt; sign -&gt; inject -&gt;</w:t>
+        <w:br/>
+        <w:t>verify-bag (repeated once per bag, per verifier) -&gt; verify-done -&gt;</w:t>
+        <w:br/>
+        <w:t>analysis (repeated) -&gt; log (interleaved throughout) -&gt; done</w:t>
       </w:r>
     </w:p>
     <w:tbl>
@@ -4660,72 +2640,42 @@
         <w:tblStyle w:val="TableGrid"/>
         <w:tblW w:type="auto" w:w="0"/>
         <w:jc w:val="center"/>
-        <w:tblLayout w:type="fixed"/>
         <w:tblLook w:firstColumn="1" w:firstRow="1" w:lastColumn="0" w:lastRow="0" w:noHBand="0" w:noVBand="1" w:val="04A0"/>
       </w:tblPr>
       <w:tblGrid>
-        <w:gridCol w:w="2880"/>
-        <w:gridCol w:w="2880"/>
-        <w:gridCol w:w="2880"/>
+        <w:gridCol w:w="4968"/>
+        <w:gridCol w:w="4968"/>
       </w:tblGrid>
       <w:tr>
         <w:tc>
           <w:tcPr>
-            <w:tcW w:type="dxa" w:w="3384"/>
-            <w:shd w:val="clear" w:fill="2A2A2A"/>
+            <w:tcW w:type="dxa" w:w="1296"/>
+            <w:shd w:val="clear" w:color="auto" w:fill="EFE7DC"/>
           </w:tcPr>
           <w:p>
-            <w:pPr>
-              <w:spacing w:before="40" w:after="40"/>
-            </w:pPr>
             <w:r/>
             <w:r>
               <w:rPr>
                 <w:b/>
-                <w:color w:val="FFFFFF"/>
                 <w:sz w:val="18"/>
               </w:rPr>
-              <w:t>Endpoint</w:t>
+              <w:t>Event</w:t>
             </w:r>
           </w:p>
         </w:tc>
         <w:tc>
           <w:tcPr>
-            <w:tcW w:type="dxa" w:w="2160"/>
-            <w:shd w:val="clear" w:fill="2A2A2A"/>
+            <w:tcW w:type="dxa" w:w="7920"/>
+            <w:shd w:val="clear" w:color="auto" w:fill="EFE7DC"/>
           </w:tcPr>
           <w:p>
-            <w:pPr>
-              <w:spacing w:before="40" w:after="40"/>
-            </w:pPr>
             <w:r/>
             <w:r>
               <w:rPr>
                 <w:b/>
-                <w:color w:val="FFFFFF"/>
                 <w:sz w:val="18"/>
               </w:rPr>
-              <w:t>Returns</w:t>
-            </w:r>
-          </w:p>
-        </w:tc>
-        <w:tc>
-          <w:tcPr>
-            <w:tcW w:type="dxa" w:w="3672"/>
-            <w:shd w:val="clear" w:fill="2A2A2A"/>
-          </w:tcPr>
-          <w:p>
-            <w:pPr>
-              <w:spacing w:before="40" w:after="40"/>
-            </w:pPr>
-            <w:r/>
-            <w:r>
-              <w:rPr>
-                <w:b/>
-                <w:color w:val="FFFFFF"/>
-                <w:sz w:val="18"/>
-              </w:rPr>
-              <w:t>Shows the judge</w:t>
+              <w:t>Carries</w:t>
             </w:r>
           </w:p>
         </w:tc>
@@ -4733,53 +2683,29 @@
       <w:tr>
         <w:tc>
           <w:tcPr>
-            <w:tcW w:type="dxa" w:w="3384"/>
+            <w:tcW w:type="dxa" w:w="1296"/>
           </w:tcPr>
           <w:p>
-            <w:pPr>
-              <w:spacing w:before="30" w:after="30"/>
-            </w:pPr>
             <w:r/>
             <w:r>
               <w:rPr>
-                <w:rFonts w:ascii="Consolas" w:hAnsi="Consolas"/>
                 <w:sz w:val="17"/>
               </w:rPr>
-              <w:t>GET /runs/:runId/protocol/bell</w:t>
+              <w:t>session</w:t>
             </w:r>
           </w:p>
         </w:tc>
         <w:tc>
           <w:tcPr>
-            <w:tcW w:type="dxa" w:w="2160"/>
+            <w:tcW w:type="dxa" w:w="7920"/>
           </w:tcPr>
           <w:p>
-            <w:pPr>
-              <w:spacing w:before="30" w:after="30"/>
-            </w:pPr>
             <w:r/>
             <w:r>
               <w:rPr>
                 <w:sz w:val="17"/>
               </w:rPr>
-              <w:t>BellStateResponse</w:t>
-            </w:r>
-          </w:p>
-        </w:tc>
-        <w:tc>
-          <w:tcPr>
-            <w:tcW w:type="dxa" w:w="3672"/>
-          </w:tcPr>
-          <w:p>
-            <w:pPr>
-              <w:spacing w:before="30" w:after="30"/>
-            </w:pPr>
-            <w:r/>
-            <w:r>
-              <w:rPr>
-                <w:sz w:val="17"/>
-              </w:rPr>
-              <w:t>Two-qubit correlation, and the evidence it is real</w:t>
+              <w:t>sessionId, seed, message</w:t>
             </w:r>
           </w:p>
         </w:tc>
@@ -4787,56 +2713,29 @@
       <w:tr>
         <w:tc>
           <w:tcPr>
-            <w:tcW w:type="dxa" w:w="3384"/>
-            <w:shd w:val="clear" w:fill="F6F5F9"/>
+            <w:tcW w:type="dxa" w:w="1296"/>
           </w:tcPr>
           <w:p>
-            <w:pPr>
-              <w:spacing w:before="30" w:after="30"/>
-            </w:pPr>
             <w:r/>
             <w:r>
               <w:rPr>
-                <w:rFonts w:ascii="Consolas" w:hAnsi="Consolas"/>
                 <w:sz w:val="17"/>
               </w:rPr>
-              <w:t>GET /runs/:runId/protocol/teleport</w:t>
+              <w:t>fidelity</w:t>
             </w:r>
           </w:p>
         </w:tc>
         <w:tc>
           <w:tcPr>
-            <w:tcW w:type="dxa" w:w="2160"/>
-            <w:shd w:val="clear" w:fill="F6F5F9"/>
+            <w:tcW w:type="dxa" w:w="7920"/>
           </w:tcPr>
           <w:p>
-            <w:pPr>
-              <w:spacing w:before="30" w:after="30"/>
-            </w:pPr>
             <w:r/>
             <w:r>
               <w:rPr>
                 <w:sz w:val="17"/>
               </w:rPr>
-              <w:t>TeleportTrace</w:t>
-            </w:r>
-          </w:p>
-        </w:tc>
-        <w:tc>
-          <w:tcPr>
-            <w:tcW w:type="dxa" w:w="3672"/>
-            <w:shd w:val="clear" w:fill="F6F5F9"/>
-          </w:tcPr>
-          <w:p>
-            <w:pPr>
-              <w:spacing w:before="30" w:after="30"/>
-            </w:pPr>
-            <w:r/>
-            <w:r>
-              <w:rPr>
-                <w:sz w:val="17"/>
-              </w:rPr>
-              <w:t>Each step, the 2 classical bits, the Pauli correction applied</w:t>
+              <w:t>F, gate, passed, referenceFake (impersonation only)</w:t>
             </w:r>
           </w:p>
         </w:tc>
@@ -4844,53 +2743,29 @@
       <w:tr>
         <w:tc>
           <w:tcPr>
-            <w:tcW w:type="dxa" w:w="3384"/>
+            <w:tcW w:type="dxa" w:w="1296"/>
           </w:tcPr>
           <w:p>
-            <w:pPr>
-              <w:spacing w:before="30" w:after="30"/>
-            </w:pPr>
             <w:r/>
             <w:r>
               <w:rPr>
-                <w:rFonts w:ascii="Consolas" w:hAnsi="Consolas"/>
                 <w:sz w:val="17"/>
               </w:rPr>
-              <w:t>GET /runs/:runId/protocol/measure</w:t>
+              <w:t>keys</w:t>
             </w:r>
           </w:p>
         </w:tc>
         <w:tc>
           <w:tcPr>
-            <w:tcW w:type="dxa" w:w="2160"/>
+            <w:tcW w:type="dxa" w:w="7920"/>
           </w:tcPr>
           <w:p>
-            <w:pPr>
-              <w:spacing w:before="30" w:after="30"/>
-            </w:pPr>
             <w:r/>
             <w:r>
               <w:rPr>
                 <w:sz w:val="17"/>
               </w:rPr>
-              <w:t>MeasurementSeries[]</w:t>
-            </w:r>
-          </w:p>
-        </w:tc>
-        <w:tc>
-          <w:tcPr>
-            <w:tcW w:type="dxa" w:w="3672"/>
-          </w:tcPr>
-          <w:p>
-            <w:pPr>
-              <w:spacing w:before="30" w:after="30"/>
-            </w:pPr>
-            <w:r/>
-            <w:r>
-              <w:rPr>
-                <w:sz w:val="17"/>
-              </w:rPr>
-              <w:t>Measurement histogram against the expected distribution</w:t>
+              <w:t>bits (63-char digest-style string, one char per bag), openedBags</w:t>
             </w:r>
           </w:p>
         </w:tc>
@@ -4898,56 +2773,269 @@
       <w:tr>
         <w:tc>
           <w:tcPr>
-            <w:tcW w:type="dxa" w:w="3384"/>
-            <w:shd w:val="clear" w:fill="F6F5F9"/>
+            <w:tcW w:type="dxa" w:w="1296"/>
           </w:tcPr>
           <w:p>
-            <w:pPr>
-              <w:spacing w:before="30" w:after="30"/>
-            </w:pPr>
             <w:r/>
             <w:r>
               <w:rPr>
-                <w:rFonts w:ascii="Consolas" w:hAnsi="Consolas"/>
                 <w:sz w:val="17"/>
               </w:rPr>
-              <w:t>GET /runs/:runId/protocol/forgery</w:t>
+              <w:t>distribute</w:t>
             </w:r>
           </w:p>
         </w:tc>
         <w:tc>
           <w:tcPr>
-            <w:tcW w:type="dxa" w:w="2160"/>
-            <w:shd w:val="clear" w:fill="F6F5F9"/>
+            <w:tcW w:type="dxa" w:w="7920"/>
           </w:tcPr>
           <w:p>
-            <w:pPr>
-              <w:spacing w:before="30" w:after="30"/>
-            </w:pPr>
             <w:r/>
             <w:r>
               <w:rPr>
                 <w:sz w:val="17"/>
               </w:rPr>
-              <w:t>ForgeryCurve</w:t>
+              <w:t>set a|b, correction {sent, received, flipped} (correction-bit scenario)</w:t>
+            </w:r>
+          </w:p>
+        </w:tc>
+      </w:tr>
+      <w:tr>
+        <w:tc>
+          <w:tcPr>
+            <w:tcW w:type="dxa" w:w="1296"/>
+          </w:tcPr>
+          <w:p>
+            <w:r/>
+            <w:r>
+              <w:rPr>
+                <w:sz w:val="17"/>
+              </w:rPr>
+              <w:t>sign</w:t>
             </w:r>
           </w:p>
         </w:tc>
         <w:tc>
           <w:tcPr>
-            <w:tcW w:type="dxa" w:w="3672"/>
-            <w:shd w:val="clear" w:fill="F6F5F9"/>
+            <w:tcW w:type="dxa" w:w="7920"/>
           </w:tcPr>
           <w:p>
-            <w:pPr>
-              <w:spacing w:before="30" w:after="30"/>
-            </w:pPr>
             <w:r/>
             <w:r>
               <w:rPr>
                 <w:sz w:val="17"/>
               </w:rPr>
-              <w:t>Forgery probability decaying with block count</w:t>
+              <w:t>message, digest, bits</w:t>
+            </w:r>
+          </w:p>
+        </w:tc>
+      </w:tr>
+      <w:tr>
+        <w:tc>
+          <w:tcPr>
+            <w:tcW w:type="dxa" w:w="1296"/>
+          </w:tcPr>
+          <w:p>
+            <w:r/>
+            <w:r>
+              <w:rPr>
+                <w:sz w:val="17"/>
+              </w:rPr>
+              <w:t>inject</w:t>
+            </w:r>
+          </w:p>
+        </w:tc>
+        <w:tc>
+          <w:tcPr>
+            <w:tcW w:type="dxa" w:w="7920"/>
+          </w:tcPr>
+          <w:p>
+            <w:r/>
+            <w:r>
+              <w:rPr>
+                <w:sz w:val="17"/>
+              </w:rPr>
+              <w:t>the attack's real parameters (subtype, target, slotsAttacked, tamperedMessage, correctionFlipped)</w:t>
+            </w:r>
+          </w:p>
+        </w:tc>
+      </w:tr>
+      <w:tr>
+        <w:tc>
+          <w:tcPr>
+            <w:tcW w:type="dxa" w:w="1296"/>
+          </w:tcPr>
+          <w:p>
+            <w:r/>
+            <w:r>
+              <w:rPr>
+                <w:sz w:val="17"/>
+              </w:rPr>
+              <w:t>ledger</w:t>
+            </w:r>
+          </w:p>
+        </w:tc>
+        <w:tc>
+          <w:tcPr>
+            <w:tcW w:type="dxa" w:w="7920"/>
+          </w:tcPr>
+          <w:p>
+            <w:r/>
+            <w:r>
+              <w:rPr>
+                <w:sz w:val="17"/>
+              </w:rPr>
+              <w:t>queriedId, found, status ACTIVE|USED|null, stop</w:t>
+            </w:r>
+          </w:p>
+        </w:tc>
+      </w:tr>
+      <w:tr>
+        <w:tc>
+          <w:tcPr>
+            <w:tcW w:type="dxa" w:w="1296"/>
+          </w:tcPr>
+          <w:p>
+            <w:r/>
+            <w:r>
+              <w:rPr>
+                <w:sz w:val="17"/>
+              </w:rPr>
+              <w:t>verify-bag</w:t>
+            </w:r>
+          </w:p>
+        </w:tc>
+        <w:tc>
+          <w:tcPr>
+            <w:tcW w:type="dxa" w:w="7920"/>
+          </w:tcPr>
+          <w:p>
+            <w:r/>
+            <w:r>
+              <w:rPr>
+                <w:sz w:val="17"/>
+              </w:rPr>
+              <w:t>verifier, bagIndex, wrong, passLine, fail, checked</w:t>
+            </w:r>
+          </w:p>
+        </w:tc>
+      </w:tr>
+      <w:tr>
+        <w:tc>
+          <w:tcPr>
+            <w:tcW w:type="dxa" w:w="1296"/>
+          </w:tcPr>
+          <w:p>
+            <w:r/>
+            <w:r>
+              <w:rPr>
+                <w:sz w:val="17"/>
+              </w:rPr>
+              <w:t>verify-done</w:t>
+            </w:r>
+          </w:p>
+        </w:tc>
+        <w:tc>
+          <w:tcPr>
+            <w:tcW w:type="dxa" w:w="7920"/>
+          </w:tcPr>
+          <w:p>
+            <w:r/>
+            <w:r>
+              <w:rPr>
+                <w:sz w:val="17"/>
+              </w:rPr>
+              <w:t>verifier, passed, failed, verdict, rates {Z, X, Y}</w:t>
+            </w:r>
+          </w:p>
+        </w:tc>
+      </w:tr>
+      <w:tr>
+        <w:tc>
+          <w:tcPr>
+            <w:tcW w:type="dxa" w:w="1296"/>
+          </w:tcPr>
+          <w:p>
+            <w:r/>
+            <w:r>
+              <w:rPr>
+                <w:sz w:val="17"/>
+              </w:rPr>
+              <w:t>analysis</w:t>
+            </w:r>
+          </w:p>
+        </w:tc>
+        <w:tc>
+          <w:tcPr>
+            <w:tcW w:type="dxa" w:w="7920"/>
+          </w:tcPr>
+          <w:p>
+            <w:r/>
+            <w:r>
+              <w:rPr>
+                <w:sz w:val="17"/>
+              </w:rPr>
+              <w:t>step, label</w:t>
+            </w:r>
+          </w:p>
+        </w:tc>
+      </w:tr>
+      <w:tr>
+        <w:tc>
+          <w:tcPr>
+            <w:tcW w:type="dxa" w:w="1296"/>
+          </w:tcPr>
+          <w:p>
+            <w:r/>
+            <w:r>
+              <w:rPr>
+                <w:sz w:val="17"/>
+              </w:rPr>
+              <w:t>log</w:t>
+            </w:r>
+          </w:p>
+        </w:tc>
+        <w:tc>
+          <w:tcPr>
+            <w:tcW w:type="dxa" w:w="7920"/>
+          </w:tcPr>
+          <w:p>
+            <w:r/>
+            <w:r>
+              <w:rPr>
+                <w:sz w:val="17"/>
+              </w:rPr>
+              <w:t>stage, actor, code, level info|check|attack, message, payload</w:t>
+            </w:r>
+          </w:p>
+        </w:tc>
+      </w:tr>
+      <w:tr>
+        <w:tc>
+          <w:tcPr>
+            <w:tcW w:type="dxa" w:w="1296"/>
+          </w:tcPr>
+          <w:p>
+            <w:r/>
+            <w:r>
+              <w:rPr>
+                <w:sz w:val="17"/>
+              </w:rPr>
+              <w:t>done</w:t>
+            </w:r>
+          </w:p>
+        </w:tc>
+        <w:tc>
+          <w:tcPr>
+            <w:tcW w:type="dxa" w:w="7920"/>
+          </w:tcPr>
+          <w:p>
+            <w:r/>
+            <w:r>
+              <w:rPr>
+                <w:sz w:val="17"/>
+              </w:rPr>
+              <w:t>sessionId — terminal frame, stream resolves</w:t>
             </w:r>
           </w:p>
         </w:tc>
@@ -4960,119 +3048,137 @@
     </w:p>
     <w:p>
       <w:pPr>
-        <w:spacing w:before="120" w:after="180"/>
-        <w:ind w:left="144"/>
-        <w:shd w:val="clear" w:fill="F0FAF9"/>
-        <w:pBdr>
-          <w:left w:val="single" w:sz="20" w:space="8" w:color="018786"/>
-        </w:pBdr>
+        <w:spacing w:after="120"/>
+      </w:pPr>
+      <w:r>
+        <w:rPr>
+          <w:b w:val="0"/>
+          <w:sz w:val="20"/>
+        </w:rPr>
+        <w:t>SSE contract:</w:t>
+      </w:r>
+    </w:p>
+    <w:p>
+      <w:pPr>
+        <w:pStyle w:val="ListBullet"/>
+        <w:spacing w:after="60"/>
       </w:pPr>
       <w:r>
         <w:rPr>
           <w:b/>
-          <w:color w:val="018786"/>
-          <w:sz w:val="20"/>
+          <w:sz w:val="19"/>
         </w:rPr>
-        <w:t xml:space="preserve">THIS IS ENTIRELY OPTIONAL  </w:t>
+        <w:t xml:space="preserve">One data frame per event, JSON only, no event: field. </w:t>
       </w:r>
       <w:r>
         <w:rPr>
-          <w:sz w:val="21"/>
+          <w:sz w:val="19"/>
         </w:rPr>
-        <w:t>These four are additive. The five existing pages work perfectly without them, and if you run out of time, nothing breaks. Send them if you can — it is the single biggest visual differentiator available to us.</w:t>
+        <w:t>The client reads data: frames, splits on blank lines, and drops a bare {"done": true} control frame if you emit one at the end.</w:t>
       </w:r>
     </w:p>
     <w:p>
       <w:pPr>
-        <w:spacing w:before="0" w:after="80"/>
+        <w:pStyle w:val="ListBullet"/>
+        <w:spacing w:after="60"/>
       </w:pPr>
       <w:r>
         <w:rPr>
           <w:b/>
-          <w:i w:val="0"/>
-          <w:color w:val="1A1A1A"/>
-          <w:sz w:val="21"/>
+          <w:sz w:val="19"/>
         </w:rPr>
-        <w:t>One rule if you do send amplitudes: send the probability precomputed.</w:t>
+        <w:t xml:space="preserve">Do not pace it. </w:t>
+      </w:r>
+      <w:r>
+        <w:rPr>
+          <w:sz w:val="19"/>
+        </w:rPr>
+        <w:t>The page buffers frames and drives its own playback (demo speed is a client-side feature; the server may ignore it).</w:t>
       </w:r>
     </w:p>
     <w:p>
       <w:pPr>
-        <w:spacing w:before="100" w:after="180" w:line="240" w:lineRule="auto"/>
-        <w:ind w:left="216"/>
-        <w:shd w:val="clear" w:fill="F4F2FA"/>
-        <w:pBdr>
-          <w:left w:val="single" w:sz="12" w:space="8" w:color="6200EE"/>
-        </w:pBdr>
+        <w:pStyle w:val="ListBullet"/>
+        <w:spacing w:after="60"/>
       </w:pPr>
       <w:r>
         <w:rPr>
-          <w:rFonts w:ascii="Consolas" w:hAnsi="Consolas" w:eastAsia="Consolas"/>
-          <w:sz w:val="17"/>
+          <w:b/>
+          <w:sz w:val="19"/>
         </w:rPr>
-        <w:t>// Amplitude</w:t>
-        <w:br/>
+        <w:t xml:space="preserve">Abort promptly. </w:t>
       </w:r>
       <w:r>
         <w:rPr>
-          <w:rFonts w:ascii="Consolas" w:hAnsi="Consolas" w:eastAsia="Consolas"/>
-          <w:sz w:val="17"/>
+          <w:sz w:val="19"/>
         </w:rPr>
-        <w:t>{</w:t>
-        <w:br/>
-      </w:r>
-      <w:r>
-        <w:rPr>
-          <w:rFonts w:ascii="Consolas" w:hAnsi="Consolas" w:eastAsia="Consolas"/>
-          <w:sz w:val="17"/>
-        </w:rPr>
-        <w:t xml:space="preserve">  "label": "|00&gt;",</w:t>
-        <w:br/>
-      </w:r>
-      <w:r>
-        <w:rPr>
-          <w:rFonts w:ascii="Consolas" w:hAnsi="Consolas" w:eastAsia="Consolas"/>
-          <w:sz w:val="17"/>
-        </w:rPr>
-        <w:t xml:space="preserve">  "re": 0.7071,</w:t>
-        <w:br/>
-      </w:r>
-      <w:r>
-        <w:rPr>
-          <w:rFonts w:ascii="Consolas" w:hAnsi="Consolas" w:eastAsia="Consolas"/>
-          <w:sz w:val="17"/>
-        </w:rPr>
-        <w:t xml:space="preserve">  "im": 0.0,</w:t>
-        <w:br/>
-      </w:r>
-      <w:r>
-        <w:rPr>
-          <w:rFonts w:ascii="Consolas" w:hAnsi="Consolas" w:eastAsia="Consolas"/>
-          <w:sz w:val="17"/>
-        </w:rPr>
-        <w:t xml:space="preserve">  "probability": 0.5          // |amplitude|^2, already computed</w:t>
-        <w:br/>
-      </w:r>
-      <w:r>
-        <w:rPr>
-          <w:rFonts w:ascii="Consolas" w:hAnsi="Consolas" w:eastAsia="Consolas"/>
-          <w:sz w:val="17"/>
-        </w:rPr>
-        <w:t>}</w:t>
+        <w:t>The client sends an AbortSignal on Skip/Restart; stop emitting within ~1s.</w:t>
       </w:r>
     </w:p>
     <w:p>
       <w:pPr>
-        <w:spacing w:before="0" w:after="140"/>
+        <w:pStyle w:val="ListBullet"/>
+        <w:spacing w:after="60"/>
+      </w:pPr>
+      <w:r>
+        <w:rPr>
+          <w:b/>
+          <w:sz w:val="19"/>
+        </w:rPr>
+        <w:t xml:space="preserve">Emit the final frame before closing. </w:t>
+      </w:r>
+      <w:r>
+        <w:rPr>
+          <w:sz w:val="19"/>
+        </w:rPr>
+        <w:t>The last event must render; done is the terminal event.</w:t>
+      </w:r>
+    </w:p>
+    <w:p>
+      <w:pPr>
+        <w:pStyle w:val="ListBullet"/>
+        <w:spacing w:after="60"/>
+      </w:pPr>
+      <w:r>
+        <w:rPr>
+          <w:b/>
+          <w:sz w:val="19"/>
+        </w:rPr>
+        <w:t xml:space="preserve">No secret material. </w:t>
+      </w:r>
+      <w:r>
+        <w:rPr>
+          <w:sz w:val="19"/>
+        </w:rPr>
+        <w:t>keys sends a digest-style bits string, never real key bytes.</w:t>
+      </w:r>
+    </w:p>
+    <w:p>
+      <w:pPr>
+        <w:shd w:val="clear" w:color="auto" w:fill="F6EFE7"/>
+        <w:spacing w:before="80" w:after="160"/>
+      </w:pPr>
+      <w:r>
+        <w:rPr>
+          <w:rFonts w:ascii="Menlo" w:hAnsi="Menlo"/>
+          <w:sz w:val="16"/>
+        </w:rPr>
+        <w:t>data: {"kind":"session","tMs":60,"sessionId":"ab12cd34","seed":123,"message":"TRANSFER 1000"}</w:t>
+        <w:br/>
+        <w:br/>
+        <w:t>data: {"done":true}</w:t>
+      </w:r>
+    </w:p>
+    <w:p>
+      <w:pPr>
+        <w:spacing w:after="120"/>
       </w:pPr>
       <w:r>
         <w:rPr>
           <w:b w:val="0"/>
-          <w:i w:val="0"/>
-          <w:color w:val="1A1A1A"/>
-          <w:sz w:val="21"/>
+          <w:sz w:val="20"/>
         </w:rPr>
-        <w:t>We plot the probability field and never square an amplitude in the browser. Please make the probabilities of one state sum to 1 — the bar chart assumes it.</w:t>
+        <w:t>The results served by /api/runs/{id}/result can come straight from the store — it is the same computation, and the verify-done/analysis/done frames already carry the numbers.</w:t>
       </w:r>
     </w:p>
     <w:p>
@@ -5080,108 +3186,125 @@
         <w:pStyle w:val="Heading1"/>
       </w:pPr>
       <w:r>
-        <w:t>9. Determinism and the seed</w:t>
+        <w:rPr>
+          <w:color w:val="3E362F"/>
+        </w:rPr>
+        <w:t>7.  The detection engine — what you must compute (and how)</w:t>
       </w:r>
     </w:p>
     <w:p>
       <w:pPr>
-        <w:spacing w:before="0" w:after="140"/>
+        <w:spacing w:after="120"/>
       </w:pPr>
       <w:r>
         <w:rPr>
           <w:b w:val="0"/>
-          <w:i w:val="0"/>
-          <w:color w:val="1A1A1A"/>
-          <w:sz w:val="21"/>
+          <w:sz w:val="20"/>
         </w:rPr>
-        <w:t>The frontend puts the seed in the URL (?seed=123456789) as soon as a run starts. A judge who receives that link reproduces your exact run — same message, same attack, same block outcomes. This is worth more during a five-minute demo than any chart.</w:t>
+        <w:t>This section is the executable spec. src/api/mockApi.ts implements every formula below verbatim; use it as your reference and your parity test. Everything is deterministic per (config, seed).</w:t>
+      </w:r>
+    </w:p>
+    <w:p>
+      <w:pPr>
+        <w:pStyle w:val="Heading2"/>
+      </w:pPr>
+      <w:r>
+        <w:rPr>
+          <w:color w:val="3E362F"/>
+        </w:rPr>
+        <w:t>7.1  Per-verifier slot measurements</w:t>
+      </w:r>
+    </w:p>
+    <w:p>
+      <w:pPr>
+        <w:spacing w:after="120"/>
+      </w:pPr>
+      <w:r>
+        <w:rPr>
+          <w:b w:val="0"/>
+          <w:sz w:val="20"/>
+        </w:rPr>
+        <w:t>For each verifier (Bob, Charlie) independently:</w:t>
       </w:r>
     </w:p>
     <w:p>
       <w:pPr>
         <w:pStyle w:val="ListBullet"/>
         <w:spacing w:after="60"/>
-        <w:ind w:left="360"/>
       </w:pPr>
       <w:r>
         <w:rPr>
-          <w:sz w:val="21"/>
+          <w:b/>
+          <w:sz w:val="19"/>
         </w:rPr>
-        <w:t>init accepts a seed. Omit it and we get a random one from you.</w:t>
+        <w:t xml:space="preserve">Slot basis. </w:t>
+      </w:r>
+      <w:r>
+        <w:rPr>
+          <w:sz w:val="19"/>
+        </w:rPr>
+        <w:t>slot i of bag b sits in basis Z/X/Y by (b * 128 + i) mod 3, with bases [Z, X, Y] mapped to indices [0, 1, 2].</w:t>
       </w:r>
     </w:p>
     <w:p>
       <w:pPr>
         <w:pStyle w:val="ListBullet"/>
         <w:spacing w:after="60"/>
-        <w:ind w:left="360"/>
       </w:pPr>
       <w:r>
         <w:rPr>
-          <w:sz w:val="21"/>
+          <w:b/>
+          <w:sz w:val="19"/>
         </w:rPr>
-        <w:t>Same seed plus the same inputs must give a byte-identical run.</w:t>
+        <w:t xml:space="preserve">Draw wrong/right. </w:t>
+      </w:r>
+      <w:r>
+        <w:rPr>
+          <w:sz w:val="19"/>
+        </w:rPr>
+        <w:t>For each of 63 x 128 slots, a per-slot wrong probability p(basis, bag) from the mismatch model (7.2). Count wrong slots per bag (bagsWrong[0..62]) and per basis.</w:t>
       </w:r>
     </w:p>
     <w:p>
       <w:pPr>
         <w:pStyle w:val="ListBullet"/>
         <w:spacing w:after="60"/>
-        <w:ind w:left="360"/>
       </w:pPr>
       <w:r>
         <w:rPr>
-          <w:sz w:val="21"/>
+          <w:b/>
+          <w:sz w:val="19"/>
         </w:rPr>
-        <w:t>planVerification must be a pure function of the seed and the attack parameters.</w:t>
+        <w:t xml:space="preserve">Rates. </w:t>
+      </w:r>
+      <w:r>
+        <w:rPr>
+          <w:sz w:val="19"/>
+        </w:rPr>
+        <w:t>Observed error rate per basis = wrong_slots_in_basis / total_slots_in_basis, for Z, X, Y.</w:t>
       </w:r>
     </w:p>
     <w:p>
       <w:pPr>
-        <w:pStyle w:val="ListBullet"/>
-        <w:spacing w:after="60"/>
-        <w:ind w:left="360"/>
+        <w:pStyle w:val="Heading2"/>
       </w:pPr>
       <w:r>
         <w:rPr>
-          <w:sz w:val="21"/>
+          <w:color w:val="3E362F"/>
         </w:rPr>
-        <w:t>The mock derives everything from a seeded PRNG. Mirror that approach.</w:t>
+        <w:t>7.2  Mismatch models per attack</w:t>
       </w:r>
     </w:p>
     <w:p>
       <w:pPr>
-        <w:pStyle w:val="ListBullet"/>
-        <w:spacing w:after="60"/>
-        <w:ind w:left="360"/>
-      </w:pPr>
-      <w:r>
-        <w:rPr>
-          <w:sz w:val="21"/>
-        </w:rPr>
-        <w:t>Seed it now, not at the end. Retrofitting determinism is painful.</w:t>
-      </w:r>
-    </w:p>
-    <w:p>
-      <w:pPr>
-        <w:pStyle w:val="Heading1"/>
-      </w:pPr>
-      <w:r>
-        <w:t>10. Errors</w:t>
-      </w:r>
-    </w:p>
-    <w:p>
-      <w:pPr>
-        <w:spacing w:before="0" w:after="140"/>
+        <w:spacing w:after="120"/>
       </w:pPr>
       <w:r>
         <w:rPr>
           <w:b w:val="0"/>
-          <w:i w:val="0"/>
-          <w:color w:val="1A1A1A"/>
-          <w:sz w:val="21"/>
+          <w:sz w:val="20"/>
         </w:rPr>
-        <w:t>Failures use a small typed set so the UI can say something specific instead of "something went wrong". Throw an ApiError with the matching code:</w:t>
+        <w:t>The per-slot probability of a wrong measurement, for the affected verifiers (target_link bob | charlie | both; non-affected verifiers always run at the honest rate 0.02):</w:t>
       </w:r>
     </w:p>
     <w:tbl>
@@ -5189,72 +3312,59 @@
         <w:tblStyle w:val="TableGrid"/>
         <w:tblW w:type="auto" w:w="0"/>
         <w:jc w:val="center"/>
-        <w:tblLayout w:type="fixed"/>
         <w:tblLook w:firstColumn="1" w:firstRow="1" w:lastColumn="0" w:lastRow="0" w:noHBand="0" w:noVBand="1" w:val="04A0"/>
       </w:tblPr>
       <w:tblGrid>
-        <w:gridCol w:w="2880"/>
-        <w:gridCol w:w="2880"/>
-        <w:gridCol w:w="2880"/>
+        <w:gridCol w:w="3312"/>
+        <w:gridCol w:w="3312"/>
+        <w:gridCol w:w="3312"/>
       </w:tblGrid>
       <w:tr>
         <w:tc>
           <w:tcPr>
-            <w:tcW w:type="dxa" w:w="2160"/>
-            <w:shd w:val="clear" w:fill="2A2A2A"/>
+            <w:tcW w:type="dxa" w:w="2304"/>
+            <w:shd w:val="clear" w:color="auto" w:fill="EFE7DC"/>
           </w:tcPr>
           <w:p>
-            <w:pPr>
-              <w:spacing w:before="40" w:after="40"/>
-            </w:pPr>
             <w:r/>
             <w:r>
               <w:rPr>
                 <w:b/>
-                <w:color w:val="FFFFFF"/>
                 <w:sz w:val="18"/>
               </w:rPr>
-              <w:t>Code</w:t>
+              <w:t>Config</w:t>
             </w:r>
           </w:p>
         </w:tc>
         <w:tc>
           <w:tcPr>
-            <w:tcW w:type="dxa" w:w="1368"/>
-            <w:shd w:val="clear" w:fill="2A2A2A"/>
+            <w:tcW w:type="dxa" w:w="1296"/>
+            <w:shd w:val="clear" w:color="auto" w:fill="EFE7DC"/>
           </w:tcPr>
           <w:p>
-            <w:pPr>
-              <w:spacing w:before="40" w:after="40"/>
-            </w:pPr>
             <w:r/>
             <w:r>
               <w:rPr>
                 <w:b/>
-                <w:color w:val="FFFFFF"/>
                 <w:sz w:val="18"/>
               </w:rPr>
-              <w:t>HTTP</w:t>
+              <w:t>Affected</w:t>
             </w:r>
           </w:p>
         </w:tc>
         <w:tc>
           <w:tcPr>
-            <w:tcW w:type="dxa" w:w="5688"/>
-            <w:shd w:val="clear" w:fill="2A2A2A"/>
+            <w:tcW w:type="dxa" w:w="5616"/>
+            <w:shd w:val="clear" w:color="auto" w:fill="EFE7DC"/>
           </w:tcPr>
           <w:p>
-            <w:pPr>
-              <w:spacing w:before="40" w:after="40"/>
-            </w:pPr>
             <w:r/>
             <w:r>
               <w:rPr>
                 <w:b/>
-                <w:color w:val="FFFFFF"/>
                 <w:sz w:val="18"/>
               </w:rPr>
-              <w:t>When</w:t>
+              <w:t>p(basis, bag)</w:t>
             </w:r>
           </w:p>
         </w:tc>
@@ -5262,30 +3372,23 @@
       <w:tr>
         <w:tc>
           <w:tcPr>
-            <w:tcW w:type="dxa" w:w="2160"/>
+            <w:tcW w:type="dxa" w:w="2304"/>
           </w:tcPr>
           <w:p>
-            <w:pPr>
-              <w:spacing w:before="30" w:after="30"/>
-            </w:pPr>
             <w:r/>
             <w:r>
               <w:rPr>
-                <w:rFonts w:ascii="Consolas" w:hAnsi="Consolas"/>
                 <w:sz w:val="17"/>
               </w:rPr>
-              <w:t>NETWORK</w:t>
+              <w:t>no-attack</w:t>
             </w:r>
           </w:p>
         </w:tc>
         <w:tc>
           <w:tcPr>
-            <w:tcW w:type="dxa" w:w="1368"/>
+            <w:tcW w:type="dxa" w:w="1296"/>
           </w:tcPr>
           <w:p>
-            <w:pPr>
-              <w:spacing w:before="30" w:after="30"/>
-            </w:pPr>
             <w:r/>
             <w:r>
               <w:rPr>
@@ -5297,18 +3400,15 @@
         </w:tc>
         <w:tc>
           <w:tcPr>
-            <w:tcW w:type="dxa" w:w="5688"/>
+            <w:tcW w:type="dxa" w:w="5616"/>
           </w:tcPr>
           <w:p>
-            <w:pPr>
-              <w:spacing w:before="30" w:after="30"/>
-            </w:pPr>
             <w:r/>
             <w:r>
               <w:rPr>
                 <w:sz w:val="17"/>
               </w:rPr>
-              <w:t>Server unreachable; client shows a retry panel</w:t>
+              <w:t>0.02 everywhere</w:t>
             </w:r>
           </w:p>
         </w:tc>
@@ -5316,56 +3416,43 @@
       <w:tr>
         <w:tc>
           <w:tcPr>
-            <w:tcW w:type="dxa" w:w="2160"/>
-            <w:shd w:val="clear" w:fill="F6F5F9"/>
+            <w:tcW w:type="dxa" w:w="2304"/>
           </w:tcPr>
           <w:p>
-            <w:pPr>
-              <w:spacing w:before="30" w:after="30"/>
-            </w:pPr>
             <w:r/>
             <w:r>
               <w:rPr>
-                <w:rFonts w:ascii="Consolas" w:hAnsi="Consolas"/>
                 <w:sz w:val="17"/>
               </w:rPr>
-              <w:t>TIMEOUT</w:t>
+              <w:t>forgery</w:t>
             </w:r>
           </w:p>
         </w:tc>
         <w:tc>
           <w:tcPr>
-            <w:tcW w:type="dxa" w:w="1368"/>
-            <w:shd w:val="clear" w:fill="F6F5F9"/>
+            <w:tcW w:type="dxa" w:w="1296"/>
           </w:tcPr>
           <w:p>
-            <w:pPr>
-              <w:spacing w:before="30" w:after="30"/>
-            </w:pPr>
             <w:r/>
             <w:r>
               <w:rPr>
                 <w:sz w:val="17"/>
               </w:rPr>
-              <w:t>—</w:t>
+              <w:t>both</w:t>
             </w:r>
           </w:p>
         </w:tc>
         <w:tc>
           <w:tcPr>
-            <w:tcW w:type="dxa" w:w="5688"/>
-            <w:shd w:val="clear" w:fill="F6F5F9"/>
+            <w:tcW w:type="dxa" w:w="5616"/>
           </w:tcPr>
           <w:p>
-            <w:pPr>
-              <w:spacing w:before="30" w:after="30"/>
-            </w:pPr>
             <w:r/>
             <w:r>
               <w:rPr>
                 <w:sz w:val="17"/>
               </w:rPr>
-              <w:t>Over VITE_API_TIMEOUT (default 15 s)</w:t>
+              <w:t>0.5 everywhere (blind guess)</w:t>
             </w:r>
           </w:p>
         </w:tc>
@@ -5373,53 +3460,43 @@
       <w:tr>
         <w:tc>
           <w:tcPr>
-            <w:tcW w:type="dxa" w:w="2160"/>
+            <w:tcW w:type="dxa" w:w="2304"/>
           </w:tcPr>
           <w:p>
-            <w:pPr>
-              <w:spacing w:before="30" w:after="30"/>
-            </w:pPr>
             <w:r/>
             <w:r>
               <w:rPr>
-                <w:rFonts w:ascii="Consolas" w:hAnsi="Consolas"/>
                 <w:sz w:val="17"/>
               </w:rPr>
-              <w:t>ABORTED</w:t>
+              <w:t>tampering / fixed-basis</w:t>
             </w:r>
           </w:p>
         </w:tc>
         <w:tc>
           <w:tcPr>
-            <w:tcW w:type="dxa" w:w="1368"/>
+            <w:tcW w:type="dxa" w:w="1296"/>
           </w:tcPr>
           <w:p>
-            <w:pPr>
-              <w:spacing w:before="30" w:after="30"/>
-            </w:pPr>
             <w:r/>
             <w:r>
               <w:rPr>
                 <w:sz w:val="17"/>
               </w:rPr>
-              <w:t>—</w:t>
+              <w:t>target_link</w:t>
             </w:r>
           </w:p>
         </w:tc>
         <w:tc>
           <w:tcPr>
-            <w:tcW w:type="dxa" w:w="5688"/>
+            <w:tcW w:type="dxa" w:w="5616"/>
           </w:tcPr>
           <w:p>
-            <w:pPr>
-              <w:spacing w:before="30" w:after="30"/>
-            </w:pPr>
             <w:r/>
             <w:r>
               <w:rPr>
                 <w:sz w:val="17"/>
               </w:rPr>
-              <w:t>User hit Skip or Restart; expected, not an error</w:t>
+              <w:t>0.01 on the chosen fixed basis, 0.5 on the other two</w:t>
             </w:r>
           </w:p>
         </w:tc>
@@ -5427,56 +3504,43 @@
       <w:tr>
         <w:tc>
           <w:tcPr>
-            <w:tcW w:type="dxa" w:w="2160"/>
-            <w:shd w:val="clear" w:fill="F6F5F9"/>
+            <w:tcW w:type="dxa" w:w="2304"/>
           </w:tcPr>
           <w:p>
-            <w:pPr>
-              <w:spacing w:before="30" w:after="30"/>
-            </w:pPr>
             <w:r/>
             <w:r>
               <w:rPr>
-                <w:rFonts w:ascii="Consolas" w:hAnsi="Consolas"/>
                 <w:sz w:val="17"/>
               </w:rPr>
-              <w:t>RUN_NOT_FOUND</w:t>
+              <w:t>tampering / random-basis</w:t>
             </w:r>
           </w:p>
         </w:tc>
         <w:tc>
           <w:tcPr>
-            <w:tcW w:type="dxa" w:w="1368"/>
-            <w:shd w:val="clear" w:fill="F6F5F9"/>
+            <w:tcW w:type="dxa" w:w="1296"/>
           </w:tcPr>
           <w:p>
-            <w:pPr>
-              <w:spacing w:before="30" w:after="30"/>
-            </w:pPr>
             <w:r/>
             <w:r>
               <w:rPr>
                 <w:sz w:val="17"/>
               </w:rPr>
-              <w:t>404</w:t>
+              <w:t>target_link</w:t>
             </w:r>
           </w:p>
         </w:tc>
         <w:tc>
           <w:tcPr>
-            <w:tcW w:type="dxa" w:w="5688"/>
-            <w:shd w:val="clear" w:fill="F6F5F9"/>
+            <w:tcW w:type="dxa" w:w="5616"/>
           </w:tcPr>
           <w:p>
-            <w:pPr>
-              <w:spacing w:before="30" w:after="30"/>
-            </w:pPr>
             <w:r/>
             <w:r>
               <w:rPr>
                 <w:sz w:val="17"/>
               </w:rPr>
-              <w:t>Unknown or expired runId</w:t>
+              <w:t>1/3 everywhere</w:t>
             </w:r>
           </w:p>
         </w:tc>
@@ -5484,53 +3548,43 @@
       <w:tr>
         <w:tc>
           <w:tcPr>
-            <w:tcW w:type="dxa" w:w="2160"/>
+            <w:tcW w:type="dxa" w:w="2304"/>
           </w:tcPr>
           <w:p>
-            <w:pPr>
-              <w:spacing w:before="30" w:after="30"/>
-            </w:pPr>
             <w:r/>
             <w:r>
               <w:rPr>
-                <w:rFonts w:ascii="Consolas" w:hAnsi="Consolas"/>
                 <w:sz w:val="17"/>
               </w:rPr>
-              <w:t>INVALID_STATE</w:t>
+              <w:t>tampering / partial</w:t>
             </w:r>
           </w:p>
         </w:tc>
         <w:tc>
           <w:tcPr>
-            <w:tcW w:type="dxa" w:w="1368"/>
+            <w:tcW w:type="dxa" w:w="1296"/>
           </w:tcPr>
           <w:p>
-            <w:pPr>
-              <w:spacing w:before="30" w:after="30"/>
-            </w:pPr>
             <w:r/>
             <w:r>
               <w:rPr>
                 <w:sz w:val="17"/>
               </w:rPr>
-              <w:t>409 / 422</w:t>
+              <w:t>target_link</w:t>
             </w:r>
           </w:p>
         </w:tc>
         <w:tc>
           <w:tcPr>
-            <w:tcW w:type="dxa" w:w="5688"/>
+            <w:tcW w:type="dxa" w:w="5616"/>
           </w:tcPr>
           <w:p>
-            <w:pPr>
-              <w:spacing w:before="30" w:after="30"/>
-            </w:pPr>
             <w:r/>
             <w:r>
               <w:rPr>
                 <w:sz w:val="17"/>
               </w:rPr>
-              <w:t>Run is not in a state that allows this call</w:t>
+              <w:t>p/3 + (1 - p) * 0.02 where p = intensity_pct / 100 (diluted blending)</w:t>
             </w:r>
           </w:p>
         </w:tc>
@@ -5538,56 +3592,43 @@
       <w:tr>
         <w:tc>
           <w:tcPr>
-            <w:tcW w:type="dxa" w:w="2160"/>
-            <w:shd w:val="clear" w:fill="F6F5F9"/>
+            <w:tcW w:type="dxa" w:w="2304"/>
           </w:tcPr>
           <w:p>
-            <w:pPr>
-              <w:spacing w:before="30" w:after="30"/>
-            </w:pPr>
             <w:r/>
             <w:r>
               <w:rPr>
-                <w:rFonts w:ascii="Consolas" w:hAnsi="Consolas"/>
                 <w:sz w:val="17"/>
               </w:rPr>
-              <w:t>CHANNEL_UNTRUSTED</w:t>
+              <w:t>tampering / message-substitution</w:t>
             </w:r>
           </w:p>
         </w:tc>
         <w:tc>
           <w:tcPr>
-            <w:tcW w:type="dxa" w:w="1368"/>
-            <w:shd w:val="clear" w:fill="F6F5F9"/>
+            <w:tcW w:type="dxa" w:w="1296"/>
           </w:tcPr>
           <w:p>
-            <w:pPr>
-              <w:spacing w:before="30" w:after="30"/>
-            </w:pPr>
             <w:r/>
             <w:r>
               <w:rPr>
                 <w:sz w:val="17"/>
               </w:rPr>
-              <w:t>503</w:t>
+              <w:t>target_link</w:t>
             </w:r>
           </w:p>
         </w:tc>
         <w:tc>
           <w:tcPr>
-            <w:tcW w:type="dxa" w:w="5688"/>
-            <w:shd w:val="clear" w:fill="F6F5F9"/>
+            <w:tcW w:type="dxa" w:w="5616"/>
           </w:tcPr>
           <w:p>
-            <w:pPr>
-              <w:spacing w:before="30" w:after="30"/>
-            </w:pPr>
             <w:r/>
             <w:r>
               <w:rPr>
                 <w:sz w:val="17"/>
               </w:rPr>
-              <w:t>Health check failed; the flow deliberately halts</w:t>
+              <w:t>0.45 on bags whose encoded position changed, 0.02 on the rest</w:t>
             </w:r>
           </w:p>
         </w:tc>
@@ -5595,53 +3636,87 @@
       <w:tr>
         <w:tc>
           <w:tcPr>
-            <w:tcW w:type="dxa" w:w="2160"/>
+            <w:tcW w:type="dxa" w:w="2304"/>
           </w:tcPr>
           <w:p>
-            <w:pPr>
-              <w:spacing w:before="30" w:after="30"/>
-            </w:pPr>
             <w:r/>
             <w:r>
               <w:rPr>
-                <w:rFonts w:ascii="Consolas" w:hAnsi="Consolas"/>
                 <w:sz w:val="17"/>
               </w:rPr>
-              <w:t>BACKEND_ERROR</w:t>
+              <w:t>tampering / correction-bit</w:t>
             </w:r>
           </w:p>
         </w:tc>
         <w:tc>
           <w:tcPr>
-            <w:tcW w:type="dxa" w:w="1368"/>
+            <w:tcW w:type="dxa" w:w="1296"/>
           </w:tcPr>
           <w:p>
-            <w:pPr>
-              <w:spacing w:before="30" w:after="30"/>
-            </w:pPr>
             <w:r/>
             <w:r>
               <w:rPr>
                 <w:sz w:val="17"/>
               </w:rPr>
-              <w:t>other</w:t>
+              <w:t>target_link</w:t>
             </w:r>
           </w:p>
         </w:tc>
         <w:tc>
           <w:tcPr>
-            <w:tcW w:type="dxa" w:w="5688"/>
+            <w:tcW w:type="dxa" w:w="5616"/>
           </w:tcPr>
           <w:p>
-            <w:pPr>
-              <w:spacing w:before="30" w:after="30"/>
-            </w:pPr>
             <w:r/>
             <w:r>
               <w:rPr>
                 <w:sz w:val="17"/>
               </w:rPr>
-              <w:t>Anything else — include detail text</w:t>
+              <w:t>1.0 on two bases, 0.01 on the third (bits inverted)</w:t>
+            </w:r>
+          </w:p>
+        </w:tc>
+      </w:tr>
+      <w:tr>
+        <w:tc>
+          <w:tcPr>
+            <w:tcW w:type="dxa" w:w="2304"/>
+          </w:tcPr>
+          <w:p>
+            <w:r/>
+            <w:r>
+              <w:rPr>
+                <w:sz w:val="17"/>
+              </w:rPr>
+              <w:t>impersonation, replay</w:t>
+            </w:r>
+          </w:p>
+        </w:tc>
+        <w:tc>
+          <w:tcPr>
+            <w:tcW w:type="dxa" w:w="1296"/>
+          </w:tcPr>
+          <w:p>
+            <w:r/>
+            <w:r>
+              <w:rPr>
+                <w:sz w:val="17"/>
+              </w:rPr>
+              <w:t>— (no measurement)</w:t>
+            </w:r>
+          </w:p>
+        </w:tc>
+        <w:tc>
+          <w:tcPr>
+            <w:tcW w:type="dxa" w:w="5616"/>
+          </w:tcPr>
+          <w:p>
+            <w:r/>
+            <w:r>
+              <w:rPr>
+                <w:sz w:val="17"/>
+              </w:rPr>
+              <w:t>stopped before any measurement</w:t>
             </w:r>
           </w:p>
         </w:tc>
@@ -5654,256 +3729,116 @@
     </w:p>
     <w:p>
       <w:pPr>
-        <w:pStyle w:val="Quote"/>
-        <w:spacing w:before="80" w:after="180"/>
-        <w:ind w:left="432"/>
+        <w:spacing w:after="120"/>
       </w:pPr>
       <w:r>
         <w:rPr>
-          <w:i/>
-          <w:color w:val="5A5A5A"/>
-          <w:sz w:val="21"/>
+          <w:b w:val="0"/>
+          <w:sz w:val="20"/>
         </w:rPr>
-        <w:t>Please do not swallow exceptions. If the quantum engine throws, we would rather show a stack trace on screen during development than a silently wrong number during judging.</w:t>
+        <w:t>Message substitution must change at least 9 encoded positions (BCH minimum distance); the mock draws k = 9..16 changed bags from the seed. Correction-bit inverts the two classical bits, so two bases rebuild the wrong state (≈ 1) and one is clean (≈ 0).</w:t>
       </w:r>
     </w:p>
     <w:p>
       <w:pPr>
-        <w:pStyle w:val="Heading1"/>
+        <w:pStyle w:val="Heading2"/>
       </w:pPr>
       <w:r>
-        <w:t>11. Testing your backend</w:t>
+        <w:rPr>
+          <w:color w:val="3E362F"/>
+        </w:rPr>
+        <w:t>7.3  Pass rule, verdicts, rates</w:t>
       </w:r>
     </w:p>
     <w:p>
       <w:pPr>
-        <w:spacing w:before="0" w:after="80"/>
+        <w:pStyle w:val="ListBullet"/>
+        <w:spacing w:after="60"/>
+      </w:pPr>
+      <w:r>
+        <w:rPr>
+          <w:b/>
+          <w:sz w:val="19"/>
+        </w:rPr>
+        <w:t xml:space="preserve">Bag. </w:t>
+      </w:r>
+      <w:r>
+        <w:rPr>
+          <w:sz w:val="19"/>
+        </w:rPr>
+        <w:t>fails when wrong &gt;= passLine (12); the worst bag is the one with the most wrong slots.</w:t>
+      </w:r>
+    </w:p>
+    <w:p>
+      <w:pPr>
+        <w:pStyle w:val="ListBullet"/>
+        <w:spacing w:after="60"/>
+      </w:pPr>
+      <w:r>
+        <w:rPr>
+          <w:b/>
+          <w:sz w:val="19"/>
+        </w:rPr>
+        <w:t xml:space="preserve">Verifier. </w:t>
+      </w:r>
+      <w:r>
+        <w:rPr>
+          <w:sz w:val="19"/>
+        </w:rPr>
+        <w:t>passes only if all 63 bags pass; verdict ACCEPTED/REJECTED; never run -&gt; NOT RUN (replay/impersonation).</w:t>
+      </w:r>
+    </w:p>
+    <w:p>
+      <w:pPr>
+        <w:pStyle w:val="ListBullet"/>
+        <w:spacing w:after="60"/>
+      </w:pPr>
+      <w:r>
+        <w:rPr>
+          <w:b/>
+          <w:sz w:val="19"/>
+        </w:rPr>
+        <w:t xml:space="preserve">Run verdict. </w:t>
+      </w:r>
+      <w:r>
+        <w:rPr>
+          <w:sz w:val="19"/>
+        </w:rPr>
+        <w:t>ACCEPTED iff attack == "no-attack"; every attack config yields REJECTED, including a partial strike that slips under the radar — a miss is the correct result for a weak attack, and the UI says so rather than hiding it.</w:t>
+      </w:r>
+    </w:p>
+    <w:p>
+      <w:pPr>
+        <w:pStyle w:val="Heading2"/>
+      </w:pPr>
+      <w:r>
+        <w:rPr>
+          <w:color w:val="3E362F"/>
+        </w:rPr>
+        <w:t>7.4  Encoding and digest</w:t>
+      </w:r>
+    </w:p>
+    <w:p>
+      <w:pPr>
+        <w:spacing w:after="120"/>
       </w:pPr>
       <w:r>
         <w:rPr>
           <w:b w:val="0"/>
-          <w:i w:val="0"/>
-          <w:color w:val="1A1A1A"/>
-          <w:sz w:val="21"/>
+          <w:sz w:val="20"/>
         </w:rPr>
-        <w:t>Smoke-test the endpoints directly before wiring the frontend:</w:t>
+        <w:t>Encode the 63-bit message string from the seed (one bit per bag, used for display only). The digest sent out on sign is a 32-bit FNV-1a-style hash of the message, hex-padded to 8 chars. The backend may choose any standard hash; the digest is metadata for the logs, not the security primitive.</w:t>
       </w:r>
     </w:p>
     <w:p>
       <w:pPr>
-        <w:spacing w:before="100" w:after="180" w:line="240" w:lineRule="auto"/>
-        <w:ind w:left="216"/>
-        <w:shd w:val="clear" w:fill="F4F2FA"/>
-        <w:pBdr>
-          <w:left w:val="single" w:sz="12" w:space="8" w:color="6200EE"/>
-        </w:pBdr>
+        <w:pStyle w:val="Heading2"/>
       </w:pPr>
       <w:r>
         <w:rPr>
-          <w:rFonts w:ascii="Consolas" w:hAnsi="Consolas" w:eastAsia="Consolas"/>
-          <w:sz w:val="17"/>
+          <w:color w:val="3E362F"/>
         </w:rPr>
-        <w:t>curl -sX POST localhost:8000/runs -H 'content-type: application/json' \</w:t>
-        <w:br/>
-      </w:r>
-      <w:r>
-        <w:rPr>
-          <w:rFonts w:ascii="Consolas" w:hAnsi="Consolas" w:eastAsia="Consolas"/>
-          <w:sz w:val="17"/>
-        </w:rPr>
-        <w:t xml:space="preserve">     -d '{}' | jq</w:t>
-        <w:br/>
-      </w:r>
-      <w:r>
-        <w:rPr>
-          <w:rFonts w:ascii="Consolas" w:hAnsi="Consolas" w:eastAsia="Consolas"/>
-          <w:sz w:val="17"/>
-        </w:rPr>
-        <w:br/>
-      </w:r>
-      <w:r>
-        <w:rPr>
-          <w:rFonts w:ascii="Consolas" w:hAnsi="Consolas" w:eastAsia="Consolas"/>
-          <w:sz w:val="17"/>
-        </w:rPr>
-        <w:t>curl -sX POST localhost:8000/runs/run-1/sign -H 'content-type: application/json' \</w:t>
-        <w:br/>
-      </w:r>
-      <w:r>
-        <w:rPr>
-          <w:rFonts w:ascii="Consolas" w:hAnsi="Consolas" w:eastAsia="Consolas"/>
-          <w:sz w:val="17"/>
-        </w:rPr>
-        <w:t xml:space="preserve">     -d '{"message":"hello","verifierNames":["VERIFIER-1"]}' | jq</w:t>
-        <w:br/>
-      </w:r>
-      <w:r>
-        <w:rPr>
-          <w:rFonts w:ascii="Consolas" w:hAnsi="Consolas" w:eastAsia="Consolas"/>
-          <w:sz w:val="17"/>
-        </w:rPr>
-        <w:br/>
-      </w:r>
-      <w:r>
-        <w:rPr>
-          <w:rFonts w:ascii="Consolas" w:hAnsi="Consolas" w:eastAsia="Consolas"/>
-          <w:i/>
-          <w:color w:val="5A5A5A"/>
-          <w:sz w:val="17"/>
-        </w:rPr>
-        <w:t># SSE — should print frames until done:true</w:t>
-        <w:br/>
-      </w:r>
-      <w:r>
-        <w:rPr>
-          <w:rFonts w:ascii="Consolas" w:hAnsi="Consolas" w:eastAsia="Consolas"/>
-          <w:sz w:val="17"/>
-        </w:rPr>
-        <w:t>curl -N localhost:8000/runs/run-1/keygen/stream</w:t>
-      </w:r>
-    </w:p>
-    <w:p>
-      <w:pPr>
-        <w:spacing w:before="120" w:after="80"/>
-      </w:pPr>
-      <w:r>
-        <w:rPr>
-          <w:b/>
-          <w:i w:val="0"/>
-          <w:color w:val="1A1A1A"/>
-          <w:sz w:val="21"/>
-        </w:rPr>
-        <w:t>Checklist before you hand it over:</w:t>
-      </w:r>
-    </w:p>
-    <w:p>
-      <w:pPr>
-        <w:spacing w:after="40"/>
-        <w:ind w:left="360"/>
-      </w:pPr>
-      <w:r>
-        <w:rPr>
-          <w:sz w:val="22"/>
-        </w:rPr>
-        <w:t xml:space="preserve">☐  </w:t>
-      </w:r>
-      <w:r>
-        <w:rPr>
-          <w:sz w:val="21"/>
-        </w:rPr>
-        <w:t>Every response validates against src/api/types.ts.</w:t>
-      </w:r>
-    </w:p>
-    <w:p>
-      <w:pPr>
-        <w:spacing w:after="40"/>
-        <w:ind w:left="360"/>
-      </w:pPr>
-      <w:r>
-        <w:rPr>
-          <w:sz w:val="22"/>
-        </w:rPr>
-        <w:t xml:space="preserve">☐  </w:t>
-      </w:r>
-      <w:r>
-        <w:rPr>
-          <w:sz w:val="21"/>
-        </w:rPr>
-        <w:t>channel-health fails when X-QS-Force-Fail: 1 is sent.</w:t>
-      </w:r>
-    </w:p>
-    <w:p>
-      <w:pPr>
-        <w:spacing w:after="40"/>
-        <w:ind w:left="360"/>
-      </w:pPr>
-      <w:r>
-        <w:rPr>
-          <w:sz w:val="22"/>
-        </w:rPr>
-        <w:t xml:space="preserve">☐  </w:t>
-      </w:r>
-      <w:r>
-        <w:rPr>
-          <w:sz w:val="21"/>
-        </w:rPr>
-        <w:t>The three SSE streams terminate and emit their final frame.</w:t>
-      </w:r>
-    </w:p>
-    <w:p>
-      <w:pPr>
-        <w:spacing w:after="40"/>
-        <w:ind w:left="360"/>
-      </w:pPr>
-      <w:r>
-        <w:rPr>
-          <w:sz w:val="22"/>
-        </w:rPr>
-        <w:t xml:space="preserve">☐  </w:t>
-      </w:r>
-      <w:r>
-        <w:rPr>
-          <w:sz w:val="21"/>
-        </w:rPr>
-        <w:t>Two runs with the same seed produce identical reports.</w:t>
-      </w:r>
-    </w:p>
-    <w:p>
-      <w:pPr>
-        <w:spacing w:after="40"/>
-        <w:ind w:left="360"/>
-      </w:pPr>
-      <w:r>
-        <w:rPr>
-          <w:sz w:val="22"/>
-        </w:rPr>
-        <w:t xml:space="preserve">☐  </w:t>
-      </w:r>
-      <w:r>
-        <w:rPr>
-          <w:sz w:val="21"/>
-        </w:rPr>
-        <w:t>A run is aborted within a second when the client disconnects.</w:t>
-      </w:r>
-    </w:p>
-    <w:p>
-      <w:pPr>
-        <w:spacing w:after="40"/>
-        <w:ind w:left="360"/>
-      </w:pPr>
-      <w:r>
-        <w:rPr>
-          <w:sz w:val="22"/>
-        </w:rPr>
-        <w:t xml:space="preserve">☐  </w:t>
-      </w:r>
-      <w:r>
-        <w:rPr>
-          <w:sz w:val="21"/>
-        </w:rPr>
-        <w:t>buildReport has no field left as zero or null — every panel is fed.</w:t>
-      </w:r>
-    </w:p>
-    <w:p>
-      <w:pPr>
-        <w:pStyle w:val="Heading1"/>
-      </w:pPr>
-      <w:r>
-        <w:t>12. Glossary</w:t>
-      </w:r>
-    </w:p>
-    <w:p>
-      <w:pPr>
-        <w:spacing w:before="0" w:after="140"/>
-      </w:pPr>
-      <w:r>
-        <w:rPr>
-          <w:b w:val="0"/>
-          <w:i w:val="0"/>
-          <w:color w:val="1A1A1A"/>
-          <w:sz w:val="21"/>
-        </w:rPr>
-        <w:t>Written for the frontend half of the team, who know security well and quantum less so. Symmetric knowledge is assumed — ask us anything about the UI.</w:t>
+        <w:t>7.5  Fingerprint matching</w:t>
       </w:r>
     </w:p>
     <w:tbl>
@@ -5911,51 +3846,59 @@
         <w:tblStyle w:val="TableGrid"/>
         <w:tblW w:type="auto" w:w="0"/>
         <w:jc w:val="center"/>
-        <w:tblLayout w:type="fixed"/>
         <w:tblLook w:firstColumn="1" w:firstRow="1" w:lastColumn="0" w:lastRow="0" w:noHBand="0" w:noVBand="1" w:val="04A0"/>
       </w:tblPr>
       <w:tblGrid>
-        <w:gridCol w:w="4320"/>
-        <w:gridCol w:w="4320"/>
+        <w:gridCol w:w="3312"/>
+        <w:gridCol w:w="3312"/>
+        <w:gridCol w:w="3312"/>
       </w:tblGrid>
       <w:tr>
         <w:tc>
           <w:tcPr>
-            <w:tcW w:type="dxa" w:w="2160"/>
-            <w:shd w:val="clear" w:fill="2A2A2A"/>
+            <w:tcW w:type="dxa" w:w="1584"/>
+            <w:shd w:val="clear" w:color="auto" w:fill="EFE7DC"/>
           </w:tcPr>
           <w:p>
-            <w:pPr>
-              <w:spacing w:before="40" w:after="40"/>
-            </w:pPr>
             <w:r/>
             <w:r>
               <w:rPr>
                 <w:b/>
-                <w:color w:val="FFFFFF"/>
                 <w:sz w:val="18"/>
               </w:rPr>
-              <w:t>Term</w:t>
+              <w:t>id</w:t>
             </w:r>
           </w:p>
         </w:tc>
         <w:tc>
           <w:tcPr>
-            <w:tcW w:type="dxa" w:w="7056"/>
-            <w:shd w:val="clear" w:fill="2A2A2A"/>
+            <w:tcW w:type="dxa" w:w="3312"/>
+            <w:shd w:val="clear" w:color="auto" w:fill="EFE7DC"/>
           </w:tcPr>
           <w:p>
-            <w:pPr>
-              <w:spacing w:before="40" w:after="40"/>
-            </w:pPr>
             <w:r/>
             <w:r>
               <w:rPr>
                 <w:b/>
-                <w:color w:val="FFFFFF"/>
                 <w:sz w:val="18"/>
               </w:rPr>
-              <w:t>Plain meaning</w:t>
+              <w:t>label</w:t>
+            </w:r>
+          </w:p>
+        </w:tc>
+        <w:tc>
+          <w:tcPr>
+            <w:tcW w:type="dxa" w:w="3744"/>
+            <w:shd w:val="clear" w:color="auto" w:fill="EFE7DC"/>
+          </w:tcPr>
+          <w:p>
+            <w:r/>
+            <w:r>
+              <w:rPr>
+                <w:b/>
+                <w:sz w:val="18"/>
+              </w:rPr>
+              <w:t>profile (Z, X, Y)</w:t>
             </w:r>
           </w:p>
         </w:tc>
@@ -5963,35 +3906,43 @@
       <w:tr>
         <w:tc>
           <w:tcPr>
-            <w:tcW w:type="dxa" w:w="2160"/>
+            <w:tcW w:type="dxa" w:w="1584"/>
           </w:tcPr>
           <w:p>
-            <w:pPr>
-              <w:spacing w:before="30" w:after="30"/>
-            </w:pPr>
             <w:r/>
             <w:r>
               <w:rPr>
                 <w:sz w:val="17"/>
               </w:rPr>
-              <w:t>Shor's algorithm</w:t>
+              <w:t>honest</w:t>
             </w:r>
           </w:p>
         </w:tc>
         <w:tc>
           <w:tcPr>
-            <w:tcW w:type="dxa" w:w="7056"/>
+            <w:tcW w:type="dxa" w:w="3312"/>
           </w:tcPr>
           <w:p>
-            <w:pPr>
-              <w:spacing w:before="30" w:after="30"/>
-            </w:pPr>
             <w:r/>
             <w:r>
               <w:rPr>
                 <w:sz w:val="17"/>
               </w:rPr>
-              <w:t>Quantum algorithm that factors huge numbers fast enough to break RSA and ECC</w:t>
+              <w:t>Honest / normal noise</w:t>
+            </w:r>
+          </w:p>
+        </w:tc>
+        <w:tc>
+          <w:tcPr>
+            <w:tcW w:type="dxa" w:w="3744"/>
+          </w:tcPr>
+          <w:p>
+            <w:r/>
+            <w:r>
+              <w:rPr>
+                <w:sz w:val="17"/>
+              </w:rPr>
+              <w:t>[0.02, 0.02, 0.02]</w:t>
             </w:r>
           </w:p>
         </w:tc>
@@ -5999,37 +3950,43 @@
       <w:tr>
         <w:tc>
           <w:tcPr>
-            <w:tcW w:type="dxa" w:w="2160"/>
-            <w:shd w:val="clear" w:fill="F6F5F9"/>
+            <w:tcW w:type="dxa" w:w="1584"/>
           </w:tcPr>
           <w:p>
-            <w:pPr>
-              <w:spacing w:before="30" w:after="30"/>
-            </w:pPr>
             <w:r/>
             <w:r>
               <w:rPr>
                 <w:sz w:val="17"/>
               </w:rPr>
-              <w:t>Harvest now, decrypt later</w:t>
+              <w:t>guess</w:t>
             </w:r>
           </w:p>
         </w:tc>
         <w:tc>
           <w:tcPr>
-            <w:tcW w:type="dxa" w:w="7056"/>
-            <w:shd w:val="clear" w:fill="F6F5F9"/>
+            <w:tcW w:type="dxa" w:w="3312"/>
           </w:tcPr>
           <w:p>
-            <w:pPr>
-              <w:spacing w:before="30" w:after="30"/>
-            </w:pPr>
             <w:r/>
             <w:r>
               <w:rPr>
                 <w:sz w:val="17"/>
               </w:rPr>
-              <w:t>Record encrypted traffic today, decrypt it when quantum hardware exists</w:t>
+              <w:t>Blind guessing (forgery)</w:t>
+            </w:r>
+          </w:p>
+        </w:tc>
+        <w:tc>
+          <w:tcPr>
+            <w:tcW w:type="dxa" w:w="3744"/>
+          </w:tcPr>
+          <w:p>
+            <w:r/>
+            <w:r>
+              <w:rPr>
+                <w:sz w:val="17"/>
+              </w:rPr>
+              <w:t>[0.5, 0.5, 0.5]</w:t>
             </w:r>
           </w:p>
         </w:tc>
@@ -6037,35 +3994,43 @@
       <w:tr>
         <w:tc>
           <w:tcPr>
-            <w:tcW w:type="dxa" w:w="2160"/>
+            <w:tcW w:type="dxa" w:w="1584"/>
           </w:tcPr>
           <w:p>
-            <w:pPr>
-              <w:spacing w:before="30" w:after="30"/>
-            </w:pPr>
             <w:r/>
             <w:r>
               <w:rPr>
                 <w:sz w:val="17"/>
               </w:rPr>
-              <w:t>Bell state</w:t>
+              <w:t>random</w:t>
             </w:r>
           </w:p>
         </w:tc>
         <w:tc>
           <w:tcPr>
-            <w:tcW w:type="dxa" w:w="7056"/>
+            <w:tcW w:type="dxa" w:w="3312"/>
           </w:tcPr>
           <w:p>
-            <w:pPr>
-              <w:spacing w:before="30" w:after="30"/>
-            </w:pPr>
             <w:r/>
             <w:r>
               <w:rPr>
                 <w:sz w:val="17"/>
               </w:rPr>
-              <w:t>Two qubits in a perfectly correlated state; measure one and you know the other</w:t>
+              <w:t>Random-basis intercept-resend</w:t>
+            </w:r>
+          </w:p>
+        </w:tc>
+        <w:tc>
+          <w:tcPr>
+            <w:tcW w:type="dxa" w:w="3744"/>
+          </w:tcPr>
+          <w:p>
+            <w:r/>
+            <w:r>
+              <w:rPr>
+                <w:sz w:val="17"/>
+              </w:rPr>
+              <w:t>[1/3, 1/3, 1/3]</w:t>
             </w:r>
           </w:p>
         </w:tc>
@@ -6073,37 +4038,43 @@
       <w:tr>
         <w:tc>
           <w:tcPr>
-            <w:tcW w:type="dxa" w:w="2160"/>
-            <w:shd w:val="clear" w:fill="F6F5F9"/>
+            <w:tcW w:type="dxa" w:w="1584"/>
           </w:tcPr>
           <w:p>
-            <w:pPr>
-              <w:spacing w:before="30" w:after="30"/>
-            </w:pPr>
             <w:r/>
             <w:r>
               <w:rPr>
                 <w:sz w:val="17"/>
               </w:rPr>
-              <w:t>Entanglement</w:t>
+              <w:t>fixed</w:t>
             </w:r>
           </w:p>
         </w:tc>
         <w:tc>
           <w:tcPr>
-            <w:tcW w:type="dxa" w:w="7056"/>
-            <w:shd w:val="clear" w:fill="F6F5F9"/>
+            <w:tcW w:type="dxa" w:w="3312"/>
           </w:tcPr>
           <w:p>
-            <w:pPr>
-              <w:spacing w:before="30" w:after="30"/>
-            </w:pPr>
             <w:r/>
             <w:r>
               <w:rPr>
                 <w:sz w:val="17"/>
               </w:rPr>
-              <w:t>A correlation with no classical explanation — the resource QDS spends</w:t>
+              <w:t>Fixed-basis intercept-resend</w:t>
+            </w:r>
+          </w:p>
+        </w:tc>
+        <w:tc>
+          <w:tcPr>
+            <w:tcW w:type="dxa" w:w="3744"/>
+          </w:tcPr>
+          <w:p>
+            <w:r/>
+            <w:r>
+              <w:rPr>
+                <w:sz w:val="17"/>
+              </w:rPr>
+              <w:t>[0.5, 0.5, 0]</w:t>
             </w:r>
           </w:p>
         </w:tc>
@@ -6111,331 +4082,43 @@
       <w:tr>
         <w:tc>
           <w:tcPr>
-            <w:tcW w:type="dxa" w:w="2160"/>
+            <w:tcW w:type="dxa" w:w="1584"/>
           </w:tcPr>
           <w:p>
-            <w:pPr>
-              <w:spacing w:before="30" w:after="30"/>
-            </w:pPr>
             <w:r/>
             <w:r>
               <w:rPr>
                 <w:sz w:val="17"/>
               </w:rPr>
-              <w:t>Quantum teleportation</w:t>
+              <w:t>correction</w:t>
             </w:r>
           </w:p>
         </w:tc>
         <w:tc>
           <w:tcPr>
-            <w:tcW w:type="dxa" w:w="7056"/>
+            <w:tcW w:type="dxa" w:w="3312"/>
           </w:tcPr>
           <w:p>
-            <w:pPr>
-              <w:spacing w:before="30" w:after="30"/>
-            </w:pPr>
             <w:r/>
             <w:r>
               <w:rPr>
                 <w:sz w:val="17"/>
               </w:rPr>
-              <w:t>Moving a quantum state using a pre-shared entangled pair plus 2 classical bits. Nothing is copied, and the 2 bits carry no information about the payload</w:t>
+              <w:t>Correction-bit tampering</w:t>
             </w:r>
           </w:p>
         </w:tc>
-      </w:tr>
-      <w:tr>
         <w:tc>
           <w:tcPr>
-            <w:tcW w:type="dxa" w:w="2160"/>
-            <w:shd w:val="clear" w:fill="F6F5F9"/>
+            <w:tcW w:type="dxa" w:w="3744"/>
           </w:tcPr>
           <w:p>
-            <w:pPr>
-              <w:spacing w:before="30" w:after="30"/>
-            </w:pPr>
             <w:r/>
             <w:r>
               <w:rPr>
                 <w:sz w:val="17"/>
               </w:rPr>
-              <w:t>Qubit</w:t>
-            </w:r>
-          </w:p>
-        </w:tc>
-        <w:tc>
-          <w:tcPr>
-            <w:tcW w:type="dxa" w:w="7056"/>
-            <w:shd w:val="clear" w:fill="F6F5F9"/>
-          </w:tcPr>
-          <w:p>
-            <w:pPr>
-              <w:spacing w:before="30" w:after="30"/>
-            </w:pPr>
-            <w:r/>
-            <w:r>
-              <w:rPr>
-                <w:sz w:val="17"/>
-              </w:rPr>
-              <w:t>A quantum bit: a superposition of 0 and 1</w:t>
-            </w:r>
-          </w:p>
-        </w:tc>
-      </w:tr>
-      <w:tr>
-        <w:tc>
-          <w:tcPr>
-            <w:tcW w:type="dxa" w:w="2160"/>
-          </w:tcPr>
-          <w:p>
-            <w:pPr>
-              <w:spacing w:before="30" w:after="30"/>
-            </w:pPr>
-            <w:r/>
-            <w:r>
-              <w:rPr>
-                <w:sz w:val="17"/>
-              </w:rPr>
-              <w:t>Pauli X / Y / Z</w:t>
-            </w:r>
-          </w:p>
-        </w:tc>
-        <w:tc>
-          <w:tcPr>
-            <w:tcW w:type="dxa" w:w="7056"/>
-          </w:tcPr>
-          <w:p>
-            <w:pPr>
-              <w:spacing w:before="30" w:after="30"/>
-            </w:pPr>
-            <w:r/>
-            <w:r>
-              <w:rPr>
-                <w:sz w:val="17"/>
-              </w:rPr>
-              <w:t>Three 2x2 operators. X flips the bit, Z flips the phase, Y does both</w:t>
-            </w:r>
-          </w:p>
-        </w:tc>
-      </w:tr>
-      <w:tr>
-        <w:tc>
-          <w:tcPr>
-            <w:tcW w:type="dxa" w:w="2160"/>
-            <w:shd w:val="clear" w:fill="F6F5F9"/>
-          </w:tcPr>
-          <w:p>
-            <w:pPr>
-              <w:spacing w:before="30" w:after="30"/>
-            </w:pPr>
-            <w:r/>
-            <w:r>
-              <w:rPr>
-                <w:sz w:val="17"/>
-              </w:rPr>
-              <w:t>Eigenstate</w:t>
-            </w:r>
-          </w:p>
-        </w:tc>
-        <w:tc>
-          <w:tcPr>
-            <w:tcW w:type="dxa" w:w="7056"/>
-            <w:shd w:val="clear" w:fill="F6F5F9"/>
-          </w:tcPr>
-          <w:p>
-            <w:pPr>
-              <w:spacing w:before="30" w:after="30"/>
-            </w:pPr>
-            <w:r/>
-            <w:r>
-              <w:rPr>
-                <w:sz w:val="17"/>
-              </w:rPr>
-              <w:t>A state an operator maps to itself, scaled. Measuring gives that answer with certainty</w:t>
-            </w:r>
-          </w:p>
-        </w:tc>
-      </w:tr>
-      <w:tr>
-        <w:tc>
-          <w:tcPr>
-            <w:tcW w:type="dxa" w:w="2160"/>
-          </w:tcPr>
-          <w:p>
-            <w:pPr>
-              <w:spacing w:before="30" w:after="30"/>
-            </w:pPr>
-            <w:r/>
-            <w:r>
-              <w:rPr>
-                <w:sz w:val="17"/>
-              </w:rPr>
-              <w:t>Projective measurement</w:t>
-            </w:r>
-          </w:p>
-        </w:tc>
-        <w:tc>
-          <w:tcPr>
-            <w:tcW w:type="dxa" w:w="7056"/>
-          </w:tcPr>
-          <w:p>
-            <w:pPr>
-              <w:spacing w:before="30" w:after="30"/>
-            </w:pPr>
-            <w:r/>
-            <w:r>
-              <w:rPr>
-                <w:sz w:val="17"/>
-              </w:rPr>
-              <w:t>Ask which eigenstate the qubit is in; get a definite answer</w:t>
-            </w:r>
-          </w:p>
-        </w:tc>
-      </w:tr>
-      <w:tr>
-        <w:tc>
-          <w:tcPr>
-            <w:tcW w:type="dxa" w:w="2160"/>
-            <w:shd w:val="clear" w:fill="F6F5F9"/>
-          </w:tcPr>
-          <w:p>
-            <w:pPr>
-              <w:spacing w:before="30" w:after="30"/>
-            </w:pPr>
-            <w:r/>
-            <w:r>
-              <w:rPr>
-                <w:sz w:val="17"/>
-              </w:rPr>
-              <w:t>Pauli correction</w:t>
-            </w:r>
-          </w:p>
-        </w:tc>
-        <w:tc>
-          <w:tcPr>
-            <w:tcW w:type="dxa" w:w="7056"/>
-            <w:shd w:val="clear" w:fill="F6F5F9"/>
-          </w:tcPr>
-          <w:p>
-            <w:pPr>
-              <w:spacing w:before="30" w:after="30"/>
-            </w:pPr>
-            <w:r/>
-            <w:r>
-              <w:rPr>
-                <w:sz w:val="17"/>
-              </w:rPr>
-              <w:t>Measure, see which operator's eigenvalue came back, apply it to undo the error</w:t>
-            </w:r>
-          </w:p>
-        </w:tc>
-      </w:tr>
-      <w:tr>
-        <w:tc>
-          <w:tcPr>
-            <w:tcW w:type="dxa" w:w="2160"/>
-          </w:tcPr>
-          <w:p>
-            <w:pPr>
-              <w:spacing w:before="30" w:after="30"/>
-            </w:pPr>
-            <w:r/>
-            <w:r>
-              <w:rPr>
-                <w:sz w:val="17"/>
-              </w:rPr>
-              <w:t>Information-theoretic security</w:t>
-            </w:r>
-          </w:p>
-        </w:tc>
-        <w:tc>
-          <w:tcPr>
-            <w:tcW w:type="dxa" w:w="7056"/>
-          </w:tcPr>
-          <w:p>
-            <w:pPr>
-              <w:spacing w:before="30" w:after="30"/>
-            </w:pPr>
-            <w:r/>
-            <w:r>
-              <w:rPr>
-                <w:sz w:val="17"/>
-              </w:rPr>
-              <w:t>Unbreakable by any computer, quantum or classical, because it rests on physics rather than on a hard problem</w:t>
-            </w:r>
-          </w:p>
-        </w:tc>
-      </w:tr>
-      <w:tr>
-        <w:tc>
-          <w:tcPr>
-            <w:tcW w:type="dxa" w:w="2160"/>
-            <w:shd w:val="clear" w:fill="F6F5F9"/>
-          </w:tcPr>
-          <w:p>
-            <w:pPr>
-              <w:spacing w:before="30" w:after="30"/>
-            </w:pPr>
-            <w:r/>
-            <w:r>
-              <w:rPr>
-                <w:sz w:val="17"/>
-              </w:rPr>
-              <w:t>Forgery probability</w:t>
-            </w:r>
-          </w:p>
-        </w:tc>
-        <w:tc>
-          <w:tcPr>
-            <w:tcW w:type="dxa" w:w="7056"/>
-            <w:shd w:val="clear" w:fill="F6F5F9"/>
-          </w:tcPr>
-          <w:p>
-            <w:pPr>
-              <w:spacing w:before="30" w:after="30"/>
-            </w:pPr>
-            <w:r/>
-            <w:r>
-              <w:rPr>
-                <w:sz w:val="17"/>
-              </w:rPr>
-              <w:t>Empirical rate at which a forged signature is accepted. Should decay with block count</w:t>
-            </w:r>
-          </w:p>
-        </w:tc>
-      </w:tr>
-      <w:tr>
-        <w:tc>
-          <w:tcPr>
-            <w:tcW w:type="dxa" w:w="2160"/>
-          </w:tcPr>
-          <w:p>
-            <w:pPr>
-              <w:spacing w:before="30" w:after="30"/>
-            </w:pPr>
-            <w:r/>
-            <w:r>
-              <w:rPr>
-                <w:sz w:val="17"/>
-              </w:rPr>
-              <w:t>SSE</w:t>
-            </w:r>
-          </w:p>
-        </w:tc>
-        <w:tc>
-          <w:tcPr>
-            <w:tcW w:type="dxa" w:w="7056"/>
-          </w:tcPr>
-          <w:p>
-            <w:pPr>
-              <w:spacing w:before="30" w:after="30"/>
-            </w:pPr>
-            <w:r/>
-            <w:r>
-              <w:rPr>
-                <w:sz w:val="17"/>
-              </w:rPr>
-              <w:t>Server-Sent Events — a plain-text HTTP stream the browser reads with EventSource. What we use for all long-running work</w:t>
+              <w:t>[1, 1, 0]</w:t>
             </w:r>
           </w:p>
         </w:tc>
@@ -6448,26 +4131,348 @@
     </w:p>
     <w:p>
       <w:pPr>
-        <w:spacing w:before="120" w:after="180"/>
-        <w:ind w:left="144"/>
-        <w:shd w:val="clear" w:fill="FEF8EF"/>
-        <w:pBdr>
-          <w:left w:val="single" w:sz="20" w:space="8" w:color="9A5400"/>
-        </w:pBdr>
+        <w:spacing w:after="120"/>
+      </w:pPr>
+      <w:r>
+        <w:rPr>
+          <w:b w:val="0"/>
+          <w:sz w:val="20"/>
+        </w:rPr>
+        <w:t>Match the observed (Z, X, Y) rates against the library: sort the observed rates descending and each profile descending, then take the Euclidean distance between the two sorted triples. The nearest pattern is best, next is runnerUp; return distance to every pattern for the library table. Sorting both sides keeps fixed-basis and correction-bit stable regardless of which basis is clean.</w:t>
+      </w:r>
+    </w:p>
+    <w:p>
+      <w:pPr>
+        <w:pStyle w:val="Heading2"/>
+      </w:pPr>
+      <w:r>
+        <w:rPr>
+          <w:color w:val="3E362F"/>
+        </w:rPr>
+        <w:t>7.6  Confidence and severity</w:t>
+      </w:r>
+    </w:p>
+    <w:p>
+      <w:pPr>
+        <w:spacing w:after="120"/>
       </w:pPr>
       <w:r>
         <w:rPr>
           <w:b/>
-          <w:color w:val="9A5400"/>
+          <w:color w:val="3E362F"/>
           <w:sz w:val="20"/>
         </w:rPr>
-        <w:t xml:space="preserve">THE CONSTRAINT TO RESPECT  </w:t>
+        <w:t xml:space="preserve">Confidence (0–1): </w:t>
       </w:r>
       <w:r>
         <w:rPr>
-          <w:sz w:val="21"/>
+          <w:sz w:val="20"/>
         </w:rPr>
-        <w:t>The problem statement forbids artificial intelligence and machine learning. Detection is statistical: measure, compare the distribution to the expected one, apply a threshold, decide. This is stated twice in the PS and a judge may check. It is also, frankly, easier to defend than a model.</w:t>
+        <w:t>clamp(1 - bestFingerprintDistance, 0, 1). A no-attack run with no measurement reports 0.99.</w:t>
+      </w:r>
+    </w:p>
+    <w:p>
+      <w:pPr>
+        <w:spacing w:after="120"/>
+      </w:pPr>
+      <w:r>
+        <w:rPr>
+          <w:b/>
+          <w:color w:val="3E362F"/>
+          <w:sz w:val="20"/>
+        </w:rPr>
+        <w:t xml:space="preserve">Severity — three weighted parts (0–10 each): </w:t>
+      </w:r>
+      <w:r>
+        <w:rPr>
+          <w:sz w:val="20"/>
+        </w:rPr>
+      </w:r>
+    </w:p>
+    <w:p>
+      <w:pPr>
+        <w:pStyle w:val="ListBullet"/>
+        <w:spacing w:after="60"/>
+      </w:pPr>
+      <w:r>
+        <w:rPr>
+          <w:b/>
+          <w:sz w:val="19"/>
+        </w:rPr>
+        <w:t xml:space="preserve">confidencePart </w:t>
+      </w:r>
+      <w:r>
+        <w:rPr>
+          <w:sz w:val="19"/>
+        </w:rPr>
+        <w:t>= min(10, round(9 + (confidence - 0.9) * 10)) when attacked, else 0.</w:t>
+      </w:r>
+    </w:p>
+    <w:p>
+      <w:pPr>
+        <w:pStyle w:val="ListBullet"/>
+        <w:spacing w:after="60"/>
+      </w:pPr>
+      <w:r>
+        <w:rPr>
+          <w:b/>
+          <w:sz w:val="19"/>
+        </w:rPr>
+        <w:t xml:space="preserve">deviationPart </w:t>
+      </w:r>
+      <w:r>
+        <w:rPr>
+          <w:sz w:val="19"/>
+        </w:rPr>
+        <w:t>= min(10, round((maxWrong / 12) * 10)) where maxWrong is the worst slot count over both verifiers' bags, else 0.</w:t>
+      </w:r>
+    </w:p>
+    <w:p>
+      <w:pPr>
+        <w:pStyle w:val="ListBullet"/>
+        <w:spacing w:after="60"/>
+      </w:pPr>
+      <w:r>
+        <w:rPr>
+          <w:b/>
+          <w:sz w:val="19"/>
+        </w:rPr>
+        <w:t xml:space="preserve">categoryPart </w:t>
+      </w:r>
+      <w:r>
+        <w:rPr>
+          <w:sz w:val="19"/>
+        </w:rPr>
+        <w:t>= the attack's scenario category (forgery 9; impersonation 8; message-substitution 8; random-basis 8; fixed-basis 7; correction-bit 7; replay-unknown 6; partial 6; replay-used 5), else 0.</w:t>
+      </w:r>
+    </w:p>
+    <w:p>
+      <w:pPr>
+        <w:spacing w:after="120"/>
+      </w:pPr>
+      <w:r>
+        <w:rPr>
+          <w:b/>
+          <w:color w:val="3E362F"/>
+          <w:sz w:val="20"/>
+        </w:rPr>
+        <w:t xml:space="preserve">Score: </w:t>
+      </w:r>
+      <w:r>
+        <w:rPr>
+          <w:sz w:val="20"/>
+        </w:rPr>
+        <w:t>when attacked, max(1, min(10, round(0.4 * confidencePart + 0.3 * deviationPart + 0.3 * categoryPart))); otherwise 0.</w:t>
+      </w:r>
+    </w:p>
+    <w:p>
+      <w:pPr>
+        <w:pStyle w:val="Heading2"/>
+      </w:pPr>
+      <w:r>
+        <w:rPr>
+          <w:color w:val="3E362F"/>
+        </w:rPr>
+        <w:t>7.7  Binomial evidence</w:t>
+      </w:r>
+    </w:p>
+    <w:p>
+      <w:pPr>
+        <w:spacing w:after="120"/>
+      </w:pPr>
+      <w:r>
+        <w:rPr>
+          <w:b w:val="0"/>
+          <w:sz w:val="20"/>
+        </w:rPr>
+        <w:t>Exact binomial probabilities — never a page-level approximation:</w:t>
+      </w:r>
+    </w:p>
+    <w:p>
+      <w:pPr>
+        <w:pStyle w:val="ListBullet"/>
+        <w:spacing w:after="60"/>
+      </w:pPr>
+      <w:r>
+        <w:rPr>
+          <w:b/>
+          <w:sz w:val="19"/>
+        </w:rPr>
+        <w:t xml:space="preserve">PMF via recurrence. </w:t>
+      </w:r>
+      <w:r>
+        <w:rPr>
+          <w:sz w:val="19"/>
+        </w:rPr>
+        <w:t>P(0) = (1-p)^n then P(k+1) = P(k) * ((n-k)/(k+1)) * (p/(1-p)).</w:t>
+      </w:r>
+    </w:p>
+    <w:p>
+      <w:pPr>
+        <w:pStyle w:val="ListBullet"/>
+        <w:spacing w:after="60"/>
+      </w:pPr>
+      <w:r>
+        <w:rPr>
+          <w:b/>
+          <w:sz w:val="19"/>
+        </w:rPr>
+        <w:t xml:space="preserve">Pass line derivation. </w:t>
+      </w:r>
+      <w:r>
+        <w:rPr>
+          <w:sz w:val="19"/>
+        </w:rPr>
+        <w:t>smallest t such that P(X &gt;= t | p_honest) &lt;= 4e-5.</w:t>
+      </w:r>
+    </w:p>
+    <w:p>
+      <w:pPr>
+        <w:pStyle w:val="ListBullet"/>
+        <w:spacing w:after="60"/>
+      </w:pPr>
+      <w:r>
+        <w:rPr>
+          <w:b/>
+          <w:sz w:val="19"/>
+        </w:rPr>
+        <w:t xml:space="preserve">Responses. </w:t>
+      </w:r>
+      <w:r>
+        <w:rPr>
+          <w:sz w:val="19"/>
+        </w:rPr>
+        <w:t>falseRejection = P(X &gt;= t | p_honest); falseAcceptance = P(X &lt;= t-1 | p_cheat), both clamped to [0, 1].</w:t>
+      </w:r>
+    </w:p>
+    <w:p>
+      <w:pPr>
+        <w:spacing w:after="120"/>
+      </w:pPr>
+      <w:r>
+        <w:rPr>
+          <w:b w:val="0"/>
+          <w:sz w:val="20"/>
+        </w:rPr>
+        <w:t>GET /api/analysis/binomial returns n, pHonest, pCheat, passLine, x = 0..n, honest[] and cheater[] PMFs, and the two error probabilities. It is a pure, cacheable computation. The frontend passes the run's n, pHonest, pCheat from the result payload and never computes the curves itself.</w:t>
+      </w:r>
+    </w:p>
+    <w:p>
+      <w:pPr>
+        <w:pStyle w:val="Heading2"/>
+      </w:pPr>
+      <w:r>
+        <w:rPr>
+          <w:color w:val="3E362F"/>
+        </w:rPr>
+        <w:t>7.8  Partial-attack detection curve</w:t>
+      </w:r>
+    </w:p>
+    <w:p>
+      <w:pPr>
+        <w:spacing w:after="120"/>
+      </w:pPr>
+      <w:r>
+        <w:rPr>
+          <w:b w:val="0"/>
+          <w:sz w:val="20"/>
+        </w:rPr>
+        <w:t>For partial / stealth only, compute a curve over intensities 5..100 step 5: per-slot p = i/300 + (1 - i/100) * 0.02; perBag = P(&gt;= 12 wrong of 128 | p) = 1 - tailAtMost(128, p, 11); signature = 1 - (1 - perBag)^63. Report chosenIndex, perBagAt and signatureAt for the run's intensity.</w:t>
+      </w:r>
+    </w:p>
+    <w:p>
+      <w:pPr>
+        <w:pStyle w:val="Heading2"/>
+      </w:pPr>
+      <w:r>
+        <w:rPr>
+          <w:color w:val="3E362F"/>
+        </w:rPr>
+        <w:t>7.9  Fidelity test</w:t>
+      </w:r>
+    </w:p>
+    <w:p>
+      <w:pPr>
+        <w:spacing w:after="120"/>
+      </w:pPr>
+      <w:r>
+        <w:rPr>
+          <w:b w:val="0"/>
+          <w:sz w:val="20"/>
+        </w:rPr>
+        <w:t>Admission at stage 1. Genuine sessions: F = 0.96, gate 0.5, passed. Impersonation: F = 0.24, passed false, referenceFake true, and the run stops before stages 2–5 (stoppedAt = "fidelity"). The failReason string is set only for impersonation.</w:t>
+      </w:r>
+    </w:p>
+    <w:p>
+      <w:pPr>
+        <w:pStyle w:val="Heading2"/>
+      </w:pPr>
+      <w:r>
+        <w:rPr>
+          <w:color w:val="3E362F"/>
+        </w:rPr>
+        <w:t>7.10  Session ledger (replay)</w:t>
+      </w:r>
+    </w:p>
+    <w:p>
+      <w:pPr>
+        <w:spacing w:after="120"/>
+      </w:pPr>
+      <w:r>
+        <w:rPr>
+          <w:b w:val="0"/>
+          <w:sz w:val="20"/>
+        </w:rPr>
+        <w:t>Replay never reaches measurement. Used replay: queried a previously consumed session, found true, status USED, reason "already consumed". Unknown replay: queried an id the ledger never issued, found false, status null. Either way the ledger event carries stop: true and the run ends with stoppedAt = "verify" — before any bag is measured.</w:t>
+      </w:r>
+    </w:p>
+    <w:p>
+      <w:pPr>
+        <w:pStyle w:val="Heading2"/>
+      </w:pPr>
+      <w:r>
+        <w:rPr>
+          <w:color w:val="3E362F"/>
+        </w:rPr>
+        <w:t>7.11  Agreement and the why chain</w:t>
+      </w:r>
+    </w:p>
+    <w:p>
+      <w:pPr>
+        <w:spacing w:after="120"/>
+      </w:pPr>
+      <w:r>
+        <w:rPr>
+          <w:b/>
+          <w:color w:val="3E362F"/>
+          <w:sz w:val="20"/>
+        </w:rPr>
+        <w:t xml:space="preserve">Agreement: </w:t>
+      </w:r>
+      <w:r>
+        <w:rPr>
+          <w:sz w:val="20"/>
+        </w:rPr>
+        <w:t>consistent = true when Bob and Charlie agree, with a reason string; a Bob/Charlie split is itself evidence of a localized attack or single-path alteration and is reported as inconsistent — never resolved silently.</w:t>
+      </w:r>
+    </w:p>
+    <w:p>
+      <w:pPr>
+        <w:spacing w:after="120"/>
+      </w:pPr>
+      <w:r>
+        <w:rPr>
+          <w:b/>
+          <w:color w:val="3E362F"/>
+          <w:sz w:val="20"/>
+        </w:rPr>
+        <w:t xml:space="preserve">why (report §7.3): </w:t>
+      </w:r>
+      <w:r>
+        <w:rPr>
+          <w:sz w:val="20"/>
+        </w:rPr>
+        <w:t>a 2–3 step chain, always: Fidelity passed/failed -&gt; the bag pass/fail evidence with the run's real numbers -&gt; (if failed) the fingerprint with observed rates and distances. Each step is { label, detail, chart } where chart is one of fidelity | bag-distribution | fingerprint.</w:t>
       </w:r>
     </w:p>
     <w:p>
@@ -6475,21 +4480,34 @@
         <w:pStyle w:val="Heading1"/>
       </w:pPr>
       <w:r>
-        <w:t>13. Open questions for the team</w:t>
+        <w:rPr>
+          <w:color w:val="3E362F"/>
+        </w:rPr>
+        <w:t>8.  Determinism and reproducibility</w:t>
       </w:r>
     </w:p>
     <w:p>
       <w:pPr>
-        <w:spacing w:before="0" w:after="120"/>
+        <w:spacing w:after="120"/>
       </w:pPr>
       <w:r>
         <w:rPr>
           <w:b w:val="0"/>
-          <w:i w:val="0"/>
-          <w:color w:val="1A1A1A"/>
-          <w:sz w:val="21"/>
+          <w:sz w:val="20"/>
         </w:rPr>
-        <w:t>These are the points where the contract may need to move. Raise them early — it is much cheaper to change the contract now than to change it the week of the demo.</w:t>
+        <w:t>The seed is authoritative. Same seed + same config identically = byte-identical run: same session id, same 63x128 measurement, same rates, same binomial evidence, same severity. The mock derives everything from a string hash (FNV-1a) seeded into a mulberry32 PRNG, mixing per step (bob vs charlie, changed-position draws). Mirror that approach — seed at run creation, never wall-clock in the verification plan.</w:t>
+      </w:r>
+    </w:p>
+    <w:p>
+      <w:pPr>
+        <w:spacing w:after="120"/>
+      </w:pPr>
+      <w:r>
+        <w:rPr>
+          <w:b w:val="0"/>
+          <w:sz w:val="20"/>
+        </w:rPr>
+        <w:t>A handful of runs are pre-baked at boot so every route and deep link works offline. Keep a compatible set for smoke/E2E parity:</w:t>
       </w:r>
     </w:p>
     <w:tbl>
@@ -6497,51 +4515,42 @@
         <w:tblStyle w:val="TableGrid"/>
         <w:tblW w:type="auto" w:w="0"/>
         <w:jc w:val="center"/>
-        <w:tblLayout w:type="fixed"/>
         <w:tblLook w:firstColumn="1" w:firstRow="1" w:lastColumn="0" w:lastRow="0" w:noHBand="0" w:noVBand="1" w:val="04A0"/>
       </w:tblPr>
       <w:tblGrid>
-        <w:gridCol w:w="4320"/>
-        <w:gridCol w:w="4320"/>
+        <w:gridCol w:w="4968"/>
+        <w:gridCol w:w="4968"/>
       </w:tblGrid>
       <w:tr>
         <w:tc>
           <w:tcPr>
-            <w:tcW w:type="dxa" w:w="4320"/>
-            <w:shd w:val="clear" w:fill="2A2A2A"/>
+            <w:tcW w:type="dxa" w:w="1584"/>
+            <w:shd w:val="clear" w:color="auto" w:fill="EFE7DC"/>
           </w:tcPr>
           <w:p>
-            <w:pPr>
-              <w:spacing w:before="40" w:after="40"/>
-            </w:pPr>
             <w:r/>
             <w:r>
               <w:rPr>
                 <w:b/>
-                <w:color w:val="FFFFFF"/>
                 <w:sz w:val="18"/>
               </w:rPr>
-              <w:t>Question</w:t>
+              <w:t>session_id</w:t>
             </w:r>
           </w:p>
         </w:tc>
         <w:tc>
           <w:tcPr>
-            <w:tcW w:type="dxa" w:w="4896"/>
-            <w:shd w:val="clear" w:fill="2A2A2A"/>
+            <w:tcW w:type="dxa" w:w="7632"/>
+            <w:shd w:val="clear" w:color="auto" w:fill="EFE7DC"/>
           </w:tcPr>
           <w:p>
-            <w:pPr>
-              <w:spacing w:before="40" w:after="40"/>
-            </w:pPr>
             <w:r/>
             <w:r>
               <w:rPr>
                 <w:b/>
-                <w:color w:val="FFFFFF"/>
                 <w:sz w:val="18"/>
               </w:rPr>
-              <w:t>Why it matters</w:t>
+              <w:t>Config</w:t>
             </w:r>
           </w:p>
         </w:tc>
@@ -6549,35 +4558,29 @@
       <w:tr>
         <w:tc>
           <w:tcPr>
-            <w:tcW w:type="dxa" w:w="4320"/>
+            <w:tcW w:type="dxa" w:w="1584"/>
           </w:tcPr>
           <w:p>
-            <w:pPr>
-              <w:spacing w:before="30" w:after="30"/>
-            </w:pPr>
             <w:r/>
             <w:r>
               <w:rPr>
                 <w:sz w:val="17"/>
               </w:rPr>
-              <w:t>Do you expose entanglement strength, or only the measured agreement rate?</w:t>
+              <w:t>honest7</w:t>
             </w:r>
           </w:p>
         </w:tc>
         <w:tc>
           <w:tcPr>
-            <w:tcW w:type="dxa" w:w="4896"/>
+            <w:tcW w:type="dxa" w:w="7632"/>
           </w:tcPr>
           <w:p>
-            <w:pPr>
-              <w:spacing w:before="30" w:after="30"/>
-            </w:pPr>
             <w:r/>
             <w:r>
               <w:rPr>
                 <w:sz w:val="17"/>
               </w:rPr>
-              <w:t>Determines how rich the Bell-state panel can be</w:t>
+              <w:t>no-attack, message TRANSFER 1000</w:t>
             </w:r>
           </w:p>
         </w:tc>
@@ -6585,37 +4588,29 @@
       <w:tr>
         <w:tc>
           <w:tcPr>
-            <w:tcW w:type="dxa" w:w="4320"/>
-            <w:shd w:val="clear" w:fill="F6F5F9"/>
+            <w:tcW w:type="dxa" w:w="1584"/>
           </w:tcPr>
           <w:p>
-            <w:pPr>
-              <w:spacing w:before="30" w:after="30"/>
-            </w:pPr>
             <w:r/>
             <w:r>
               <w:rPr>
                 <w:sz w:val="17"/>
               </w:rPr>
-              <w:t>Is the forgery curve per block or cumulative?</w:t>
+              <w:t>e4f5a1</w:t>
             </w:r>
           </w:p>
         </w:tc>
         <w:tc>
           <w:tcPr>
-            <w:tcW w:type="dxa" w:w="4896"/>
-            <w:shd w:val="clear" w:fill="F6F5F9"/>
+            <w:tcW w:type="dxa" w:w="7632"/>
           </w:tcPr>
           <w:p>
-            <w:pPr>
-              <w:spacing w:before="30" w:after="30"/>
-            </w:pPr>
             <w:r/>
             <w:r>
               <w:rPr>
                 <w:sz w:val="17"/>
               </w:rPr>
-              <w:t>Changes the y-axis label and the framing of the argument</w:t>
+              <w:t>forgery, PAYROLL JULY, target both</w:t>
             </w:r>
           </w:p>
         </w:tc>
@@ -6623,35 +4618,29 @@
       <w:tr>
         <w:tc>
           <w:tcPr>
-            <w:tcW w:type="dxa" w:w="4320"/>
+            <w:tcW w:type="dxa" w:w="1584"/>
           </w:tcPr>
           <w:p>
-            <w:pPr>
-              <w:spacing w:before="30" w:after="30"/>
-            </w:pPr>
             <w:r/>
             <w:r>
               <w:rPr>
                 <w:sz w:val="17"/>
               </w:rPr>
-              <w:t>Do you want per-verifier independent key pools, or one pool split N ways?</w:t>
+              <w:t>k9r2xq</w:t>
             </w:r>
           </w:p>
         </w:tc>
         <w:tc>
           <w:tcPr>
-            <w:tcW w:type="dxa" w:w="4896"/>
+            <w:tcW w:type="dxa" w:w="7632"/>
           </w:tcPr>
           <w:p>
-            <w:pPr>
-              <w:spacing w:before="30" w:after="30"/>
-            </w:pPr>
             <w:r/>
             <w:r>
               <w:rPr>
                 <w:sz w:val="17"/>
               </w:rPr>
-              <w:t>Page 1 claims independent copies, and Eve's access panel depends on it</w:t>
+              <w:t>impersonation, GRANT ACCESS</w:t>
             </w:r>
           </w:p>
         </w:tc>
@@ -6659,37 +4648,29 @@
       <w:tr>
         <w:tc>
           <w:tcPr>
-            <w:tcW w:type="dxa" w:w="4320"/>
-            <w:shd w:val="clear" w:fill="F6F5F9"/>
+            <w:tcW w:type="dxa" w:w="1584"/>
           </w:tcPr>
           <w:p>
-            <w:pPr>
-              <w:spacing w:before="30" w:after="30"/>
-            </w:pPr>
             <w:r/>
             <w:r>
               <w:rPr>
                 <w:sz w:val="17"/>
               </w:rPr>
-              <w:t>Is channel tampering detected by the same threshold as forgery?</w:t>
+              <w:t>m4v7p3</w:t>
             </w:r>
           </w:p>
         </w:tc>
         <w:tc>
           <w:tcPr>
-            <w:tcW w:type="dxa" w:w="4896"/>
-            <w:shd w:val="clear" w:fill="F6F5F9"/>
+            <w:tcW w:type="dxa" w:w="7632"/>
           </w:tcPr>
           <w:p>
-            <w:pPr>
-              <w:spacing w:before="30" w:after="30"/>
-            </w:pPr>
             <w:r/>
             <w:r>
               <w:rPr>
                 <w:sz w:val="17"/>
               </w:rPr>
-              <w:t>Changes whether Eve's attack maps to one classification or two</w:t>
+              <w:t>replay / used, OLD PAYMENT</w:t>
             </w:r>
           </w:p>
         </w:tc>
@@ -6697,35 +4678,29 @@
       <w:tr>
         <w:tc>
           <w:tcPr>
-            <w:tcW w:type="dxa" w:w="4320"/>
+            <w:tcW w:type="dxa" w:w="1584"/>
           </w:tcPr>
           <w:p>
-            <w:pPr>
-              <w:spacing w:before="30" w:after="30"/>
-            </w:pPr>
             <w:r/>
             <w:r>
               <w:rPr>
                 <w:sz w:val="17"/>
               </w:rPr>
-              <w:t>Will the verification stream emit a final aggregate event, or only block events?</w:t>
+              <w:t>b7z2c8</w:t>
             </w:r>
           </w:p>
         </w:tc>
         <w:tc>
           <w:tcPr>
-            <w:tcW w:type="dxa" w:w="4896"/>
+            <w:tcW w:type="dxa" w:w="7632"/>
           </w:tcPr>
           <w:p>
-            <w:pPr>
-              <w:spacing w:before="30" w:after="30"/>
-            </w:pPr>
             <w:r/>
             <w:r>
               <w:rPr>
                 <w:sz w:val="17"/>
               </w:rPr>
-              <w:t>Affects whether we compute agreement locally or ask you</w:t>
+              <w:t>replay / unknown, SPOOFED ID</w:t>
             </w:r>
           </w:p>
         </w:tc>
@@ -6733,37 +4708,149 @@
       <w:tr>
         <w:tc>
           <w:tcPr>
-            <w:tcW w:type="dxa" w:w="4320"/>
-            <w:shd w:val="clear" w:fill="F6F5F9"/>
+            <w:tcW w:type="dxa" w:w="1584"/>
           </w:tcPr>
           <w:p>
-            <w:pPr>
-              <w:spacing w:before="30" w:after="30"/>
-            </w:pPr>
             <w:r/>
             <w:r>
               <w:rPr>
                 <w:sz w:val="17"/>
               </w:rPr>
-              <w:t>What is the honest acceptance guarantee you want to claim?</w:t>
+              <w:t>w6n9j1</w:t>
             </w:r>
           </w:p>
         </w:tc>
         <w:tc>
           <w:tcPr>
-            <w:tcW w:type="dxa" w:w="4896"/>
-            <w:shd w:val="clear" w:fill="F6F5F9"/>
+            <w:tcW w:type="dxa" w:w="7632"/>
           </w:tcPr>
           <w:p>
-            <w:pPr>
-              <w:spacing w:before="30" w:after="30"/>
-            </w:pPr>
             <w:r/>
             <w:r>
               <w:rPr>
                 <w:sz w:val="17"/>
               </w:rPr>
-              <w:t>We display it verbatim, so it should be a number you would defend</w:t>
+              <w:t>tampering / fixed-basis Z, both</w:t>
+            </w:r>
+          </w:p>
+        </w:tc>
+      </w:tr>
+      <w:tr>
+        <w:tc>
+          <w:tcPr>
+            <w:tcW w:type="dxa" w:w="1584"/>
+          </w:tcPr>
+          <w:p>
+            <w:r/>
+            <w:r>
+              <w:rPr>
+                <w:sz w:val="17"/>
+              </w:rPr>
+              <w:t>q3h8d5</w:t>
+            </w:r>
+          </w:p>
+        </w:tc>
+        <w:tc>
+          <w:tcPr>
+            <w:tcW w:type="dxa" w:w="7632"/>
+          </w:tcPr>
+          <w:p>
+            <w:r/>
+            <w:r>
+              <w:rPr>
+                <w:sz w:val="17"/>
+              </w:rPr>
+              <w:t>tampering / random-basis, target bob</w:t>
+            </w:r>
+          </w:p>
+        </w:tc>
+      </w:tr>
+      <w:tr>
+        <w:tc>
+          <w:tcPr>
+            <w:tcW w:type="dxa" w:w="1584"/>
+          </w:tcPr>
+          <w:p>
+            <w:r/>
+            <w:r>
+              <w:rPr>
+                <w:sz w:val="17"/>
+              </w:rPr>
+              <w:t>t5c1r7</w:t>
+            </w:r>
+          </w:p>
+        </w:tc>
+        <w:tc>
+          <w:tcPr>
+            <w:tcW w:type="dxa" w:w="7632"/>
+          </w:tcPr>
+          <w:p>
+            <w:r/>
+            <w:r>
+              <w:rPr>
+                <w:sz w:val="17"/>
+              </w:rPr>
+              <w:t>tampering / partial 25%, both</w:t>
+            </w:r>
+          </w:p>
+        </w:tc>
+      </w:tr>
+      <w:tr>
+        <w:tc>
+          <w:tcPr>
+            <w:tcW w:type="dxa" w:w="1584"/>
+          </w:tcPr>
+          <w:p>
+            <w:r/>
+            <w:r>
+              <w:rPr>
+                <w:sz w:val="17"/>
+              </w:rPr>
+              <w:t>n2y6u4</w:t>
+            </w:r>
+          </w:p>
+        </w:tc>
+        <w:tc>
+          <w:tcPr>
+            <w:tcW w:type="dxa" w:w="7632"/>
+          </w:tcPr>
+          <w:p>
+            <w:r/>
+            <w:r>
+              <w:rPr>
+                <w:sz w:val="17"/>
+              </w:rPr>
+              <w:t>tampering / message-substitution, TRANSFER 500 -&gt; 5000</w:t>
+            </w:r>
+          </w:p>
+        </w:tc>
+      </w:tr>
+      <w:tr>
+        <w:tc>
+          <w:tcPr>
+            <w:tcW w:type="dxa" w:w="1584"/>
+          </w:tcPr>
+          <w:p>
+            <w:r/>
+            <w:r>
+              <w:rPr>
+                <w:sz w:val="17"/>
+              </w:rPr>
+              <w:t>j8k3w9</w:t>
+            </w:r>
+          </w:p>
+        </w:tc>
+        <w:tc>
+          <w:tcPr>
+            <w:tcW w:type="dxa" w:w="7632"/>
+          </w:tcPr>
+          <w:p>
+            <w:r/>
+            <w:r>
+              <w:rPr>
+                <w:sz w:val="17"/>
+              </w:rPr>
+              <w:t>tampering / correction-bit, target bob</w:t>
             </w:r>
           </w:p>
         </w:tc>
@@ -6776,25 +4863,978 @@
     </w:p>
     <w:p>
       <w:pPr>
-        <w:spacing w:before="0" w:after="200"/>
+        <w:pStyle w:val="Heading1"/>
+      </w:pPr>
+      <w:r>
+        <w:rPr>
+          <w:color w:val="3E362F"/>
+        </w:rPr>
+        <w:t>9.  Result payload</w:t>
+      </w:r>
+    </w:p>
+    <w:p>
+      <w:pPr>
+        <w:spacing w:after="120"/>
+      </w:pPr>
+      <w:r>
+        <w:rPr>
+          <w:b w:val="0"/>
+          <w:sz w:val="20"/>
+        </w:rPr>
+        <w:t>ResultResponse = sessionId, seed, message, verdict, classification, confidence (0–1), story, stoppedAt / injectedAt (stage ids), attackPath, and verdictBanner (ResultEnvelope):</w:t>
+      </w:r>
+    </w:p>
+    <w:p>
+      <w:pPr>
+        <w:pStyle w:val="ListBullet"/>
+        <w:spacing w:after="60"/>
+      </w:pPr>
+      <w:r>
+        <w:rPr>
+          <w:b/>
+          <w:sz w:val="19"/>
+        </w:rPr>
+        <w:t xml:space="preserve">severity — </w:t>
+      </w:r>
+      <w:r>
+        <w:rPr>
+          <w:sz w:val="19"/>
+        </w:rPr>
+        <w:t>score + confidencePart, deviationPart, categoryPart (7.6).</w:t>
+      </w:r>
+    </w:p>
+    <w:p>
+      <w:pPr>
+        <w:pStyle w:val="ListBullet"/>
+        <w:spacing w:after="60"/>
+      </w:pPr>
+      <w:r>
+        <w:rPr>
+          <w:b/>
+          <w:sz w:val="19"/>
+        </w:rPr>
+        <w:t xml:space="preserve">fidelityTest — </w:t>
+      </w:r>
+      <w:r>
+        <w:rPr>
+          <w:sz w:val="19"/>
+        </w:rPr>
+        <w:t>F, gate, referenceFake, passed, failReason (impersonation only).</w:t>
+      </w:r>
+    </w:p>
+    <w:p>
+      <w:pPr>
+        <w:pStyle w:val="ListBullet"/>
+        <w:spacing w:after="60"/>
+      </w:pPr>
+      <w:r>
+        <w:rPr>
+          <w:b/>
+          <w:sz w:val="19"/>
+        </w:rPr>
+        <w:t xml:space="preserve">ledger — </w:t>
+      </w:r>
+      <w:r>
+        <w:rPr>
+          <w:sz w:val="19"/>
+        </w:rPr>
+        <w:t>replay only: queriedId, found, status, reason.</w:t>
+      </w:r>
+    </w:p>
+    <w:p>
+      <w:pPr>
+        <w:pStyle w:val="ListBullet"/>
+        <w:spacing w:after="60"/>
+      </w:pPr>
+      <w:r>
+        <w:rPr>
+          <w:b/>
+          <w:sz w:val="19"/>
+        </w:rPr>
+        <w:t xml:space="preserve">verifiers — </w:t>
+      </w:r>
+      <w:r>
+        <w:rPr>
+          <w:sz w:val="19"/>
+        </w:rPr>
+        <w:t>per-verifier verdict, bagsWrong[63], rates {Z,X,Y}, passed/failed, worstBag. NOT RUN / null when no measurement.</w:t>
+      </w:r>
+    </w:p>
+    <w:p>
+      <w:pPr>
+        <w:pStyle w:val="ListBullet"/>
+        <w:spacing w:after="60"/>
+      </w:pPr>
+      <w:r>
+        <w:rPr>
+          <w:b/>
+          <w:sz w:val="19"/>
+        </w:rPr>
+        <w:t xml:space="preserve">agreement — </w:t>
+      </w:r>
+      <w:r>
+        <w:rPr>
+          <w:sz w:val="19"/>
+        </w:rPr>
+        <w:t>consistent + reason.</w:t>
+      </w:r>
+    </w:p>
+    <w:p>
+      <w:pPr>
+        <w:pStyle w:val="ListBullet"/>
+        <w:spacing w:after="60"/>
+      </w:pPr>
+      <w:r>
+        <w:rPr>
+          <w:b/>
+          <w:sz w:val="19"/>
+        </w:rPr>
+        <w:t xml:space="preserve">fingerprintMatch — </w:t>
+      </w:r>
+      <w:r>
+        <w:rPr>
+          <w:sz w:val="19"/>
+        </w:rPr>
+        <w:t>best, bestLabel, distance, runnerUp(+Label, +Distance), and the library table of distances.</w:t>
+      </w:r>
+    </w:p>
+    <w:p>
+      <w:pPr>
+        <w:pStyle w:val="ListBullet"/>
+        <w:spacing w:after="60"/>
+      </w:pPr>
+      <w:r>
+        <w:rPr>
+          <w:b/>
+          <w:sz w:val="19"/>
+        </w:rPr>
+        <w:t xml:space="preserve">why — </w:t>
+      </w:r>
+      <w:r>
+        <w:rPr>
+          <w:sz w:val="19"/>
+        </w:rPr>
+        <w:t>the reasoning chain (7.11).</w:t>
+      </w:r>
+    </w:p>
+    <w:p>
+      <w:pPr>
+        <w:pStyle w:val="ListBullet"/>
+        <w:spacing w:after="60"/>
+      </w:pPr>
+      <w:r>
+        <w:rPr>
+          <w:b/>
+          <w:sz w:val="19"/>
+        </w:rPr>
+        <w:t xml:space="preserve">attackConfig — </w:t>
+      </w:r>
+      <w:r>
+        <w:rPr>
+          <w:sz w:val="19"/>
+        </w:rPr>
+        <w:t>full echo incl. injectedBetween and caughtBy.</w:t>
+      </w:r>
+    </w:p>
+    <w:p>
+      <w:pPr>
+        <w:pStyle w:val="ListBullet"/>
+        <w:spacing w:after="60"/>
+      </w:pPr>
+      <w:r>
+        <w:rPr>
+          <w:b/>
+          <w:sz w:val="19"/>
+        </w:rPr>
+        <w:t xml:space="preserve">bchDiff / correctionBits / detectionCurve / bagDistribution — </w:t>
+      </w:r>
+      <w:r>
+        <w:rPr>
+          <w:sz w:val="19"/>
+        </w:rPr>
+        <w:t>message-substitution, correction-bit, partial, and binomial evidence respectively; null when not applicable.</w:t>
+      </w:r>
+    </w:p>
+    <w:p>
+      <w:pPr>
+        <w:spacing w:after="120"/>
+      </w:pPr>
+      <w:r>
+        <w:rPr>
+          <w:b w:val="0"/>
+          <w:sz w:val="20"/>
+        </w:rPr>
+        <w:t>A section whose data source does not apply (e.g. ledger on a non-replay run) must carry null — never 0, never an empty object — so every card can tell “no data” from “failed”. The UI never derives a displayed number; it renders verbatim.</w:t>
+      </w:r>
+    </w:p>
+    <w:p>
+      <w:pPr>
+        <w:pStyle w:val="Heading1"/>
+      </w:pPr>
+      <w:r>
+        <w:rPr>
+          <w:color w:val="3E362F"/>
+        </w:rPr>
+        <w:t>10.  Logs, history</w:t>
+      </w:r>
+    </w:p>
+    <w:p>
+      <w:pPr>
+        <w:spacing w:after="120"/>
+      </w:pPr>
+      <w:r>
+        <w:rPr>
+          <w:b/>
+          <w:color w:val="3E362F"/>
+          <w:sz w:val="20"/>
+        </w:rPr>
+        <w:t xml:space="preserve">Logs: </w:t>
+      </w:r>
+      <w:r>
+        <w:rPr>
+          <w:sz w:val="20"/>
+        </w:rPr>
+        <w:t>GET /api/runs/{id}/logs returns LogRow[] ordered by timeMs; filters stage, actor, level, q are optional and unset filters are simply not applied. Codes are stable slugs (SESSION_CREATED, FIDELITY_TEST_PASSED/FAILED, KEYS_GENERATED, TELEPORT_DONE, ATTACK_INJECTED, SIGNATURE_CREATED, LEDGER_LOOKUP_ACTIVE/USED/NOT_FOUND, *_VERIFY_START/PASSED/FAILED, FINGERPRINT_MATCHED, CLASSIFIED, ROOT_CAUSE_SET, SEVERITY_COMPUTED, KEYS_DESTROYED).</w:t>
+      </w:r>
+    </w:p>
+    <w:p>
+      <w:pPr>
+        <w:spacing w:after="120"/>
+      </w:pPr>
+      <w:r>
+        <w:rPr>
+          <w:b/>
+          <w:color w:val="3E362F"/>
+          <w:sz w:val="20"/>
+        </w:rPr>
+        <w:t xml:space="preserve">History: </w:t>
+      </w:r>
+      <w:r>
+        <w:rPr>
+          <w:sz w:val="20"/>
+        </w:rPr>
+        <w:t>GET /api/history returns runs sorted newest-first plus byAttack aggregates (runs, detected = verdict REJECTED, meanSeverity = sum(runs)/count) grouped by attack label including the tampering sub-type.</w:t>
+      </w:r>
+    </w:p>
+    <w:p>
+      <w:pPr>
+        <w:pStyle w:val="Heading1"/>
+      </w:pPr>
+      <w:r>
+        <w:rPr>
+          <w:color w:val="3E362F"/>
+        </w:rPr>
+        <w:t>11.  Validation</w:t>
+      </w:r>
+    </w:p>
+    <w:p>
+      <w:pPr>
+        <w:spacing w:after="120"/>
+      </w:pPr>
+      <w:r>
+        <w:rPr>
+          <w:b w:val="0"/>
+          <w:sz w:val="20"/>
+        </w:rPr>
+        <w:t>Reject invalid runs up front with INVALID_PARAMS / 400:</w:t>
+      </w:r>
+    </w:p>
+    <w:p>
+      <w:pPr>
+        <w:pStyle w:val="ListBullet"/>
+        <w:spacing w:after="60"/>
+      </w:pPr>
+      <w:r>
+        <w:rPr>
+          <w:b/>
+          <w:sz w:val="19"/>
+        </w:rPr>
+        <w:t>message is required and ≤ 64 characters.</w:t>
+      </w:r>
+      <w:r>
+        <w:rPr>
+          <w:sz w:val="19"/>
+        </w:rPr>
+      </w:r>
+    </w:p>
+    <w:p>
+      <w:pPr>
+        <w:pStyle w:val="ListBullet"/>
+        <w:spacing w:after="60"/>
+      </w:pPr>
+      <w:r>
+        <w:rPr>
+          <w:b/>
+          <w:sz w:val="19"/>
+        </w:rPr>
+        <w:t xml:space="preserve">message-substitution: </w:t>
+      </w:r>
+      <w:r>
+        <w:rPr>
+          <w:sz w:val="19"/>
+        </w:rPr>
+        <w:t>tampered_message required and must differ from message.</w:t>
+      </w:r>
+    </w:p>
+    <w:p>
+      <w:pPr>
+        <w:pStyle w:val="ListBullet"/>
+        <w:spacing w:after="60"/>
+      </w:pPr>
+      <w:r>
+        <w:rPr>
+          <w:b/>
+          <w:sz w:val="19"/>
+        </w:rPr>
+        <w:t xml:space="preserve">intensity_pct </w:t>
+      </w:r>
+      <w:r>
+        <w:rPr>
+          <w:sz w:val="19"/>
+        </w:rPr>
+        <w:t>must be null or within 5–100.</w:t>
+      </w:r>
+    </w:p>
+    <w:p>
+      <w:pPr>
+        <w:pStyle w:val="ListBullet"/>
+        <w:spacing w:after="60"/>
+      </w:pPr>
+      <w:r>
+        <w:rPr>
+          <w:b/>
+          <w:sz w:val="19"/>
+        </w:rPr>
+        <w:t xml:space="preserve">tampering </w:t>
+      </w:r>
+      <w:r>
+        <w:rPr>
+          <w:sz w:val="19"/>
+        </w:rPr>
+        <w:t>requires a sub-type.</w:t>
+      </w:r>
+    </w:p>
+    <w:p>
+      <w:pPr>
+        <w:pStyle w:val="Heading1"/>
+      </w:pPr>
+      <w:r>
+        <w:rPr>
+          <w:color w:val="3E362F"/>
+        </w:rPr>
+        <w:t>12.  Errors</w:t>
+      </w:r>
+    </w:p>
+    <w:p>
+      <w:pPr>
+        <w:spacing w:after="120"/>
+      </w:pPr>
+      <w:r>
+        <w:rPr>
+          <w:b w:val="0"/>
+          <w:sz w:val="20"/>
+        </w:rPr>
+        <w:t>Failures use a small typed set so the UI can say something specific instead of “something went wrong”. client.ts maps status -&gt; code:</w:t>
+      </w:r>
+    </w:p>
+    <w:tbl>
+      <w:tblPr>
+        <w:tblStyle w:val="TableGrid"/>
+        <w:tblW w:type="auto" w:w="0"/>
+        <w:jc w:val="center"/>
+        <w:tblLook w:firstColumn="1" w:firstRow="1" w:lastColumn="0" w:lastRow="0" w:noHBand="0" w:noVBand="1" w:val="04A0"/>
+      </w:tblPr>
+      <w:tblGrid>
+        <w:gridCol w:w="3312"/>
+        <w:gridCol w:w="3312"/>
+        <w:gridCol w:w="3312"/>
+      </w:tblGrid>
+      <w:tr>
+        <w:tc>
+          <w:tcPr>
+            <w:tcW w:type="dxa" w:w="1872"/>
+            <w:shd w:val="clear" w:color="auto" w:fill="EFE7DC"/>
+          </w:tcPr>
+          <w:p>
+            <w:r/>
+            <w:r>
+              <w:rPr>
+                <w:b/>
+                <w:sz w:val="18"/>
+              </w:rPr>
+              <w:t>Code</w:t>
+            </w:r>
+          </w:p>
+        </w:tc>
+        <w:tc>
+          <w:tcPr>
+            <w:tcW w:type="dxa" w:w="1440"/>
+            <w:shd w:val="clear" w:color="auto" w:fill="EFE7DC"/>
+          </w:tcPr>
+          <w:p>
+            <w:r/>
+            <w:r>
+              <w:rPr>
+                <w:b/>
+                <w:sz w:val="18"/>
+              </w:rPr>
+              <w:t>HTTP</w:t>
+            </w:r>
+          </w:p>
+        </w:tc>
+        <w:tc>
+          <w:tcPr>
+            <w:tcW w:type="dxa" w:w="5904"/>
+            <w:shd w:val="clear" w:color="auto" w:fill="EFE7DC"/>
+          </w:tcPr>
+          <w:p>
+            <w:r/>
+            <w:r>
+              <w:rPr>
+                <w:b/>
+                <w:sz w:val="18"/>
+              </w:rPr>
+              <w:t>When</w:t>
+            </w:r>
+          </w:p>
+        </w:tc>
+      </w:tr>
+      <w:tr>
+        <w:tc>
+          <w:tcPr>
+            <w:tcW w:type="dxa" w:w="1872"/>
+          </w:tcPr>
+          <w:p>
+            <w:r/>
+            <w:r>
+              <w:rPr>
+                <w:sz w:val="17"/>
+              </w:rPr>
+              <w:t>NETWORK</w:t>
+            </w:r>
+          </w:p>
+        </w:tc>
+        <w:tc>
+          <w:tcPr>
+            <w:tcW w:type="dxa" w:w="1440"/>
+          </w:tcPr>
+          <w:p>
+            <w:r/>
+            <w:r>
+              <w:rPr>
+                <w:sz w:val="17"/>
+              </w:rPr>
+              <w:t>—</w:t>
+            </w:r>
+          </w:p>
+        </w:tc>
+        <w:tc>
+          <w:tcPr>
+            <w:tcW w:type="dxa" w:w="5904"/>
+          </w:tcPr>
+          <w:p>
+            <w:r/>
+            <w:r>
+              <w:rPr>
+                <w:sz w:val="17"/>
+              </w:rPr>
+              <w:t>connection failed; client shows a retry panel</w:t>
+            </w:r>
+          </w:p>
+        </w:tc>
+      </w:tr>
+      <w:tr>
+        <w:tc>
+          <w:tcPr>
+            <w:tcW w:type="dxa" w:w="1872"/>
+          </w:tcPr>
+          <w:p>
+            <w:r/>
+            <w:r>
+              <w:rPr>
+                <w:sz w:val="17"/>
+              </w:rPr>
+              <w:t>TIMEOUT</w:t>
+            </w:r>
+          </w:p>
+        </w:tc>
+        <w:tc>
+          <w:tcPr>
+            <w:tcW w:type="dxa" w:w="1440"/>
+          </w:tcPr>
+          <w:p>
+            <w:r/>
+            <w:r>
+              <w:rPr>
+                <w:sz w:val="17"/>
+              </w:rPr>
+              <w:t>—</w:t>
+            </w:r>
+          </w:p>
+        </w:tc>
+        <w:tc>
+          <w:tcPr>
+            <w:tcW w:type="dxa" w:w="5904"/>
+          </w:tcPr>
+          <w:p>
+            <w:r/>
+            <w:r>
+              <w:rPr>
+                <w:sz w:val="17"/>
+              </w:rPr>
+              <w:t>request/stream exceeded VITE_API_TIMEOUT (default 15 s)</w:t>
+            </w:r>
+          </w:p>
+        </w:tc>
+      </w:tr>
+      <w:tr>
+        <w:tc>
+          <w:tcPr>
+            <w:tcW w:type="dxa" w:w="1872"/>
+          </w:tcPr>
+          <w:p>
+            <w:r/>
+            <w:r>
+              <w:rPr>
+                <w:sz w:val="17"/>
+              </w:rPr>
+              <w:t>ABORTED</w:t>
+            </w:r>
+          </w:p>
+        </w:tc>
+        <w:tc>
+          <w:tcPr>
+            <w:tcW w:type="dxa" w:w="1440"/>
+          </w:tcPr>
+          <w:p>
+            <w:r/>
+            <w:r>
+              <w:rPr>
+                <w:sz w:val="17"/>
+              </w:rPr>
+              <w:t>—</w:t>
+            </w:r>
+          </w:p>
+        </w:tc>
+        <w:tc>
+          <w:tcPr>
+            <w:tcW w:type="dxa" w:w="5904"/>
+          </w:tcPr>
+          <w:p>
+            <w:r/>
+            <w:r>
+              <w:rPr>
+                <w:sz w:val="17"/>
+              </w:rPr>
+              <w:t>user hit Skip or Restart; expected, not an error</w:t>
+            </w:r>
+          </w:p>
+        </w:tc>
+      </w:tr>
+      <w:tr>
+        <w:tc>
+          <w:tcPr>
+            <w:tcW w:type="dxa" w:w="1872"/>
+          </w:tcPr>
+          <w:p>
+            <w:r/>
+            <w:r>
+              <w:rPr>
+                <w:sz w:val="17"/>
+              </w:rPr>
+              <w:t>RUN_NOT_FOUND</w:t>
+            </w:r>
+          </w:p>
+        </w:tc>
+        <w:tc>
+          <w:tcPr>
+            <w:tcW w:type="dxa" w:w="1440"/>
+          </w:tcPr>
+          <w:p>
+            <w:r/>
+            <w:r>
+              <w:rPr>
+                <w:sz w:val="17"/>
+              </w:rPr>
+              <w:t>404</w:t>
+            </w:r>
+          </w:p>
+        </w:tc>
+        <w:tc>
+          <w:tcPr>
+            <w:tcW w:type="dxa" w:w="5904"/>
+          </w:tcPr>
+          <w:p>
+            <w:r/>
+            <w:r>
+              <w:rPr>
+                <w:sz w:val="17"/>
+              </w:rPr>
+              <w:t>unknown or expired runId; renders the “Session not found” card</w:t>
+            </w:r>
+          </w:p>
+        </w:tc>
+      </w:tr>
+      <w:tr>
+        <w:tc>
+          <w:tcPr>
+            <w:tcW w:type="dxa" w:w="1872"/>
+          </w:tcPr>
+          <w:p>
+            <w:r/>
+            <w:r>
+              <w:rPr>
+                <w:sz w:val="17"/>
+              </w:rPr>
+              <w:t>INVALID_PARAMS</w:t>
+            </w:r>
+          </w:p>
+        </w:tc>
+        <w:tc>
+          <w:tcPr>
+            <w:tcW w:type="dxa" w:w="1440"/>
+          </w:tcPr>
+          <w:p>
+            <w:r/>
+            <w:r>
+              <w:rPr>
+                <w:sz w:val="17"/>
+              </w:rPr>
+              <w:t>400 / 422</w:t>
+            </w:r>
+          </w:p>
+        </w:tc>
+        <w:tc>
+          <w:tcPr>
+            <w:tcW w:type="dxa" w:w="5904"/>
+          </w:tcPr>
+          <w:p>
+            <w:r/>
+            <w:r>
+              <w:rPr>
+                <w:sz w:val="17"/>
+              </w:rPr>
+              <w:t>config rejected (section 11)</w:t>
+            </w:r>
+          </w:p>
+        </w:tc>
+      </w:tr>
+      <w:tr>
+        <w:tc>
+          <w:tcPr>
+            <w:tcW w:type="dxa" w:w="1872"/>
+          </w:tcPr>
+          <w:p>
+            <w:r/>
+            <w:r>
+              <w:rPr>
+                <w:sz w:val="17"/>
+              </w:rPr>
+              <w:t>INVALID_STATE</w:t>
+            </w:r>
+          </w:p>
+        </w:tc>
+        <w:tc>
+          <w:tcPr>
+            <w:tcW w:type="dxa" w:w="1440"/>
+          </w:tcPr>
+          <w:p>
+            <w:r/>
+            <w:r>
+              <w:rPr>
+                <w:sz w:val="17"/>
+              </w:rPr>
+              <w:t>412</w:t>
+            </w:r>
+          </w:p>
+        </w:tc>
+        <w:tc>
+          <w:tcPr>
+            <w:tcW w:type="dxa" w:w="5904"/>
+          </w:tcPr>
+          <w:p>
+            <w:r/>
+            <w:r>
+              <w:rPr>
+                <w:sz w:val="17"/>
+              </w:rPr>
+              <w:t>the run is not in a state that allows this call</w:t>
+            </w:r>
+          </w:p>
+        </w:tc>
+      </w:tr>
+      <w:tr>
+        <w:tc>
+          <w:tcPr>
+            <w:tcW w:type="dxa" w:w="1872"/>
+          </w:tcPr>
+          <w:p>
+            <w:r/>
+            <w:r>
+              <w:rPr>
+                <w:sz w:val="17"/>
+              </w:rPr>
+              <w:t>BACKEND_ERROR</w:t>
+            </w:r>
+          </w:p>
+        </w:tc>
+        <w:tc>
+          <w:tcPr>
+            <w:tcW w:type="dxa" w:w="1440"/>
+          </w:tcPr>
+          <w:p>
+            <w:r/>
+            <w:r>
+              <w:rPr>
+                <w:sz w:val="17"/>
+              </w:rPr>
+              <w:t>other</w:t>
+            </w:r>
+          </w:p>
+        </w:tc>
+        <w:tc>
+          <w:tcPr>
+            <w:tcW w:type="dxa" w:w="5904"/>
+          </w:tcPr>
+          <w:p>
+            <w:r/>
+            <w:r>
+              <w:rPr>
+                <w:sz w:val="17"/>
+              </w:rPr>
+              <w:t>anything else — include detail text</w:t>
+            </w:r>
+          </w:p>
+        </w:tc>
+      </w:tr>
+    </w:tbl>
+    <w:p>
+      <w:pPr>
+        <w:spacing w:after="40"/>
       </w:pPr>
     </w:p>
     <w:p>
       <w:pPr>
-        <w:jc w:val="center"/>
+        <w:spacing w:after="120"/>
       </w:pPr>
       <w:r>
         <w:rPr>
-          <w:rFonts w:ascii="Consolas" w:hAnsi="Consolas"/>
-          <w:color w:val="5A5A5A"/>
+          <w:b w:val="0"/>
+          <w:sz w:val="20"/>
+        </w:rPr>
+        <w:t>Do not swallow exceptions. If the quantum engine throws, we would rather see a stack trace during development than a silently wrong number during judging. Respond with a JSON error body {code, message, detail?}; the client surfaces the code and message you send.</w:t>
+      </w:r>
+    </w:p>
+    <w:p>
+      <w:pPr>
+        <w:pStyle w:val="Heading1"/>
+      </w:pPr>
+      <w:r>
+        <w:rPr>
+          <w:color w:val="3E362F"/>
+        </w:rPr>
+        <w:t>13.  Terminology is part of the contract</w:t>
+      </w:r>
+    </w:p>
+    <w:p>
+      <w:pPr>
+        <w:spacing w:after="120"/>
+      </w:pPr>
+      <w:r>
+        <w:rPr>
+          <w:b w:val="0"/>
+          <w:sz w:val="20"/>
+        </w:rPr>
+        <w:t>The report reserves specific wording and the UI renders it: “bags”, “slots”, “pass line”, “fidelity test”, “session ledger”, “correction bits”, “fingerprint”, “Bob”/“Charlie”/“Eve”. The words from the earlier concept — “block”, “collusion”, “arbitration”, “verifier-cross-check”, “classical-mac”, “malicious”, “compromised” — must not appear anywhere in api payloads, codes, log messages or stories. Across thresholds, caughtBy names the mechanism, never the attack type alone.</w:t>
+      </w:r>
+    </w:p>
+    <w:p>
+      <w:pPr>
+        <w:pStyle w:val="Heading1"/>
+      </w:pPr>
+      <w:r>
+        <w:rPr>
+          <w:color w:val="3E362F"/>
+        </w:rPr>
+        <w:t>14.  No AI / ML</w:t>
+      </w:r>
+    </w:p>
+    <w:p>
+      <w:pPr>
+        <w:spacing w:after="120"/>
+      </w:pPr>
+      <w:r>
+        <w:rPr>
+          <w:b w:val="0"/>
+          <w:sz w:val="20"/>
+        </w:rPr>
+        <w:t>The problem statement forbids it, twice. Detection is statistical: measure, compare the observed distribution against the expected one, apply a threshold, decide. The fingerprint library is a fixed list of five patterns, not a learned model. Nothing is trained, nothing infers.</w:t>
+      </w:r>
+    </w:p>
+    <w:p>
+      <w:pPr>
+        <w:pStyle w:val="Heading1"/>
+      </w:pPr>
+      <w:r>
+        <w:rPr>
+          <w:color w:val="3E362F"/>
+        </w:rPr>
+        <w:t>15.  Testing your backend</w:t>
+      </w:r>
+    </w:p>
+    <w:p>
+      <w:pPr>
+        <w:spacing w:after="120"/>
+      </w:pPr>
+      <w:r>
+        <w:rPr>
+          <w:b w:val="0"/>
+          <w:sz w:val="20"/>
+        </w:rPr>
+        <w:t>Smoke-test the surface directly before wiring the frontend. The repo runs these against mock mode; the same audit works against your server with VITE_API_MODE=http:</w:t>
+      </w:r>
+    </w:p>
+    <w:p>
+      <w:pPr>
+        <w:shd w:val="clear" w:color="auto" w:fill="F6EFE7"/>
+        <w:spacing w:before="80" w:after="160"/>
+      </w:pPr>
+      <w:r>
+        <w:rPr>
+          <w:rFonts w:ascii="Menlo" w:hAnsi="Menlo"/>
+          <w:sz w:val="16"/>
+        </w:rPr>
+        <w:t>npm run smoke       # asserts all seven routes + every event kind + all nine attack options</w:t>
+        <w:br/>
+        <w:t>npm run smoke:fail  # asserts the NETWORK/TIMEOUT error surface</w:t>
+        <w:br/>
+        <w:t>npm run audit       # headless Chrome: six routes, light+dark, WCAG AA, overflow, min type size</w:t>
+      </w:r>
+    </w:p>
+    <w:p>
+      <w:pPr>
+        <w:pStyle w:val="ListBullet"/>
+        <w:spacing w:after="60"/>
+      </w:pPr>
+      <w:r>
+        <w:rPr>
+          <w:b/>
+          <w:sz w:val="19"/>
+        </w:rPr>
+        <w:t>Every response validates against src/api/types.ts (field names, nulls, units).</w:t>
+      </w:r>
+      <w:r>
+        <w:rPr>
+          <w:sz w:val="19"/>
+        </w:rPr>
+      </w:r>
+    </w:p>
+    <w:p>
+      <w:pPr>
+        <w:pStyle w:val="ListBullet"/>
+        <w:spacing w:after="60"/>
+      </w:pPr>
+      <w:r>
+        <w:rPr>
+          <w:b/>
+          <w:sz w:val="19"/>
+        </w:rPr>
+        <w:t>Fidelity fails and stops the run for impersonation; ledger stop fires for both replay types.</w:t>
+      </w:r>
+      <w:r>
+        <w:rPr>
+          <w:sz w:val="19"/>
+        </w:rPr>
+      </w:r>
+    </w:p>
+    <w:p>
+      <w:pPr>
+        <w:pStyle w:val="ListBullet"/>
+        <w:spacing w:after="60"/>
+      </w:pPr>
+      <w:r>
+        <w:rPr>
+          <w:b/>
+          <w:sz w:val="19"/>
+        </w:rPr>
+        <w:t>The two SSE flows (run events; none other) terminate, emit their final frame, and abort within ~1s on disconnect.</w:t>
+      </w:r>
+      <w:r>
+        <w:rPr>
+          <w:sz w:val="19"/>
+        </w:rPr>
+      </w:r>
+    </w:p>
+    <w:p>
+      <w:pPr>
+        <w:pStyle w:val="ListBullet"/>
+        <w:spacing w:after="60"/>
+      </w:pPr>
+      <w:r>
+        <w:rPr>
+          <w:b/>
+          <w:sz w:val="19"/>
+        </w:rPr>
+        <w:t>Two runs with the same seed produce identical reports; a run with a different seed differs.</w:t>
+      </w:r>
+      <w:r>
+        <w:rPr>
+          <w:sz w:val="19"/>
+        </w:rPr>
+      </w:r>
+    </w:p>
+    <w:p>
+      <w:pPr>
+        <w:pStyle w:val="ListBullet"/>
+        <w:spacing w:after="60"/>
+      </w:pPr>
+      <w:r>
+        <w:rPr>
+          <w:b/>
+          <w:sz w:val="19"/>
+        </w:rPr>
+        <w:t>Partial under the pass line yields REJECTED-by-config with a correct-not-false-negative framing.</w:t>
+      </w:r>
+      <w:r>
+        <w:rPr>
+          <w:sz w:val="19"/>
+        </w:rPr>
+      </w:r>
+    </w:p>
+    <w:p>
+      <w:pPr>
+        <w:pStyle w:val="ListBullet"/>
+        <w:spacing w:after="60"/>
+      </w:pPr>
+      <w:r>
+        <w:rPr>
+          <w:b/>
+          <w:sz w:val="19"/>
+        </w:rPr>
+        <w:t>No banned terminology in any payload string, log code, or label.</w:t>
+      </w:r>
+      <w:r>
+        <w:rPr>
+          <w:sz w:val="19"/>
+        </w:rPr>
+      </w:r>
+    </w:p>
+    <w:p>
+      <w:pPr>
+        <w:spacing w:after="120"/>
+      </w:pPr>
+      <w:r>
+        <w:rPr>
+          <w:b w:val="0"/>
+          <w:color w:val="3E362F"/>
           <w:sz w:val="17"/>
         </w:rPr>
-        <w:t>Contract: src/api/contract.ts   ·   Types: src/api/types.ts   ·   Client: src/api/client.ts</w:t>
+        <w:t>Contract: src/api/contract.ts · Types: src/api/types.ts · Reference engine: src/api/mockApi.ts · Short note: src/api/HANDOFF.md</w:t>
       </w:r>
     </w:p>
     <w:sectPr>
       <w:pgSz w:w="12240" w:h="15840"/>
-      <w:pgMar w:top="1440" w:right="1800" w:bottom="1440" w:left="1800" w:header="720" w:footer="720" w:gutter="0"/>
+      <w:pgMar w:top="1008" w:right="1152" w:bottom="1008" w:left="1152" w:header="720" w:footer="720" w:gutter="0"/>
       <w:cols w:space="720"/>
       <w:docGrid w:linePitch="360"/>
     </w:sectPr>
@@ -7165,13 +6205,9 @@
     <w:name w:val="Normal"/>
     <w:qFormat/>
     <w:rsid w:val="00FC693F"/>
-    <w:pPr>
-      <w:spacing w:after="140" w:line="269" w:lineRule="auto"/>
-    </w:pPr>
     <w:rPr>
-      <w:rFonts w:ascii="Calibri" w:hAnsi="Calibri"/>
-      <w:color w:val="1A1A1A"/>
-      <w:sz w:val="21"/>
+      <w:rFonts w:ascii="Georgia" w:hAnsi="Georgia"/>
+      <w:sz w:val="20"/>
     </w:rPr>
   </w:style>
   <w:style w:type="paragraph" w:styleId="Header">
@@ -7229,15 +6265,15 @@
     <w:pPr>
       <w:keepNext/>
       <w:keepLines/>
-      <w:spacing w:before="320" w:after="100"/>
+      <w:spacing w:before="480" w:after="0"/>
       <w:outlineLvl w:val="0"/>
     </w:pPr>
     <w:rPr>
-      <w:rFonts w:asciiTheme="majorHAnsi" w:eastAsiaTheme="majorEastAsia" w:hAnsiTheme="majorHAnsi" w:cstheme="majorBidi" w:ascii="Calibri" w:hAnsi="Calibri"/>
+      <w:rFonts w:asciiTheme="majorHAnsi" w:eastAsiaTheme="majorEastAsia" w:hAnsiTheme="majorHAnsi" w:cstheme="majorBidi"/>
       <w:b/>
       <w:bCs/>
-      <w:color w:val="1A1A1A"/>
-      <w:sz w:val="34"/>
+      <w:color w:val="365F91" w:themeColor="accent1" w:themeShade="BF"/>
+      <w:sz w:val="28"/>
       <w:szCs w:val="28"/>
     </w:rPr>
   </w:style>
@@ -7253,15 +6289,15 @@
     <w:pPr>
       <w:keepNext/>
       <w:keepLines/>
-      <w:spacing w:before="240" w:after="100"/>
+      <w:spacing w:before="200" w:after="0"/>
       <w:outlineLvl w:val="1"/>
     </w:pPr>
     <w:rPr>
-      <w:rFonts w:asciiTheme="majorHAnsi" w:eastAsiaTheme="majorEastAsia" w:hAnsiTheme="majorHAnsi" w:cstheme="majorBidi" w:ascii="Calibri" w:hAnsi="Calibri"/>
+      <w:rFonts w:asciiTheme="majorHAnsi" w:eastAsiaTheme="majorEastAsia" w:hAnsiTheme="majorHAnsi" w:cstheme="majorBidi"/>
       <w:b/>
       <w:bCs/>
-      <w:color w:val="1A1A1A"/>
-      <w:sz w:val="27"/>
+      <w:color w:val="4F81BD" w:themeColor="accent1"/>
+      <w:sz w:val="26"/>
       <w:szCs w:val="26"/>
     </w:rPr>
   </w:style>
@@ -7277,15 +6313,14 @@
     <w:pPr>
       <w:keepNext/>
       <w:keepLines/>
-      <w:spacing w:before="240" w:after="100"/>
+      <w:spacing w:before="200" w:after="0"/>
       <w:outlineLvl w:val="2"/>
     </w:pPr>
     <w:rPr>
-      <w:rFonts w:asciiTheme="majorHAnsi" w:eastAsiaTheme="majorEastAsia" w:hAnsiTheme="majorHAnsi" w:cstheme="majorBidi" w:ascii="Calibri" w:hAnsi="Calibri"/>
+      <w:rFonts w:asciiTheme="majorHAnsi" w:eastAsiaTheme="majorEastAsia" w:hAnsiTheme="majorHAnsi" w:cstheme="majorBidi"/>
       <w:b/>
       <w:bCs/>
-      <w:color w:val="6200EE"/>
-      <w:sz w:val="23"/>
+      <w:color w:val="4F81BD" w:themeColor="accent1"/>
     </w:rPr>
   </w:style>
   <w:style w:type="paragraph" w:styleId="Heading4">
